--- a/Normalization Proofs-N24DCCN101.docx
+++ b/Normalization Proofs-N24DCCN101.docx
@@ -5,53 +5,82 @@
     <w:p>
       <w:pPr>
         <w:rPr>
-          <w:rFonts w:hint="default"/>
-          <w:b/>
-          <w:bCs/>
-        </w:rPr>
-      </w:pPr>
-      <w:r>
-        <w:rPr>
-          <w:rFonts w:hint="default"/>
-          <w:b/>
-          <w:bCs/>
-        </w:rPr>
-        <w:t>Normalization Verification (Formal Proofs for 1NF → 3NF/BCNF)</w:t>
-      </w:r>
-    </w:p>
-    <w:p>
-      <w:pPr>
-        <w:rPr>
-          <w:rFonts w:hint="default"/>
-          <w:b/>
-          <w:bCs/>
-        </w:rPr>
-      </w:pPr>
-      <w:r>
-        <w:rPr>
-          <w:rFonts w:hint="default"/>
-          <w:b/>
-          <w:bCs/>
-        </w:rPr>
-        <w:t>2.1. Mục tiêu chuẩn hóa</w:t>
-      </w:r>
-    </w:p>
-    <w:p>
-      <w:pPr>
-        <w:rPr>
-          <w:rFonts w:hint="default"/>
-        </w:rPr>
-      </w:pPr>
-    </w:p>
-    <w:p>
-      <w:pPr>
-        <w:rPr>
-          <w:rFonts w:hint="default"/>
-        </w:rPr>
-      </w:pPr>
-      <w:r>
-        <w:rPr>
-          <w:rFonts w:hint="default"/>
+          <w:rFonts w:hint="default" w:ascii="Times New Roman" w:hAnsi="Times New Roman" w:cs="Times New Roman"/>
+          <w:b/>
+          <w:bCs/>
+          <w:lang w:val="en-US"/>
+        </w:rPr>
+      </w:pPr>
+      <w:r>
+        <w:rPr>
+          <w:rFonts w:hint="default" w:ascii="Times New Roman" w:hAnsi="Times New Roman" w:cs="Times New Roman"/>
+          <w:b/>
+          <w:bCs/>
+          <w:lang w:val="en-US"/>
+        </w:rPr>
+        <w:t>2.3 Chuẩn hóa</w:t>
+      </w:r>
+    </w:p>
+    <w:p>
+      <w:pPr>
+        <w:rPr>
+          <w:rFonts w:hint="default" w:ascii="Times New Roman" w:hAnsi="Times New Roman" w:cs="Times New Roman"/>
+          <w:b/>
+          <w:bCs/>
+          <w:lang w:val="en-US"/>
+        </w:rPr>
+      </w:pPr>
+    </w:p>
+    <w:p>
+      <w:pPr>
+        <w:rPr>
+          <w:rFonts w:hint="default" w:ascii="Times New Roman" w:hAnsi="Times New Roman" w:cs="Times New Roman"/>
+          <w:b/>
+          <w:bCs/>
+        </w:rPr>
+      </w:pPr>
+      <w:r>
+        <w:rPr>
+          <w:rFonts w:hint="default" w:ascii="Times New Roman" w:hAnsi="Times New Roman" w:cs="Times New Roman"/>
+          <w:b/>
+          <w:bCs/>
+        </w:rPr>
+        <w:t>2.</w:t>
+      </w:r>
+      <w:r>
+        <w:rPr>
+          <w:rFonts w:hint="default" w:ascii="Times New Roman" w:hAnsi="Times New Roman" w:cs="Times New Roman"/>
+          <w:b/>
+          <w:bCs/>
+          <w:lang w:val="en-US"/>
+        </w:rPr>
+        <w:t>3.</w:t>
+      </w:r>
+      <w:r>
+        <w:rPr>
+          <w:rFonts w:hint="default" w:ascii="Times New Roman" w:hAnsi="Times New Roman" w:cs="Times New Roman"/>
+          <w:b/>
+          <w:bCs/>
+        </w:rPr>
+        <w:t>1. Mục tiêu chuẩn hóa</w:t>
+      </w:r>
+    </w:p>
+    <w:p>
+      <w:pPr>
+        <w:rPr>
+          <w:rFonts w:hint="default" w:ascii="Times New Roman" w:hAnsi="Times New Roman" w:cs="Times New Roman"/>
+        </w:rPr>
+      </w:pPr>
+    </w:p>
+    <w:p>
+      <w:pPr>
+        <w:rPr>
+          <w:rFonts w:hint="default" w:ascii="Times New Roman" w:hAnsi="Times New Roman" w:cs="Times New Roman"/>
+        </w:rPr>
+      </w:pPr>
+      <w:r>
+        <w:rPr>
+          <w:rFonts w:hint="default" w:ascii="Times New Roman" w:hAnsi="Times New Roman" w:cs="Times New Roman"/>
         </w:rPr>
         <w:t>Cơ sở dữ liệu Hệ thống thư viện số và cơ sở quản lý dạng mở được thiết kế theo mô hình quan hệ và được kiểm tra chuẩn hóa nhằm:</w:t>
       </w:r>
@@ -59,91 +88,8063 @@
     <w:p>
       <w:pPr>
         <w:rPr>
-          <w:rFonts w:hint="default"/>
-        </w:rPr>
-      </w:pPr>
-    </w:p>
-    <w:p>
-      <w:pPr>
-        <w:rPr>
-          <w:rFonts w:hint="default"/>
-        </w:rPr>
-      </w:pPr>
-      <w:r>
-        <w:rPr>
-          <w:rFonts w:hint="default"/>
+          <w:rFonts w:hint="default" w:ascii="Times New Roman" w:hAnsi="Times New Roman" w:cs="Times New Roman"/>
+        </w:rPr>
+      </w:pPr>
+    </w:p>
+    <w:p>
+      <w:pPr>
+        <w:numPr>
+          <w:ilvl w:val="0"/>
+          <w:numId w:val="1"/>
+        </w:numPr>
+        <w:ind w:left="840" w:leftChars="0" w:hanging="420" w:firstLineChars="0"/>
+        <w:rPr>
+          <w:rFonts w:hint="default" w:ascii="Times New Roman" w:hAnsi="Times New Roman" w:cs="Times New Roman"/>
+        </w:rPr>
+      </w:pPr>
+      <w:r>
+        <w:rPr>
+          <w:rFonts w:hint="default" w:ascii="Times New Roman" w:hAnsi="Times New Roman" w:cs="Times New Roman"/>
         </w:rPr>
         <w:t>Loại bỏ dữ liệu lặp và dữ liệu dư thừa.</w:t>
       </w:r>
     </w:p>
     <w:p>
       <w:pPr>
-        <w:rPr>
-          <w:rFonts w:hint="default"/>
-        </w:rPr>
-      </w:pPr>
-      <w:r>
-        <w:rPr>
-          <w:rFonts w:hint="default"/>
+        <w:numPr>
+          <w:ilvl w:val="0"/>
+          <w:numId w:val="1"/>
+        </w:numPr>
+        <w:ind w:left="840" w:leftChars="0" w:hanging="420" w:firstLineChars="0"/>
+        <w:rPr>
+          <w:rFonts w:hint="default" w:ascii="Times New Roman" w:hAnsi="Times New Roman" w:cs="Times New Roman"/>
+        </w:rPr>
+      </w:pPr>
+      <w:r>
+        <w:rPr>
+          <w:rFonts w:hint="default" w:ascii="Times New Roman" w:hAnsi="Times New Roman" w:cs="Times New Roman"/>
         </w:rPr>
         <w:t>Hạn chế các bất thường khi thêm, sửa và xóa dữ liệu.</w:t>
       </w:r>
     </w:p>
     <w:p>
       <w:pPr>
-        <w:rPr>
-          <w:rFonts w:hint="default"/>
-        </w:rPr>
-      </w:pPr>
-      <w:r>
-        <w:rPr>
-          <w:rFonts w:hint="default"/>
+        <w:numPr>
+          <w:ilvl w:val="0"/>
+          <w:numId w:val="1"/>
+        </w:numPr>
+        <w:ind w:left="840" w:leftChars="0" w:hanging="420" w:firstLineChars="0"/>
+        <w:rPr>
+          <w:rFonts w:hint="default" w:ascii="Times New Roman" w:hAnsi="Times New Roman" w:cs="Times New Roman"/>
+        </w:rPr>
+      </w:pPr>
+      <w:r>
+        <w:rPr>
+          <w:rFonts w:hint="default" w:ascii="Times New Roman" w:hAnsi="Times New Roman" w:cs="Times New Roman"/>
         </w:rPr>
         <w:t>Đảm bảo tính toàn vẹn và nhất quán của dữ liệu.</w:t>
       </w:r>
     </w:p>
     <w:p>
       <w:pPr>
-        <w:rPr>
-          <w:rFonts w:hint="default"/>
-        </w:rPr>
-      </w:pPr>
-      <w:r>
-        <w:rPr>
-          <w:rFonts w:hint="default"/>
-        </w:rPr>
-        <w:t>Đảm bảo các quan hệ đạt tối thiểu Third Normal Form (3NF) và hướng tới Boyce-Codd Normal Form (BCNF).</w:t>
-      </w:r>
-    </w:p>
-    <w:p>
-      <w:pPr>
-        <w:rPr>
-          <w:rFonts w:hint="default"/>
-        </w:rPr>
-      </w:pPr>
-      <w:r>
-        <w:rPr>
-          <w:rFonts w:hint="default"/>
-        </w:rPr>
-        <w:t>Các quan hệ sau khi ánh xạ từ mô hình ER/EER được kiểm tra dựa trên Functional Dependency (FD – phụ thuộc hàm), khóa chính và khóa ứng viên.</w:t>
-      </w:r>
-    </w:p>
-    <w:p>
-      <w:pPr>
-        <w:rPr>
-          <w:rFonts w:hint="default"/>
-        </w:rPr>
-      </w:pPr>
-    </w:p>
-    <w:p>
-      <w:pPr>
-        <w:ind w:left="0" w:leftChars="0" w:firstLine="400" w:firstLineChars="200"/>
-        <w:rPr>
-          <w:rFonts w:hint="default"/>
-        </w:rPr>
-      </w:pPr>
+        <w:numPr>
+          <w:ilvl w:val="0"/>
+          <w:numId w:val="1"/>
+        </w:numPr>
+        <w:ind w:left="840" w:leftChars="0" w:hanging="420" w:firstLineChars="0"/>
+        <w:rPr>
+          <w:rFonts w:hint="default" w:ascii="Times New Roman" w:hAnsi="Times New Roman" w:cs="Times New Roman"/>
+          <w:lang w:val="en-US"/>
+        </w:rPr>
+      </w:pPr>
+      <w:r>
+        <w:rPr>
+          <w:rFonts w:hint="default" w:ascii="Times New Roman" w:hAnsi="Times New Roman" w:cs="Times New Roman"/>
+        </w:rPr>
+        <w:t xml:space="preserve">Đảm bảo các quan hệ đạt tối thiểu </w:t>
+      </w:r>
+      <w:r>
+        <w:rPr>
+          <w:rFonts w:hint="default" w:ascii="Times New Roman" w:hAnsi="Times New Roman" w:cs="Times New Roman"/>
+          <w:lang w:val="en-US"/>
+        </w:rPr>
+        <w:t>chuẩn hóa bậc 3 (</w:t>
+      </w:r>
+      <w:r>
+        <w:rPr>
+          <w:rFonts w:hint="default" w:ascii="Times New Roman" w:hAnsi="Times New Roman" w:cs="Times New Roman"/>
+        </w:rPr>
+        <w:t xml:space="preserve">Third Normal Form </w:t>
+      </w:r>
+      <w:r>
+        <w:rPr>
+          <w:rFonts w:hint="default" w:ascii="Times New Roman" w:hAnsi="Times New Roman" w:cs="Times New Roman"/>
+          <w:lang w:val="en-US"/>
+        </w:rPr>
+        <w:t xml:space="preserve">- </w:t>
+      </w:r>
+      <w:r>
+        <w:rPr>
+          <w:rFonts w:hint="default" w:ascii="Times New Roman" w:hAnsi="Times New Roman" w:cs="Times New Roman"/>
+        </w:rPr>
+        <w:t>3NF</w:t>
+      </w:r>
+      <w:r>
+        <w:rPr>
+          <w:rFonts w:hint="default" w:ascii="Times New Roman" w:hAnsi="Times New Roman" w:cs="Times New Roman"/>
+          <w:lang w:val="en-US"/>
+        </w:rPr>
+        <w:t>)</w:t>
+      </w:r>
+      <w:r>
+        <w:rPr>
+          <w:rFonts w:hint="default" w:ascii="Times New Roman" w:hAnsi="Times New Roman" w:cs="Times New Roman"/>
+        </w:rPr>
+        <w:t xml:space="preserve"> và hướng tới </w:t>
+      </w:r>
+      <w:r>
+        <w:rPr>
+          <w:rFonts w:hint="default" w:ascii="Times New Roman" w:hAnsi="Times New Roman" w:cs="Times New Roman"/>
+          <w:lang w:val="en-US"/>
+        </w:rPr>
+        <w:t xml:space="preserve">dạng chuẩn </w:t>
+      </w:r>
+      <w:r>
+        <w:rPr>
+          <w:rFonts w:hint="default" w:ascii="Times New Roman" w:hAnsi="Times New Roman" w:cs="Times New Roman"/>
+        </w:rPr>
+        <w:t>Boyce-Codd</w:t>
+      </w:r>
+      <w:r>
+        <w:rPr>
+          <w:rFonts w:hint="default" w:ascii="Times New Roman" w:hAnsi="Times New Roman" w:cs="Times New Roman"/>
+          <w:lang w:val="en-US"/>
+        </w:rPr>
+        <w:t xml:space="preserve"> (Boyce-Codd </w:t>
+      </w:r>
+      <w:r>
+        <w:rPr>
+          <w:rFonts w:hint="default" w:ascii="Times New Roman" w:hAnsi="Times New Roman" w:cs="Times New Roman"/>
+        </w:rPr>
+        <w:t xml:space="preserve">Normal Form </w:t>
+      </w:r>
+      <w:r>
+        <w:rPr>
+          <w:rFonts w:hint="default" w:ascii="Times New Roman" w:hAnsi="Times New Roman" w:cs="Times New Roman"/>
+          <w:lang w:val="en-US"/>
+        </w:rPr>
+        <w:t>- BCNF).</w:t>
+      </w:r>
+    </w:p>
+    <w:p>
+      <w:pPr>
+        <w:numPr>
+          <w:ilvl w:val="0"/>
+          <w:numId w:val="1"/>
+        </w:numPr>
+        <w:ind w:left="840" w:leftChars="0" w:hanging="420" w:firstLineChars="0"/>
+        <w:rPr>
+          <w:rFonts w:hint="default" w:ascii="Times New Roman" w:hAnsi="Times New Roman" w:cs="Times New Roman"/>
+        </w:rPr>
+      </w:pPr>
+      <w:r>
+        <w:rPr>
+          <w:rFonts w:hint="default" w:ascii="Times New Roman" w:hAnsi="Times New Roman" w:cs="Times New Roman"/>
+        </w:rPr>
+        <w:t>Các quan hệ sau khi ánh xạ từ mô hình ER/EER được kiểm tra dựa trên</w:t>
+      </w:r>
+      <w:r>
+        <w:rPr>
+          <w:rFonts w:hint="default" w:ascii="Times New Roman" w:hAnsi="Times New Roman" w:cs="Times New Roman"/>
+          <w:lang w:val="en-US"/>
+        </w:rPr>
+        <w:t xml:space="preserve"> </w:t>
+      </w:r>
+      <w:r>
+        <w:rPr>
+          <w:rFonts w:hint="default" w:ascii="Times New Roman" w:hAnsi="Times New Roman" w:cs="Times New Roman"/>
+        </w:rPr>
+        <w:t>phụ thuộc hàm (FD –</w:t>
+      </w:r>
+      <w:r>
+        <w:rPr>
+          <w:rFonts w:hint="default" w:ascii="Times New Roman" w:hAnsi="Times New Roman" w:cs="Times New Roman"/>
+          <w:lang w:val="en-US"/>
+        </w:rPr>
+        <w:t xml:space="preserve"> </w:t>
+      </w:r>
+      <w:r>
+        <w:rPr>
+          <w:rFonts w:hint="default" w:ascii="Times New Roman" w:hAnsi="Times New Roman" w:cs="Times New Roman"/>
+        </w:rPr>
+        <w:t>Functional Dependency ), khóa chính và khóa ứng viên.</w:t>
+      </w:r>
+    </w:p>
+    <w:p>
+      <w:pPr>
+        <w:rPr>
+          <w:rFonts w:hint="default" w:ascii="Times New Roman" w:hAnsi="Times New Roman" w:cs="Times New Roman"/>
+        </w:rPr>
+      </w:pPr>
+    </w:p>
+    <w:p>
+      <w:pPr>
+        <w:rPr>
+          <w:rFonts w:hint="default" w:ascii="Times New Roman" w:hAnsi="Times New Roman" w:cs="Times New Roman"/>
+          <w:b/>
+          <w:bCs/>
+          <w:lang w:val="en-US"/>
+        </w:rPr>
+      </w:pPr>
+      <w:r>
+        <w:rPr>
+          <w:rFonts w:hint="default" w:ascii="Times New Roman" w:hAnsi="Times New Roman" w:cs="Times New Roman"/>
+          <w:b/>
+          <w:bCs/>
+          <w:lang w:val="en-US"/>
+        </w:rPr>
+        <w:t>2.3.2 Xác định phụ thuộc hàm (Functional Dependency - FD)</w:t>
+      </w:r>
+    </w:p>
+    <w:p>
+      <w:pPr>
+        <w:rPr>
+          <w:rFonts w:hint="default" w:ascii="Times New Roman" w:hAnsi="Times New Roman" w:cs="Times New Roman"/>
+          <w:b w:val="0"/>
+          <w:bCs w:val="0"/>
+          <w:lang w:val="en-US"/>
+        </w:rPr>
+      </w:pPr>
+      <w:r>
+        <w:rPr>
+          <w:rFonts w:hint="default" w:ascii="Times New Roman" w:hAnsi="Times New Roman" w:cs="Times New Roman"/>
+          <w:b w:val="0"/>
+          <w:bCs w:val="0"/>
+          <w:lang w:val="en-US"/>
+        </w:rPr>
+        <w:t>Phụ thuộc hàm được xác định dựa trên các quy tắc nghiệp vụ, khóa chính (PK), khóa duy nhất (UK) và mối quan hệ giữa các thực thể. Với quan hệ RR, phụ thuộc hàm X → Y, có nghĩa là mỗi giá trị của X xác định duy nhất một giá trị của Y.</w:t>
+      </w:r>
+    </w:p>
+    <w:p>
+      <w:pPr>
+        <w:rPr>
+          <w:rFonts w:hint="default" w:ascii="Times New Roman" w:hAnsi="Times New Roman" w:cs="Times New Roman"/>
+          <w:b w:val="0"/>
+          <w:bCs w:val="0"/>
+          <w:lang w:val="en-US"/>
+        </w:rPr>
+      </w:pPr>
+    </w:p>
+    <w:p>
+      <w:pPr>
+        <w:rPr>
+          <w:rFonts w:hint="default" w:ascii="Times New Roman" w:hAnsi="Times New Roman" w:cs="Times New Roman"/>
+          <w:b/>
+          <w:bCs/>
+          <w:lang w:val="en-US"/>
+        </w:rPr>
+      </w:pPr>
+      <w:r>
+        <w:rPr>
+          <w:rFonts w:hint="default" w:ascii="Times New Roman" w:hAnsi="Times New Roman" w:cs="Times New Roman"/>
+          <w:b/>
+          <w:bCs/>
+          <w:lang w:val="en-US"/>
+        </w:rPr>
+        <w:t xml:space="preserve">Định nghĩa: </w:t>
+      </w:r>
       <w:bookmarkStart w:id="0" w:name="_GoBack"/>
       <w:bookmarkEnd w:id="0"/>
+    </w:p>
+    <w:p>
+      <w:pPr>
+        <w:rPr>
+          <w:rFonts w:hint="default" w:ascii="Times New Roman" w:hAnsi="Times New Roman" w:cs="Times New Roman"/>
+          <w:b w:val="0"/>
+          <w:bCs w:val="0"/>
+          <w:lang w:val="en-US"/>
+        </w:rPr>
+      </w:pPr>
+      <w:r>
+        <w:rPr>
+          <w:rFonts w:hint="default" w:ascii="Times New Roman" w:hAnsi="Times New Roman" w:cs="Times New Roman"/>
+          <w:b w:val="0"/>
+          <w:bCs w:val="0"/>
+          <w:lang w:val="en-US"/>
+        </w:rPr>
+        <w:t>BS: Quy tắc nghiệp vụ</w:t>
+      </w:r>
+    </w:p>
+    <w:p>
+      <w:pPr>
+        <w:rPr>
+          <w:rFonts w:hint="default" w:ascii="Times New Roman" w:hAnsi="Times New Roman" w:cs="Times New Roman"/>
+          <w:b w:val="0"/>
+          <w:bCs w:val="0"/>
+          <w:lang w:val="en-US"/>
+        </w:rPr>
+      </w:pPr>
+      <w:r>
+        <w:rPr>
+          <w:rFonts w:hint="default" w:ascii="Times New Roman" w:hAnsi="Times New Roman" w:cs="Times New Roman"/>
+          <w:b w:val="0"/>
+          <w:bCs w:val="0"/>
+          <w:lang w:val="en-US"/>
+        </w:rPr>
+        <w:t>FD: Phụ thuộc hàm</w:t>
+      </w:r>
+    </w:p>
+    <w:p>
+      <w:pPr>
+        <w:rPr>
+          <w:rFonts w:hint="default" w:ascii="Times New Roman" w:hAnsi="Times New Roman" w:cs="Times New Roman"/>
+          <w:b w:val="0"/>
+          <w:bCs w:val="0"/>
+          <w:lang w:val="en-US"/>
+        </w:rPr>
+      </w:pPr>
+      <w:r>
+        <w:rPr>
+          <w:rFonts w:hint="default" w:ascii="Times New Roman" w:hAnsi="Times New Roman" w:cs="Times New Roman"/>
+          <w:b w:val="0"/>
+          <w:bCs w:val="0"/>
+          <w:lang w:val="en-US"/>
+        </w:rPr>
+        <w:t>PK: Khóa chính</w:t>
+      </w:r>
+    </w:p>
+    <w:p>
+      <w:pPr>
+        <w:rPr>
+          <w:rFonts w:hint="default" w:ascii="Times New Roman" w:hAnsi="Times New Roman" w:cs="Times New Roman"/>
+          <w:b w:val="0"/>
+          <w:bCs w:val="0"/>
+          <w:lang w:val="en-US"/>
+        </w:rPr>
+      </w:pPr>
+      <w:r>
+        <w:rPr>
+          <w:rFonts w:hint="default" w:ascii="Times New Roman" w:hAnsi="Times New Roman" w:cs="Times New Roman"/>
+          <w:b w:val="0"/>
+          <w:bCs w:val="0"/>
+          <w:lang w:val="en-US"/>
+        </w:rPr>
+        <w:t>FK: Khóa ngoại</w:t>
+      </w:r>
+    </w:p>
+    <w:p>
+      <w:pPr>
+        <w:rPr>
+          <w:rFonts w:hint="default" w:ascii="Times New Roman" w:hAnsi="Times New Roman" w:cs="Times New Roman"/>
+          <w:b w:val="0"/>
+          <w:bCs w:val="0"/>
+          <w:lang w:val="en-US"/>
+        </w:rPr>
+      </w:pPr>
+      <w:r>
+        <w:rPr>
+          <w:rFonts w:hint="default" w:ascii="Times New Roman" w:hAnsi="Times New Roman" w:cs="Times New Roman"/>
+          <w:b w:val="0"/>
+          <w:bCs w:val="0"/>
+          <w:lang w:val="en-US"/>
+        </w:rPr>
+        <w:t>UK: Khóa duy nhất</w:t>
+      </w:r>
+    </w:p>
+    <w:p>
+      <w:pPr>
+        <w:rPr>
+          <w:rFonts w:hint="default" w:ascii="Times New Roman" w:hAnsi="Times New Roman" w:cs="Times New Roman"/>
+          <w:b w:val="0"/>
+          <w:bCs w:val="0"/>
+          <w:lang w:val="en-US"/>
+        </w:rPr>
+      </w:pPr>
+    </w:p>
+    <w:p>
+      <w:pPr>
+        <w:numPr>
+          <w:ilvl w:val="0"/>
+          <w:numId w:val="0"/>
+        </w:numPr>
+        <w:ind w:leftChars="0"/>
+        <w:rPr>
+          <w:rFonts w:hint="default" w:ascii="Times New Roman" w:hAnsi="Times New Roman" w:cs="Times New Roman"/>
+          <w:b/>
+          <w:bCs/>
+          <w:lang w:val="en-US"/>
+        </w:rPr>
+      </w:pPr>
+      <w:r>
+        <w:rPr>
+          <w:rFonts w:hint="default" w:ascii="Times New Roman" w:hAnsi="Times New Roman" w:cs="Times New Roman"/>
+          <w:b/>
+          <w:bCs/>
+          <w:lang w:val="en-US"/>
+        </w:rPr>
+        <w:t>Nhóm 1 - Person &amp; Vai trò:</w:t>
+      </w:r>
+    </w:p>
+    <w:p>
+      <w:pPr>
+        <w:numPr>
+          <w:ilvl w:val="0"/>
+          <w:numId w:val="0"/>
+        </w:numPr>
+        <w:ind w:leftChars="0"/>
+        <w:rPr>
+          <w:rFonts w:hint="default" w:ascii="Times New Roman" w:hAnsi="Times New Roman" w:cs="Times New Roman"/>
+          <w:b/>
+          <w:bCs/>
+          <w:lang w:val="en-US"/>
+        </w:rPr>
+      </w:pPr>
+    </w:p>
+    <w:p>
+      <w:pPr>
+        <w:numPr>
+          <w:ilvl w:val="0"/>
+          <w:numId w:val="0"/>
+        </w:numPr>
+        <w:ind w:leftChars="0"/>
+        <w:rPr>
+          <w:rFonts w:hint="default" w:ascii="Times New Roman" w:hAnsi="Times New Roman" w:cs="Times New Roman"/>
+          <w:lang w:val="en-US"/>
+        </w:rPr>
+      </w:pPr>
+      <w:r>
+        <w:rPr>
+          <w:rFonts w:hint="default" w:ascii="Times New Roman" w:hAnsi="Times New Roman" w:cs="Times New Roman"/>
+          <w:b/>
+          <w:bCs/>
+          <w:lang w:val="en-US"/>
+        </w:rPr>
+        <w:t>PERSON</w:t>
+      </w:r>
+      <w:r>
+        <w:rPr>
+          <w:rFonts w:hint="default" w:ascii="Times New Roman" w:hAnsi="Times New Roman" w:cs="Times New Roman"/>
+          <w:b w:val="0"/>
+          <w:bCs w:val="0"/>
+          <w:lang w:val="en-US"/>
+        </w:rPr>
+        <w:t xml:space="preserve"> (person_id, full_name, email, status)</w:t>
+      </w:r>
+    </w:p>
+    <w:p>
+      <w:pPr>
+        <w:rPr>
+          <w:rFonts w:hint="default" w:ascii="Times New Roman" w:hAnsi="Times New Roman" w:cs="Times New Roman"/>
+          <w:lang w:val="en-US"/>
+        </w:rPr>
+      </w:pPr>
+      <w:r>
+        <w:rPr>
+          <w:rFonts w:hint="default" w:ascii="Times New Roman" w:hAnsi="Times New Roman" w:cs="Times New Roman"/>
+          <w:lang w:val="en-US"/>
+        </w:rPr>
+        <w:t>Theo BS1,  mỗi Person được xác định duy nhất bởi person_id:</w:t>
+      </w:r>
+    </w:p>
+    <w:p>
+      <w:pPr>
+        <w:numPr>
+          <w:ilvl w:val="0"/>
+          <w:numId w:val="2"/>
+        </w:numPr>
+        <w:ind w:left="420" w:leftChars="0" w:hanging="420" w:firstLineChars="0"/>
+        <w:rPr>
+          <w:rFonts w:hint="default" w:ascii="Times New Roman" w:hAnsi="Times New Roman" w:cs="Times New Roman"/>
+          <w:lang w:val="en-US"/>
+        </w:rPr>
+      </w:pPr>
+      <w:r>
+        <w:rPr>
+          <w:rFonts w:hint="default" w:ascii="Times New Roman" w:hAnsi="Times New Roman" w:cs="Times New Roman"/>
+          <w:lang w:val="en-US"/>
+        </w:rPr>
+        <w:t>Person_id → full_name, email, status</w:t>
+      </w:r>
+    </w:p>
+    <w:p>
+      <w:pPr>
+        <w:rPr>
+          <w:rFonts w:hint="default" w:ascii="Times New Roman" w:hAnsi="Times New Roman" w:cs="Times New Roman"/>
+          <w:lang w:val="en-US"/>
+        </w:rPr>
+      </w:pPr>
+      <w:r>
+        <w:rPr>
+          <w:rFonts w:hint="default" w:ascii="Times New Roman" w:hAnsi="Times New Roman" w:cs="Times New Roman"/>
+          <w:lang w:val="en-US"/>
+        </w:rPr>
+        <w:t>Email là UK:</w:t>
+      </w:r>
+    </w:p>
+    <w:p>
+      <w:pPr>
+        <w:numPr>
+          <w:ilvl w:val="0"/>
+          <w:numId w:val="2"/>
+        </w:numPr>
+        <w:ind w:left="420" w:leftChars="0" w:hanging="420" w:firstLineChars="0"/>
+        <w:rPr>
+          <w:rFonts w:hint="default" w:ascii="Times New Roman" w:hAnsi="Times New Roman" w:cs="Times New Roman"/>
+          <w:lang w:val="en-US"/>
+        </w:rPr>
+      </w:pPr>
+      <w:r>
+        <w:rPr>
+          <w:rFonts w:hint="default" w:ascii="Times New Roman" w:hAnsi="Times New Roman" w:cs="Times New Roman"/>
+          <w:lang w:val="en-US"/>
+        </w:rPr>
+        <w:t>Email → person_id, full_name, status</w:t>
+      </w:r>
+    </w:p>
+    <w:p>
+      <w:pPr>
+        <w:numPr>
+          <w:ilvl w:val="0"/>
+          <w:numId w:val="0"/>
+        </w:numPr>
+        <w:ind w:leftChars="0"/>
+        <w:rPr>
+          <w:rFonts w:hint="default" w:ascii="Times New Roman" w:hAnsi="Times New Roman" w:cs="Times New Roman"/>
+          <w:lang w:val="en-US"/>
+        </w:rPr>
+      </w:pPr>
+    </w:p>
+    <w:p>
+      <w:pPr>
+        <w:rPr>
+          <w:rFonts w:hint="default" w:ascii="Times New Roman" w:hAnsi="Times New Roman" w:cs="Times New Roman"/>
+        </w:rPr>
+      </w:pPr>
+      <w:r>
+        <w:rPr>
+          <w:rFonts w:hint="default" w:ascii="Times New Roman" w:hAnsi="Times New Roman" w:cs="Times New Roman"/>
+          <w:b/>
+          <w:bCs/>
+        </w:rPr>
+        <w:t>MEMBER</w:t>
+      </w:r>
+      <w:r>
+        <w:rPr>
+          <w:rFonts w:hint="default" w:ascii="Times New Roman" w:hAnsi="Times New Roman" w:cs="Times New Roman"/>
+          <w:b/>
+          <w:bCs/>
+          <w:lang w:val="en-US"/>
+        </w:rPr>
+        <w:t xml:space="preserve"> </w:t>
+      </w:r>
+      <w:r>
+        <w:rPr>
+          <w:rFonts w:hint="default" w:ascii="Times New Roman" w:hAnsi="Times New Roman" w:cs="Times New Roman"/>
+        </w:rPr>
+        <w:t>(member_id, member_type, max_loan_limit)</w:t>
+      </w:r>
+    </w:p>
+    <w:p>
+      <w:pPr>
+        <w:rPr>
+          <w:rFonts w:hint="default" w:ascii="Times New Roman" w:hAnsi="Times New Roman" w:cs="Times New Roman"/>
+        </w:rPr>
+      </w:pPr>
+      <w:r>
+        <w:rPr>
+          <w:rFonts w:hint="default" w:ascii="Times New Roman" w:hAnsi="Times New Roman" w:cs="Times New Roman"/>
+        </w:rPr>
+        <w:t xml:space="preserve">Theo </w:t>
+      </w:r>
+      <w:r>
+        <w:rPr>
+          <w:rFonts w:hint="default" w:ascii="Times New Roman" w:hAnsi="Times New Roman" w:cs="Times New Roman"/>
+          <w:lang w:val="en-US"/>
+        </w:rPr>
+        <w:t>BS</w:t>
+      </w:r>
+      <w:r>
+        <w:rPr>
+          <w:rFonts w:hint="default" w:ascii="Times New Roman" w:hAnsi="Times New Roman" w:cs="Times New Roman"/>
+        </w:rPr>
+        <w:t xml:space="preserve">, mỗi Member tương ứng với đúng một Person. Đồng thời member_id là </w:t>
+      </w:r>
+      <w:r>
+        <w:rPr>
+          <w:rFonts w:hint="default" w:ascii="Times New Roman" w:hAnsi="Times New Roman" w:cs="Times New Roman"/>
+          <w:lang w:val="en-US"/>
+        </w:rPr>
+        <w:t>PK</w:t>
+      </w:r>
+      <w:r>
+        <w:rPr>
+          <w:rFonts w:hint="default" w:ascii="Times New Roman" w:hAnsi="Times New Roman" w:cs="Times New Roman"/>
+        </w:rPr>
+        <w:t>:</w:t>
+      </w:r>
+    </w:p>
+    <w:p>
+      <w:pPr>
+        <w:numPr>
+          <w:ilvl w:val="0"/>
+          <w:numId w:val="2"/>
+        </w:numPr>
+        <w:ind w:left="420" w:leftChars="0" w:hanging="420" w:firstLineChars="0"/>
+        <w:rPr>
+          <w:rFonts w:hint="default" w:ascii="Times New Roman" w:hAnsi="Times New Roman" w:cs="Times New Roman"/>
+          <w:lang w:val="en-US"/>
+        </w:rPr>
+      </w:pPr>
+      <w:r>
+        <w:rPr>
+          <w:rFonts w:hint="default" w:ascii="Times New Roman" w:hAnsi="Times New Roman" w:cs="Times New Roman"/>
+          <w:lang w:val="en-US"/>
+        </w:rPr>
+        <w:t>Member_id → member_type, max_loan, max_loan_limit</w:t>
+      </w:r>
+    </w:p>
+    <w:p>
+      <w:pPr>
+        <w:rPr>
+          <w:rFonts w:hint="default" w:ascii="Times New Roman" w:hAnsi="Times New Roman" w:cs="Times New Roman"/>
+          <w:lang w:val="en-US"/>
+        </w:rPr>
+      </w:pPr>
+      <w:r>
+        <w:rPr>
+          <w:rFonts w:hint="default" w:ascii="Times New Roman" w:hAnsi="Times New Roman" w:cs="Times New Roman"/>
+          <w:lang w:val="en-US"/>
+        </w:rPr>
+        <w:t>member_id cũng là FK đến PERSON(person_id), nó xác định duy nhất một Person tương ứng.</w:t>
+      </w:r>
+    </w:p>
+    <w:p>
+      <w:pPr>
+        <w:rPr>
+          <w:rFonts w:hint="default" w:ascii="Times New Roman" w:hAnsi="Times New Roman" w:cs="Times New Roman"/>
+        </w:rPr>
+      </w:pPr>
+    </w:p>
+    <w:p>
+      <w:pPr>
+        <w:rPr>
+          <w:rFonts w:hint="default" w:ascii="Times New Roman" w:hAnsi="Times New Roman" w:cs="Times New Roman"/>
+        </w:rPr>
+      </w:pPr>
+      <w:r>
+        <w:rPr>
+          <w:rFonts w:hint="default" w:ascii="Times New Roman" w:hAnsi="Times New Roman" w:cs="Times New Roman"/>
+          <w:b/>
+          <w:bCs/>
+        </w:rPr>
+        <w:t>AUTHOR</w:t>
+      </w:r>
+      <w:r>
+        <w:rPr>
+          <w:rFonts w:hint="default" w:ascii="Times New Roman" w:hAnsi="Times New Roman" w:cs="Times New Roman"/>
+          <w:b/>
+          <w:bCs/>
+          <w:lang w:val="en-US"/>
+        </w:rPr>
+        <w:t xml:space="preserve"> </w:t>
+      </w:r>
+      <w:r>
+        <w:rPr>
+          <w:rFonts w:hint="default" w:ascii="Times New Roman" w:hAnsi="Times New Roman" w:cs="Times New Roman"/>
+        </w:rPr>
+        <w:t>(author_id, affiliation)</w:t>
+      </w:r>
+    </w:p>
+    <w:p>
+      <w:pPr>
+        <w:rPr>
+          <w:rFonts w:hint="default" w:ascii="Times New Roman" w:hAnsi="Times New Roman" w:cs="Times New Roman"/>
+        </w:rPr>
+      </w:pPr>
+      <w:r>
+        <w:rPr>
+          <w:rFonts w:hint="default" w:ascii="Times New Roman" w:hAnsi="Times New Roman" w:cs="Times New Roman"/>
+        </w:rPr>
+        <w:t xml:space="preserve">Theo </w:t>
+      </w:r>
+      <w:r>
+        <w:rPr>
+          <w:rFonts w:hint="default" w:ascii="Times New Roman" w:hAnsi="Times New Roman" w:cs="Times New Roman"/>
+          <w:lang w:val="en-US"/>
+        </w:rPr>
+        <w:t>BS3</w:t>
+      </w:r>
+      <w:r>
+        <w:rPr>
+          <w:rFonts w:hint="default" w:ascii="Times New Roman" w:hAnsi="Times New Roman" w:cs="Times New Roman"/>
+        </w:rPr>
+        <w:t xml:space="preserve">, mỗi Author tương ứng với đúng một Person. author_id là </w:t>
+      </w:r>
+      <w:r>
+        <w:rPr>
+          <w:rFonts w:hint="default" w:ascii="Times New Roman" w:hAnsi="Times New Roman" w:cs="Times New Roman"/>
+          <w:lang w:val="en-US"/>
+        </w:rPr>
+        <w:t>PK</w:t>
+      </w:r>
+      <w:r>
+        <w:rPr>
+          <w:rFonts w:hint="default" w:ascii="Times New Roman" w:hAnsi="Times New Roman" w:cs="Times New Roman"/>
+        </w:rPr>
+        <w:t>:</w:t>
+      </w:r>
+    </w:p>
+    <w:p>
+      <w:pPr>
+        <w:numPr>
+          <w:ilvl w:val="0"/>
+          <w:numId w:val="2"/>
+        </w:numPr>
+        <w:ind w:left="420" w:leftChars="0" w:hanging="420" w:firstLineChars="0"/>
+        <w:rPr>
+          <w:rFonts w:hint="default" w:ascii="Times New Roman" w:hAnsi="Times New Roman" w:cs="Times New Roman"/>
+          <w:lang w:val="en-US"/>
+        </w:rPr>
+      </w:pPr>
+      <w:r>
+        <w:rPr>
+          <w:rFonts w:hint="default" w:ascii="Times New Roman" w:hAnsi="Times New Roman" w:cs="Times New Roman"/>
+          <w:lang w:val="en-US" w:eastAsia="zh-CN"/>
+        </w:rPr>
+        <w:t>author_id → afiliation</w:t>
+      </w:r>
+    </w:p>
+    <w:p>
+      <w:pPr>
+        <w:rPr>
+          <w:rFonts w:hint="default" w:ascii="Times New Roman" w:hAnsi="Times New Roman" w:cs="Times New Roman"/>
+        </w:rPr>
+      </w:pPr>
+    </w:p>
+    <w:p>
+      <w:pPr>
+        <w:rPr>
+          <w:rFonts w:hint="default" w:ascii="Times New Roman" w:hAnsi="Times New Roman" w:cs="Times New Roman"/>
+        </w:rPr>
+      </w:pPr>
+      <w:r>
+        <w:rPr>
+          <w:rFonts w:hint="default" w:ascii="Times New Roman" w:hAnsi="Times New Roman" w:cs="Times New Roman"/>
+          <w:b/>
+          <w:bCs/>
+        </w:rPr>
+        <w:t>LIBRARIAN</w:t>
+      </w:r>
+      <w:r>
+        <w:rPr>
+          <w:rFonts w:hint="default" w:ascii="Times New Roman" w:hAnsi="Times New Roman" w:cs="Times New Roman"/>
+          <w:b/>
+          <w:bCs/>
+          <w:lang w:val="en-US"/>
+        </w:rPr>
+        <w:t xml:space="preserve"> </w:t>
+      </w:r>
+      <w:r>
+        <w:rPr>
+          <w:rFonts w:hint="default" w:ascii="Times New Roman" w:hAnsi="Times New Roman" w:cs="Times New Roman"/>
+        </w:rPr>
+        <w:t>(librarian_id, hire_date)</w:t>
+      </w:r>
+    </w:p>
+    <w:p>
+      <w:pPr>
+        <w:rPr>
+          <w:rFonts w:hint="default" w:ascii="Times New Roman" w:hAnsi="Times New Roman" w:cs="Times New Roman"/>
+        </w:rPr>
+      </w:pPr>
+      <w:r>
+        <w:rPr>
+          <w:rFonts w:hint="default" w:ascii="Times New Roman" w:hAnsi="Times New Roman" w:cs="Times New Roman"/>
+        </w:rPr>
+        <w:t xml:space="preserve">Theo </w:t>
+      </w:r>
+      <w:r>
+        <w:rPr>
+          <w:rFonts w:hint="default" w:ascii="Times New Roman" w:hAnsi="Times New Roman" w:cs="Times New Roman"/>
+          <w:lang w:val="en-US"/>
+        </w:rPr>
+        <w:t>BS3,</w:t>
+      </w:r>
+      <w:r>
+        <w:rPr>
+          <w:rFonts w:hint="default" w:ascii="Times New Roman" w:hAnsi="Times New Roman" w:cs="Times New Roman"/>
+        </w:rPr>
+        <w:t xml:space="preserve"> mỗi Librarian tương ứng với đúng một Person. librarian_id là </w:t>
+      </w:r>
+      <w:r>
+        <w:rPr>
+          <w:rFonts w:hint="default" w:ascii="Times New Roman" w:hAnsi="Times New Roman" w:cs="Times New Roman"/>
+          <w:lang w:val="en-US"/>
+        </w:rPr>
+        <w:t>PK</w:t>
+      </w:r>
+      <w:r>
+        <w:rPr>
+          <w:rFonts w:hint="default" w:ascii="Times New Roman" w:hAnsi="Times New Roman" w:cs="Times New Roman"/>
+        </w:rPr>
+        <w:t>:</w:t>
+      </w:r>
+    </w:p>
+    <w:p>
+      <w:pPr>
+        <w:numPr>
+          <w:ilvl w:val="0"/>
+          <w:numId w:val="2"/>
+        </w:numPr>
+        <w:ind w:left="420" w:leftChars="0" w:hanging="420" w:firstLineChars="0"/>
+        <w:rPr>
+          <w:rFonts w:hint="default" w:ascii="Times New Roman" w:hAnsi="Times New Roman" w:cs="Times New Roman"/>
+          <w:lang w:val="en-US" w:eastAsia="zh-CN"/>
+        </w:rPr>
+      </w:pPr>
+      <w:r>
+        <w:rPr>
+          <w:rFonts w:hint="default" w:ascii="Times New Roman" w:hAnsi="Times New Roman" w:cs="Times New Roman"/>
+          <w:lang w:val="en-US" w:eastAsia="zh-CN"/>
+        </w:rPr>
+        <w:t>librarian_id → hire_date</w:t>
+      </w:r>
+    </w:p>
+    <w:p>
+      <w:pPr>
+        <w:rPr>
+          <w:rFonts w:hint="default" w:ascii="Times New Roman" w:hAnsi="Times New Roman" w:cs="Times New Roman"/>
+          <w:lang w:val="en-US" w:eastAsia="zh-CN"/>
+        </w:rPr>
+      </w:pPr>
+    </w:p>
+    <w:p>
+      <w:pPr>
+        <w:rPr>
+          <w:rFonts w:hint="default" w:ascii="Times New Roman" w:hAnsi="Times New Roman" w:cs="Times New Roman"/>
+          <w:b/>
+          <w:bCs/>
+          <w:lang w:val="en-US"/>
+        </w:rPr>
+      </w:pPr>
+      <w:r>
+        <w:rPr>
+          <w:rFonts w:hint="default" w:ascii="Times New Roman" w:hAnsi="Times New Roman" w:cs="Times New Roman"/>
+          <w:b/>
+          <w:bCs/>
+          <w:lang w:val="en-US"/>
+        </w:rPr>
+        <w:t>Nhóm 2 - Tài nguyên</w:t>
+      </w:r>
+    </w:p>
+    <w:p>
+      <w:pPr>
+        <w:rPr>
+          <w:rFonts w:hint="default" w:ascii="Times New Roman" w:hAnsi="Times New Roman" w:cs="Times New Roman"/>
+          <w:b/>
+          <w:bCs/>
+          <w:lang w:val="en-US"/>
+        </w:rPr>
+      </w:pPr>
+    </w:p>
+    <w:p>
+      <w:pPr>
+        <w:rPr>
+          <w:rFonts w:hint="default" w:ascii="Times New Roman" w:hAnsi="Times New Roman" w:cs="Times New Roman"/>
+        </w:rPr>
+      </w:pPr>
+      <w:r>
+        <w:rPr>
+          <w:rFonts w:hint="default" w:ascii="Times New Roman" w:hAnsi="Times New Roman" w:cs="Times New Roman"/>
+          <w:b/>
+          <w:bCs/>
+        </w:rPr>
+        <w:t>RESOURCE</w:t>
+      </w:r>
+      <w:r>
+        <w:rPr>
+          <w:rFonts w:hint="default" w:ascii="Times New Roman" w:hAnsi="Times New Roman" w:cs="Times New Roman"/>
+          <w:b/>
+          <w:bCs/>
+          <w:lang w:val="en-US"/>
+        </w:rPr>
+        <w:t xml:space="preserve"> </w:t>
+      </w:r>
+      <w:r>
+        <w:rPr>
+          <w:rFonts w:hint="default" w:ascii="Times New Roman" w:hAnsi="Times New Roman" w:cs="Times New Roman"/>
+        </w:rPr>
+        <w:t>(resource_id, title, publish_date)</w:t>
+      </w:r>
+    </w:p>
+    <w:p>
+      <w:pPr>
+        <w:rPr>
+          <w:rFonts w:hint="default" w:ascii="Times New Roman" w:hAnsi="Times New Roman" w:cs="Times New Roman"/>
+        </w:rPr>
+      </w:pPr>
+      <w:r>
+        <w:rPr>
+          <w:rFonts w:hint="default" w:ascii="Times New Roman" w:hAnsi="Times New Roman" w:cs="Times New Roman"/>
+        </w:rPr>
+        <w:t xml:space="preserve">Theo </w:t>
+      </w:r>
+      <w:r>
+        <w:rPr>
+          <w:rFonts w:hint="default" w:ascii="Times New Roman" w:hAnsi="Times New Roman" w:cs="Times New Roman"/>
+          <w:b/>
+          <w:bCs/>
+          <w:lang w:val="en-US"/>
+        </w:rPr>
+        <w:t>BS5</w:t>
+      </w:r>
+      <w:r>
+        <w:rPr>
+          <w:rFonts w:hint="default" w:ascii="Times New Roman" w:hAnsi="Times New Roman" w:cs="Times New Roman"/>
+        </w:rPr>
+        <w:t>, mỗi Resource được xác định duy nhất bởi resource_id:</w:t>
+      </w:r>
+    </w:p>
+    <w:p>
+      <w:pPr>
+        <w:numPr>
+          <w:ilvl w:val="0"/>
+          <w:numId w:val="2"/>
+        </w:numPr>
+        <w:ind w:left="420" w:leftChars="0" w:hanging="420" w:firstLineChars="0"/>
+        <w:rPr>
+          <w:rFonts w:hint="default" w:ascii="Times New Roman" w:hAnsi="Times New Roman" w:cs="Times New Roman"/>
+          <w:lang w:val="en-US" w:eastAsia="zh-CN"/>
+        </w:rPr>
+      </w:pPr>
+      <w:r>
+        <w:rPr>
+          <w:rFonts w:hint="default" w:ascii="Times New Roman" w:hAnsi="Times New Roman" w:cs="Times New Roman"/>
+          <w:lang w:val="en-US" w:eastAsia="zh-CN"/>
+        </w:rPr>
+        <w:t>resource_id → title, publish_date</w:t>
+      </w:r>
+    </w:p>
+    <w:p>
+      <w:pPr>
+        <w:rPr>
+          <w:rFonts w:hint="default" w:ascii="Times New Roman" w:hAnsi="Times New Roman" w:cs="Times New Roman"/>
+        </w:rPr>
+      </w:pPr>
+      <w:r>
+        <w:rPr>
+          <w:rFonts w:hint="default" w:ascii="Times New Roman" w:hAnsi="Times New Roman" w:cs="Times New Roman"/>
+          <w:lang w:val="en-US"/>
+        </w:rPr>
+        <w:t>BS6</w:t>
+      </w:r>
+      <w:r>
+        <w:rPr>
+          <w:rFonts w:hint="default" w:ascii="Times New Roman" w:hAnsi="Times New Roman" w:cs="Times New Roman"/>
+        </w:rPr>
+        <w:t xml:space="preserve"> về Disjoint Specialization (phân cấp chuyên biệt rời nhau) chỉ xác định Resource thuộc đúng một loại, không tạo thêm FD</w:t>
+      </w:r>
+      <w:r>
+        <w:rPr>
+          <w:rFonts w:hint="default" w:ascii="Times New Roman" w:hAnsi="Times New Roman" w:cs="Times New Roman"/>
+          <w:lang w:val="en-US"/>
+        </w:rPr>
+        <w:t xml:space="preserve"> </w:t>
+      </w:r>
+      <w:r>
+        <w:rPr>
+          <w:rFonts w:hint="default" w:ascii="Times New Roman" w:hAnsi="Times New Roman" w:cs="Times New Roman"/>
+        </w:rPr>
+        <w:t xml:space="preserve"> giữa resource_id và các </w:t>
+      </w:r>
+      <w:r>
+        <w:rPr>
+          <w:rFonts w:hint="default" w:ascii="Times New Roman" w:hAnsi="Times New Roman" w:cs="Times New Roman"/>
+          <w:lang w:val="en-US"/>
+        </w:rPr>
+        <w:t>thực thể con</w:t>
+      </w:r>
+      <w:r>
+        <w:rPr>
+          <w:rFonts w:hint="default" w:ascii="Times New Roman" w:hAnsi="Times New Roman" w:cs="Times New Roman"/>
+        </w:rPr>
+        <w:t>.</w:t>
+      </w:r>
+    </w:p>
+    <w:p>
+      <w:pPr>
+        <w:rPr>
+          <w:rFonts w:hint="default" w:ascii="Times New Roman" w:hAnsi="Times New Roman" w:cs="Times New Roman"/>
+        </w:rPr>
+      </w:pPr>
+    </w:p>
+    <w:p>
+      <w:pPr>
+        <w:rPr>
+          <w:rFonts w:hint="default" w:ascii="Times New Roman" w:hAnsi="Times New Roman" w:cs="Times New Roman"/>
+          <w:lang w:val="en-US"/>
+        </w:rPr>
+      </w:pPr>
+      <w:r>
+        <w:rPr>
+          <w:rFonts w:hint="default" w:ascii="Times New Roman" w:hAnsi="Times New Roman" w:cs="Times New Roman"/>
+          <w:b/>
+          <w:bCs/>
+        </w:rPr>
+        <w:t>PHYSICAL_BOOK(</w:t>
+      </w:r>
+      <w:r>
+        <w:rPr>
+          <w:rFonts w:hint="default" w:ascii="Times New Roman" w:hAnsi="Times New Roman" w:cs="Times New Roman"/>
+        </w:rPr>
+        <w:t>resource_id, isbn, genre)</w:t>
+      </w:r>
+    </w:p>
+    <w:p>
+      <w:pPr>
+        <w:rPr>
+          <w:rFonts w:hint="default" w:ascii="Times New Roman" w:hAnsi="Times New Roman" w:cs="Times New Roman"/>
+        </w:rPr>
+      </w:pPr>
+      <w:r>
+        <w:rPr>
+          <w:rFonts w:hint="default" w:ascii="Times New Roman" w:hAnsi="Times New Roman" w:cs="Times New Roman"/>
+        </w:rPr>
+        <w:t xml:space="preserve">resource_id là </w:t>
+      </w:r>
+      <w:r>
+        <w:rPr>
+          <w:rFonts w:hint="default" w:ascii="Times New Roman" w:hAnsi="Times New Roman" w:cs="Times New Roman"/>
+          <w:lang w:val="en-US"/>
+        </w:rPr>
+        <w:t>PK</w:t>
+      </w:r>
+      <w:r>
+        <w:rPr>
+          <w:rFonts w:hint="default" w:ascii="Times New Roman" w:hAnsi="Times New Roman" w:cs="Times New Roman"/>
+        </w:rPr>
+        <w:t xml:space="preserve"> và FK đến RESOURCE.</w:t>
+      </w:r>
+    </w:p>
+    <w:p>
+      <w:pPr>
+        <w:rPr>
+          <w:rFonts w:hint="default" w:ascii="Times New Roman" w:hAnsi="Times New Roman" w:cs="Times New Roman"/>
+        </w:rPr>
+      </w:pPr>
+      <w:r>
+        <w:rPr>
+          <w:rFonts w:hint="default" w:ascii="Times New Roman" w:hAnsi="Times New Roman" w:cs="Times New Roman"/>
+        </w:rPr>
+        <w:t>Do đó:</w:t>
+      </w:r>
+    </w:p>
+    <w:p>
+      <w:pPr>
+        <w:numPr>
+          <w:ilvl w:val="0"/>
+          <w:numId w:val="2"/>
+        </w:numPr>
+        <w:ind w:left="420" w:leftChars="0" w:hanging="420" w:firstLineChars="0"/>
+        <w:rPr>
+          <w:rFonts w:hint="default" w:ascii="Times New Roman" w:hAnsi="Times New Roman" w:cs="Times New Roman"/>
+          <w:lang w:val="en-US" w:eastAsia="zh-CN"/>
+        </w:rPr>
+      </w:pPr>
+      <w:r>
+        <w:rPr>
+          <w:rFonts w:hint="default" w:ascii="Times New Roman" w:hAnsi="Times New Roman" w:cs="Times New Roman"/>
+          <w:lang w:val="en-US" w:eastAsia="zh-CN"/>
+        </w:rPr>
+        <w:t>resource_id- &gt; isbn, genre</w:t>
+      </w:r>
+    </w:p>
+    <w:p>
+      <w:pPr>
+        <w:rPr>
+          <w:rFonts w:hint="default" w:ascii="Times New Roman" w:hAnsi="Times New Roman" w:cs="Times New Roman"/>
+        </w:rPr>
+      </w:pPr>
+      <w:r>
+        <w:rPr>
+          <w:rFonts w:hint="default" w:ascii="Times New Roman" w:hAnsi="Times New Roman" w:cs="Times New Roman"/>
+        </w:rPr>
+        <w:t>Ngoài ra, isbn là UK:</w:t>
+      </w:r>
+    </w:p>
+    <w:p>
+      <w:pPr>
+        <w:numPr>
+          <w:ilvl w:val="0"/>
+          <w:numId w:val="2"/>
+        </w:numPr>
+        <w:ind w:left="420" w:leftChars="0" w:hanging="420" w:firstLineChars="0"/>
+        <w:rPr>
+          <w:rFonts w:hint="default" w:ascii="Times New Roman" w:hAnsi="Times New Roman" w:cs="Times New Roman"/>
+          <w:lang w:val="en-US"/>
+        </w:rPr>
+      </w:pPr>
+      <w:r>
+        <w:rPr>
+          <w:rFonts w:hint="default" w:ascii="Times New Roman" w:hAnsi="Times New Roman" w:cs="Times New Roman"/>
+          <w:lang w:val="en-US" w:eastAsia="zh-CN"/>
+        </w:rPr>
+        <w:t>isbn→resource_id, genre</w:t>
+      </w:r>
+    </w:p>
+    <w:p>
+      <w:pPr>
+        <w:rPr>
+          <w:rFonts w:hint="default" w:ascii="Times New Roman" w:hAnsi="Times New Roman" w:cs="Times New Roman"/>
+        </w:rPr>
+      </w:pPr>
+    </w:p>
+    <w:p>
+      <w:pPr>
+        <w:rPr>
+          <w:rFonts w:hint="default" w:ascii="Times New Roman" w:hAnsi="Times New Roman" w:cs="Times New Roman"/>
+        </w:rPr>
+      </w:pPr>
+      <w:r>
+        <w:rPr>
+          <w:rFonts w:hint="default" w:ascii="Times New Roman" w:hAnsi="Times New Roman" w:cs="Times New Roman"/>
+          <w:b/>
+          <w:bCs/>
+        </w:rPr>
+        <w:t>BOOK_COPY</w:t>
+      </w:r>
+      <w:r>
+        <w:rPr>
+          <w:rFonts w:hint="default" w:ascii="Times New Roman" w:hAnsi="Times New Roman" w:cs="Times New Roman"/>
+        </w:rPr>
+        <w:t>(copy_id, resource_id, status, shelf_location)</w:t>
+      </w:r>
+    </w:p>
+    <w:p>
+      <w:pPr>
+        <w:rPr>
+          <w:rFonts w:hint="default" w:ascii="Times New Roman" w:hAnsi="Times New Roman" w:cs="Times New Roman"/>
+        </w:rPr>
+      </w:pPr>
+      <w:r>
+        <w:rPr>
+          <w:rFonts w:hint="default" w:ascii="Times New Roman" w:hAnsi="Times New Roman" w:cs="Times New Roman"/>
+        </w:rPr>
+        <w:t xml:space="preserve">Theo </w:t>
+      </w:r>
+      <w:r>
+        <w:rPr>
+          <w:rFonts w:hint="default" w:ascii="Times New Roman" w:hAnsi="Times New Roman" w:cs="Times New Roman"/>
+          <w:lang w:val="en-US"/>
+        </w:rPr>
+        <w:t>BS22</w:t>
+      </w:r>
+      <w:r>
+        <w:rPr>
+          <w:rFonts w:hint="default" w:ascii="Times New Roman" w:hAnsi="Times New Roman" w:cs="Times New Roman"/>
+        </w:rPr>
+        <w:t xml:space="preserve">, mỗi Book_Copy thuộc về đúng một Physical_Book. Vì copy_id là </w:t>
+      </w:r>
+      <w:r>
+        <w:rPr>
+          <w:rFonts w:hint="default" w:ascii="Times New Roman" w:hAnsi="Times New Roman" w:cs="Times New Roman"/>
+          <w:lang w:val="en-US"/>
+        </w:rPr>
+        <w:t>PK</w:t>
+      </w:r>
+      <w:r>
+        <w:rPr>
+          <w:rFonts w:hint="default" w:ascii="Times New Roman" w:hAnsi="Times New Roman" w:cs="Times New Roman"/>
+        </w:rPr>
+        <w:t>:</w:t>
+      </w:r>
+    </w:p>
+    <w:p>
+      <w:pPr>
+        <w:numPr>
+          <w:ilvl w:val="0"/>
+          <w:numId w:val="2"/>
+        </w:numPr>
+        <w:ind w:left="420" w:leftChars="0" w:hanging="420" w:firstLineChars="0"/>
+        <w:rPr>
+          <w:rFonts w:hint="default" w:ascii="Times New Roman" w:hAnsi="Times New Roman" w:cs="Times New Roman"/>
+          <w:lang w:val="en-US"/>
+        </w:rPr>
+      </w:pPr>
+      <w:r>
+        <w:rPr>
+          <w:rFonts w:hint="default" w:ascii="Times New Roman" w:hAnsi="Times New Roman" w:cs="Times New Roman"/>
+          <w:lang w:val="en-US"/>
+        </w:rPr>
+        <w:t>copy_id → resource_id, status, shelf_location</w:t>
+      </w:r>
+    </w:p>
+    <w:p>
+      <w:pPr>
+        <w:rPr>
+          <w:rFonts w:hint="default" w:ascii="Times New Roman" w:hAnsi="Times New Roman" w:cs="Times New Roman"/>
+        </w:rPr>
+      </w:pPr>
+      <w:r>
+        <w:rPr>
+          <w:rFonts w:hint="default" w:ascii="Times New Roman" w:hAnsi="Times New Roman" w:cs="Times New Roman"/>
+        </w:rPr>
+        <w:t>Không được suy ra:</w:t>
+      </w:r>
+    </w:p>
+    <w:p>
+      <w:pPr>
+        <w:numPr>
+          <w:ilvl w:val="0"/>
+          <w:numId w:val="2"/>
+        </w:numPr>
+        <w:ind w:left="420" w:leftChars="0" w:hanging="420" w:firstLineChars="0"/>
+        <w:rPr>
+          <w:rFonts w:hint="default" w:ascii="Times New Roman" w:hAnsi="Times New Roman" w:cs="Times New Roman"/>
+          <w:lang w:val="en-US"/>
+        </w:rPr>
+      </w:pPr>
+      <w:r>
+        <w:rPr>
+          <w:rFonts w:hint="default" w:ascii="Times New Roman" w:hAnsi="Times New Roman" w:cs="Times New Roman"/>
+          <w:lang w:val="en-US" w:eastAsia="zh-CN"/>
+        </w:rPr>
+        <w:t>resource_id → copy_id</w:t>
+      </w:r>
+    </w:p>
+    <w:p>
+      <w:pPr>
+        <w:rPr>
+          <w:rFonts w:hint="default" w:ascii="Times New Roman" w:hAnsi="Times New Roman" w:cs="Times New Roman"/>
+        </w:rPr>
+      </w:pPr>
+      <w:r>
+        <w:rPr>
+          <w:rFonts w:hint="default" w:ascii="Times New Roman" w:hAnsi="Times New Roman" w:cs="Times New Roman"/>
+        </w:rPr>
+        <w:t xml:space="preserve">vì theo </w:t>
+      </w:r>
+      <w:r>
+        <w:rPr>
+          <w:rFonts w:hint="default" w:ascii="Times New Roman" w:hAnsi="Times New Roman" w:cs="Times New Roman"/>
+          <w:lang w:val="en-US"/>
+        </w:rPr>
+        <w:t>BS21</w:t>
+      </w:r>
+      <w:r>
+        <w:rPr>
+          <w:rFonts w:hint="default" w:ascii="Times New Roman" w:hAnsi="Times New Roman" w:cs="Times New Roman"/>
+        </w:rPr>
+        <w:t>, một Physical_Book có thể có nhiều Book_Copy.</w:t>
+      </w:r>
+    </w:p>
+    <w:p>
+      <w:pPr>
+        <w:rPr>
+          <w:rFonts w:hint="default" w:ascii="Times New Roman" w:hAnsi="Times New Roman" w:cs="Times New Roman"/>
+        </w:rPr>
+      </w:pPr>
+    </w:p>
+    <w:p>
+      <w:pPr>
+        <w:rPr>
+          <w:rFonts w:hint="default" w:ascii="Times New Roman" w:hAnsi="Times New Roman" w:cs="Times New Roman"/>
+          <w:b/>
+          <w:bCs/>
+          <w:lang w:val="en-US"/>
+        </w:rPr>
+      </w:pPr>
+      <w:r>
+        <w:rPr>
+          <w:rFonts w:hint="default" w:ascii="Times New Roman" w:hAnsi="Times New Roman" w:cs="Times New Roman"/>
+          <w:b/>
+          <w:bCs/>
+          <w:lang w:val="en-US"/>
+        </w:rPr>
+        <w:t>Nhóm 3 - Mượn sách &amp; Phạt</w:t>
+      </w:r>
+    </w:p>
+    <w:p>
+      <w:pPr>
+        <w:rPr>
+          <w:rFonts w:hint="default" w:ascii="Times New Roman" w:hAnsi="Times New Roman" w:cs="Times New Roman"/>
+          <w:b/>
+          <w:bCs/>
+          <w:lang w:val="en-US"/>
+        </w:rPr>
+      </w:pPr>
+    </w:p>
+    <w:p>
+      <w:pPr>
+        <w:rPr>
+          <w:rFonts w:hint="default" w:ascii="Times New Roman" w:hAnsi="Times New Roman" w:cs="Times New Roman"/>
+          <w:b w:val="0"/>
+          <w:bCs w:val="0"/>
+          <w:lang w:val="en-US"/>
+        </w:rPr>
+      </w:pPr>
+      <w:r>
+        <w:rPr>
+          <w:rFonts w:hint="default" w:ascii="Times New Roman" w:hAnsi="Times New Roman" w:cs="Times New Roman"/>
+          <w:b/>
+          <w:bCs/>
+          <w:lang w:val="en-US"/>
+        </w:rPr>
+        <w:t>LOAN_RECORD</w:t>
+      </w:r>
+      <w:r>
+        <w:rPr>
+          <w:rFonts w:hint="default" w:ascii="Times New Roman" w:hAnsi="Times New Roman" w:cs="Times New Roman"/>
+          <w:b w:val="0"/>
+          <w:bCs w:val="0"/>
+          <w:lang w:val="en-US"/>
+        </w:rPr>
+        <w:t xml:space="preserve"> (loan_id, member_id, librarian_id, loan_date, due_date)</w:t>
+      </w:r>
+    </w:p>
+    <w:p>
+      <w:pPr>
+        <w:rPr>
+          <w:rFonts w:hint="default" w:ascii="Times New Roman" w:hAnsi="Times New Roman" w:cs="Times New Roman"/>
+          <w:b w:val="0"/>
+          <w:bCs w:val="0"/>
+          <w:lang w:val="en-US"/>
+        </w:rPr>
+      </w:pPr>
+      <w:r>
+        <w:rPr>
+          <w:rFonts w:hint="default" w:ascii="Times New Roman" w:hAnsi="Times New Roman" w:cs="Times New Roman"/>
+          <w:b w:val="0"/>
+          <w:bCs w:val="0"/>
+          <w:lang w:val="en-US"/>
+        </w:rPr>
+        <w:t>Theo BS10, mỗi Loan_Record chỉ thuộc về đúng một Member. Đồng thời loan_id là PK:</w:t>
+      </w:r>
+    </w:p>
+    <w:p>
+      <w:pPr>
+        <w:numPr>
+          <w:ilvl w:val="0"/>
+          <w:numId w:val="2"/>
+        </w:numPr>
+        <w:ind w:left="420" w:leftChars="0" w:hanging="420" w:firstLineChars="0"/>
+        <w:rPr>
+          <w:rFonts w:hint="default" w:ascii="Times New Roman" w:hAnsi="Times New Roman" w:cs="Times New Roman"/>
+          <w:b w:val="0"/>
+          <w:bCs w:val="0"/>
+          <w:lang w:val="en-US"/>
+        </w:rPr>
+      </w:pPr>
+      <w:r>
+        <w:rPr>
+          <w:rFonts w:hint="default" w:ascii="Times New Roman" w:hAnsi="Times New Roman" w:cs="Times New Roman"/>
+          <w:b w:val="0"/>
+          <w:bCs w:val="0"/>
+          <w:lang w:val="en-US"/>
+        </w:rPr>
+        <w:t>loan_id → member_id, librarian_id, loan_date, due_date</w:t>
+      </w:r>
+    </w:p>
+    <w:p>
+      <w:pPr>
+        <w:rPr>
+          <w:rFonts w:hint="default" w:ascii="Times New Roman" w:hAnsi="Times New Roman" w:cs="Times New Roman"/>
+          <w:b w:val="0"/>
+          <w:bCs w:val="0"/>
+          <w:lang w:val="en-US"/>
+        </w:rPr>
+      </w:pPr>
+      <w:r>
+        <w:rPr>
+          <w:rFonts w:hint="default" w:ascii="Times New Roman" w:hAnsi="Times New Roman" w:cs="Times New Roman"/>
+          <w:b w:val="0"/>
+          <w:bCs w:val="0"/>
+          <w:lang w:val="en-US"/>
+        </w:rPr>
+        <w:t>Do loan_id xác định duy nhất một Loan_Record nên nó xác định được Member, Librarian, ngày mượn và ngày hẹn trả tương ứng.</w:t>
+      </w:r>
+    </w:p>
+    <w:p>
+      <w:pPr>
+        <w:rPr>
+          <w:rFonts w:hint="default" w:ascii="Times New Roman" w:hAnsi="Times New Roman" w:cs="Times New Roman"/>
+          <w:b w:val="0"/>
+          <w:bCs w:val="0"/>
+          <w:lang w:val="en-US"/>
+        </w:rPr>
+      </w:pPr>
+    </w:p>
+    <w:p>
+      <w:pPr>
+        <w:rPr>
+          <w:rFonts w:hint="default" w:ascii="Times New Roman" w:hAnsi="Times New Roman" w:cs="Times New Roman"/>
+          <w:b w:val="0"/>
+          <w:bCs w:val="0"/>
+          <w:lang w:val="en-US"/>
+        </w:rPr>
+      </w:pPr>
+      <w:r>
+        <w:rPr>
+          <w:rFonts w:hint="default" w:ascii="Times New Roman" w:hAnsi="Times New Roman" w:cs="Times New Roman"/>
+          <w:b/>
+          <w:bCs/>
+          <w:lang w:val="en-US"/>
+        </w:rPr>
+        <w:t>LOANED_COPY</w:t>
+      </w:r>
+      <w:r>
+        <w:rPr>
+          <w:rFonts w:hint="default" w:ascii="Times New Roman" w:hAnsi="Times New Roman" w:cs="Times New Roman"/>
+          <w:b w:val="0"/>
+          <w:bCs w:val="0"/>
+          <w:lang w:val="en-US"/>
+        </w:rPr>
+        <w:t xml:space="preserve"> (loaned_copy_id, loan_id, copy_id, return_date)</w:t>
+      </w:r>
+    </w:p>
+    <w:p>
+      <w:pPr>
+        <w:rPr>
+          <w:rFonts w:hint="default" w:ascii="Times New Roman" w:hAnsi="Times New Roman" w:cs="Times New Roman"/>
+          <w:b w:val="0"/>
+          <w:bCs w:val="0"/>
+          <w:lang w:val="en-US"/>
+        </w:rPr>
+      </w:pPr>
+      <w:r>
+        <w:rPr>
+          <w:rFonts w:hint="default" w:ascii="Times New Roman" w:hAnsi="Times New Roman" w:cs="Times New Roman"/>
+          <w:b w:val="0"/>
+          <w:bCs w:val="0"/>
+          <w:lang w:val="en-US"/>
+        </w:rPr>
+        <w:t>Theo BS20, mỗi Loaned_Copy thuộc về đúng một Loan_Record. Đồng thời loaned_copy_id là PK:</w:t>
+      </w:r>
+    </w:p>
+    <w:p>
+      <w:pPr>
+        <w:numPr>
+          <w:ilvl w:val="0"/>
+          <w:numId w:val="2"/>
+        </w:numPr>
+        <w:ind w:left="420" w:leftChars="0" w:hanging="420" w:firstLineChars="0"/>
+        <w:rPr>
+          <w:rFonts w:hint="default" w:ascii="Times New Roman" w:hAnsi="Times New Roman" w:cs="Times New Roman"/>
+          <w:b w:val="0"/>
+          <w:bCs w:val="0"/>
+          <w:lang w:val="en-US"/>
+        </w:rPr>
+      </w:pPr>
+      <w:r>
+        <w:rPr>
+          <w:rFonts w:hint="default" w:ascii="Times New Roman" w:hAnsi="Times New Roman" w:cs="Times New Roman"/>
+          <w:b w:val="0"/>
+          <w:bCs w:val="0"/>
+          <w:lang w:val="en-US"/>
+        </w:rPr>
+        <w:t>loaned_copy_id → loan_id, copy_id, return_date</w:t>
+      </w:r>
+    </w:p>
+    <w:p>
+      <w:pPr>
+        <w:rPr>
+          <w:rFonts w:hint="default" w:ascii="Times New Roman" w:hAnsi="Times New Roman" w:cs="Times New Roman"/>
+          <w:b w:val="0"/>
+          <w:bCs w:val="0"/>
+          <w:lang w:val="en-US"/>
+        </w:rPr>
+      </w:pPr>
+      <w:r>
+        <w:rPr>
+          <w:rFonts w:hint="default" w:ascii="Times New Roman" w:hAnsi="Times New Roman" w:cs="Times New Roman"/>
+          <w:b w:val="0"/>
+          <w:bCs w:val="0"/>
+          <w:lang w:val="en-US"/>
+        </w:rPr>
+        <w:t>Không được suy ra:</w:t>
+      </w:r>
+    </w:p>
+    <w:p>
+      <w:pPr>
+        <w:numPr>
+          <w:ilvl w:val="0"/>
+          <w:numId w:val="2"/>
+        </w:numPr>
+        <w:ind w:left="420" w:leftChars="0" w:hanging="420" w:firstLineChars="0"/>
+        <w:rPr>
+          <w:rFonts w:hint="default" w:ascii="Times New Roman" w:hAnsi="Times New Roman" w:cs="Times New Roman"/>
+          <w:b w:val="0"/>
+          <w:bCs w:val="0"/>
+          <w:lang w:val="en-US"/>
+        </w:rPr>
+      </w:pPr>
+      <w:r>
+        <w:rPr>
+          <w:rFonts w:hint="default" w:ascii="Times New Roman" w:hAnsi="Times New Roman" w:cs="Times New Roman"/>
+          <w:b w:val="0"/>
+          <w:bCs w:val="0"/>
+          <w:lang w:val="en-US"/>
+        </w:rPr>
+        <w:t>loan_id → loaned_copy_id, copy_id</w:t>
+      </w:r>
+    </w:p>
+    <w:p>
+      <w:pPr>
+        <w:rPr>
+          <w:rFonts w:hint="default" w:ascii="Times New Roman" w:hAnsi="Times New Roman" w:cs="Times New Roman"/>
+          <w:b w:val="0"/>
+          <w:bCs w:val="0"/>
+          <w:lang w:val="en-US"/>
+        </w:rPr>
+      </w:pPr>
+      <w:r>
+        <w:rPr>
+          <w:rFonts w:hint="default" w:ascii="Times New Roman" w:hAnsi="Times New Roman" w:cs="Times New Roman"/>
+          <w:b w:val="0"/>
+          <w:bCs w:val="0"/>
+          <w:lang w:val="en-US"/>
+        </w:rPr>
+        <w:t>vì theo BS19, một Loan_Record có thể có một hoặc nhiều Loaned_Copy.</w:t>
+      </w:r>
+    </w:p>
+    <w:p>
+      <w:pPr>
+        <w:rPr>
+          <w:rFonts w:hint="default" w:ascii="Times New Roman" w:hAnsi="Times New Roman" w:cs="Times New Roman"/>
+          <w:b w:val="0"/>
+          <w:bCs w:val="0"/>
+          <w:lang w:val="en-US"/>
+        </w:rPr>
+      </w:pPr>
+    </w:p>
+    <w:p>
+      <w:pPr>
+        <w:rPr>
+          <w:rFonts w:hint="default" w:ascii="Times New Roman" w:hAnsi="Times New Roman" w:cs="Times New Roman"/>
+          <w:b w:val="0"/>
+          <w:bCs w:val="0"/>
+          <w:lang w:val="en-US"/>
+        </w:rPr>
+      </w:pPr>
+      <w:r>
+        <w:rPr>
+          <w:rFonts w:hint="default" w:ascii="Times New Roman" w:hAnsi="Times New Roman" w:cs="Times New Roman"/>
+          <w:b/>
+          <w:bCs/>
+          <w:lang w:val="en-US"/>
+        </w:rPr>
+        <w:t>FINE</w:t>
+      </w:r>
+      <w:r>
+        <w:rPr>
+          <w:rFonts w:hint="default" w:ascii="Times New Roman" w:hAnsi="Times New Roman" w:cs="Times New Roman"/>
+          <w:b w:val="0"/>
+          <w:bCs w:val="0"/>
+          <w:lang w:val="en-US"/>
+        </w:rPr>
+        <w:t xml:space="preserve"> (fine_id, loaned_copy_id, librarian_id, amount, paid_status)</w:t>
+      </w:r>
+    </w:p>
+    <w:p>
+      <w:pPr>
+        <w:rPr>
+          <w:rFonts w:hint="default" w:ascii="Times New Roman" w:hAnsi="Times New Roman" w:cs="Times New Roman"/>
+          <w:b w:val="0"/>
+          <w:bCs w:val="0"/>
+          <w:lang w:val="en-US"/>
+        </w:rPr>
+      </w:pPr>
+      <w:r>
+        <w:rPr>
+          <w:rFonts w:hint="default" w:ascii="Times New Roman" w:hAnsi="Times New Roman" w:cs="Times New Roman"/>
+          <w:b w:val="0"/>
+          <w:bCs w:val="0"/>
+          <w:lang w:val="en-US"/>
+        </w:rPr>
+        <w:t>Theo BS24, mỗi Fine được liên kết với đúng một Loaned_Copy. Đồng thời fine_id là PK:</w:t>
+      </w:r>
+    </w:p>
+    <w:p>
+      <w:pPr>
+        <w:numPr>
+          <w:ilvl w:val="0"/>
+          <w:numId w:val="2"/>
+        </w:numPr>
+        <w:ind w:left="420" w:leftChars="0" w:hanging="420" w:firstLineChars="0"/>
+        <w:rPr>
+          <w:rFonts w:hint="default" w:ascii="Times New Roman" w:hAnsi="Times New Roman" w:cs="Times New Roman"/>
+          <w:b w:val="0"/>
+          <w:bCs w:val="0"/>
+          <w:lang w:val="en-US"/>
+        </w:rPr>
+      </w:pPr>
+      <w:r>
+        <w:rPr>
+          <w:rFonts w:hint="default" w:ascii="Times New Roman" w:hAnsi="Times New Roman" w:cs="Times New Roman"/>
+          <w:b w:val="0"/>
+          <w:bCs w:val="0"/>
+          <w:lang w:val="en-US"/>
+        </w:rPr>
+        <w:t>fine_id → loaned_copy_id, librarian_id, amount, paid_status</w:t>
+      </w:r>
+    </w:p>
+    <w:p>
+      <w:pPr>
+        <w:rPr>
+          <w:rFonts w:hint="default" w:ascii="Times New Roman" w:hAnsi="Times New Roman" w:cs="Times New Roman"/>
+          <w:b w:val="0"/>
+          <w:bCs w:val="0"/>
+          <w:lang w:val="en-US"/>
+        </w:rPr>
+      </w:pPr>
+      <w:r>
+        <w:rPr>
+          <w:rFonts w:hint="default" w:ascii="Times New Roman" w:hAnsi="Times New Roman" w:cs="Times New Roman"/>
+          <w:b w:val="0"/>
+          <w:bCs w:val="0"/>
+          <w:lang w:val="en-US"/>
+        </w:rPr>
+        <w:t>Ngoài ra, loaned_copy_id là UK:</w:t>
+      </w:r>
+    </w:p>
+    <w:p>
+      <w:pPr>
+        <w:numPr>
+          <w:ilvl w:val="0"/>
+          <w:numId w:val="2"/>
+        </w:numPr>
+        <w:ind w:left="420" w:leftChars="0" w:hanging="420" w:firstLineChars="0"/>
+        <w:rPr>
+          <w:rFonts w:hint="default" w:ascii="Times New Roman" w:hAnsi="Times New Roman" w:cs="Times New Roman"/>
+          <w:b w:val="0"/>
+          <w:bCs w:val="0"/>
+          <w:lang w:val="en-US"/>
+        </w:rPr>
+      </w:pPr>
+      <w:r>
+        <w:rPr>
+          <w:rFonts w:hint="default" w:ascii="Times New Roman" w:hAnsi="Times New Roman" w:cs="Times New Roman"/>
+          <w:b w:val="0"/>
+          <w:bCs w:val="0"/>
+          <w:lang w:val="en-US"/>
+        </w:rPr>
+        <w:t>loaned_copy_id → fine_id, librarian_id, amount, paid_status</w:t>
+      </w:r>
+    </w:p>
+    <w:p>
+      <w:pPr>
+        <w:rPr>
+          <w:rFonts w:hint="default" w:ascii="Times New Roman" w:hAnsi="Times New Roman" w:cs="Times New Roman"/>
+          <w:b w:val="0"/>
+          <w:bCs w:val="0"/>
+          <w:lang w:val="en-US"/>
+        </w:rPr>
+      </w:pPr>
+      <w:r>
+        <w:rPr>
+          <w:rFonts w:hint="default" w:ascii="Times New Roman" w:hAnsi="Times New Roman" w:cs="Times New Roman"/>
+          <w:b w:val="0"/>
+          <w:bCs w:val="0"/>
+          <w:lang w:val="en-US"/>
+        </w:rPr>
+        <w:t>BS25–BS27 về điều kiện phát sinh và công thức tính tiền phạt chỉ là các ràng buộc nghiệp vụ và quy tắc tính toán, không tạo thêm FD trong quan hệ FINE.</w:t>
+      </w:r>
+    </w:p>
+    <w:p>
+      <w:pPr>
+        <w:rPr>
+          <w:rFonts w:hint="default" w:ascii="Times New Roman" w:hAnsi="Times New Roman" w:cs="Times New Roman"/>
+          <w:b w:val="0"/>
+          <w:bCs w:val="0"/>
+          <w:lang w:val="en-US"/>
+        </w:rPr>
+      </w:pPr>
+    </w:p>
+    <w:p>
+      <w:pPr>
+        <w:rPr>
+          <w:rFonts w:hint="default" w:ascii="Times New Roman" w:hAnsi="Times New Roman" w:cs="Times New Roman"/>
+          <w:b/>
+          <w:bCs/>
+          <w:lang w:val="en-US"/>
+        </w:rPr>
+      </w:pPr>
+      <w:r>
+        <w:rPr>
+          <w:rFonts w:hint="default" w:ascii="Times New Roman" w:hAnsi="Times New Roman" w:cs="Times New Roman"/>
+          <w:b/>
+          <w:bCs/>
+          <w:lang w:val="en-US"/>
+        </w:rPr>
+        <w:t>Nhóm 4 - License &amp; Truy cập số</w:t>
+      </w:r>
+    </w:p>
+    <w:p>
+      <w:pPr>
+        <w:rPr>
+          <w:rFonts w:hint="default" w:ascii="Times New Roman" w:hAnsi="Times New Roman" w:cs="Times New Roman"/>
+          <w:b/>
+          <w:bCs/>
+          <w:lang w:val="en-US"/>
+        </w:rPr>
+      </w:pPr>
+    </w:p>
+    <w:p>
+      <w:pPr>
+        <w:rPr>
+          <w:rFonts w:hint="default" w:ascii="Times New Roman" w:hAnsi="Times New Roman" w:cs="Times New Roman"/>
+          <w:b w:val="0"/>
+          <w:bCs w:val="0"/>
+          <w:lang w:val="en-US"/>
+        </w:rPr>
+      </w:pPr>
+      <w:r>
+        <w:rPr>
+          <w:rFonts w:hint="default" w:ascii="Times New Roman" w:hAnsi="Times New Roman" w:cs="Times New Roman"/>
+          <w:b/>
+          <w:bCs/>
+          <w:lang w:val="en-US"/>
+        </w:rPr>
+        <w:t>LICENSE</w:t>
+      </w:r>
+      <w:r>
+        <w:rPr>
+          <w:rFonts w:hint="default" w:ascii="Times New Roman" w:hAnsi="Times New Roman" w:cs="Times New Roman"/>
+          <w:b w:val="0"/>
+          <w:bCs w:val="0"/>
+          <w:lang w:val="en-US"/>
+        </w:rPr>
+        <w:t xml:space="preserve"> (license_id, license_type, description)</w:t>
+      </w:r>
+    </w:p>
+    <w:p>
+      <w:pPr>
+        <w:rPr>
+          <w:rFonts w:hint="default" w:ascii="Times New Roman" w:hAnsi="Times New Roman" w:cs="Times New Roman"/>
+          <w:b w:val="0"/>
+          <w:bCs w:val="0"/>
+          <w:lang w:val="en-US"/>
+        </w:rPr>
+      </w:pPr>
+      <w:r>
+        <w:rPr>
+          <w:rFonts w:hint="default" w:ascii="Times New Roman" w:hAnsi="Times New Roman" w:cs="Times New Roman"/>
+          <w:b w:val="0"/>
+          <w:bCs w:val="0"/>
+          <w:lang w:val="en-US"/>
+        </w:rPr>
+        <w:t>Do license_id là PK:</w:t>
+      </w:r>
+    </w:p>
+    <w:p>
+      <w:pPr>
+        <w:numPr>
+          <w:ilvl w:val="0"/>
+          <w:numId w:val="2"/>
+        </w:numPr>
+        <w:ind w:left="420" w:leftChars="0" w:hanging="420" w:firstLineChars="0"/>
+        <w:rPr>
+          <w:rFonts w:hint="default" w:ascii="Times New Roman" w:hAnsi="Times New Roman" w:cs="Times New Roman"/>
+          <w:b w:val="0"/>
+          <w:bCs w:val="0"/>
+          <w:lang w:val="en-US"/>
+        </w:rPr>
+      </w:pPr>
+      <w:r>
+        <w:rPr>
+          <w:rFonts w:hint="default" w:ascii="Times New Roman" w:hAnsi="Times New Roman" w:cs="Times New Roman"/>
+          <w:b w:val="0"/>
+          <w:bCs w:val="0"/>
+          <w:lang w:val="en-US"/>
+        </w:rPr>
+        <w:t>license_id → license_type, description</w:t>
+      </w:r>
+    </w:p>
+    <w:p>
+      <w:pPr>
+        <w:rPr>
+          <w:rFonts w:hint="default" w:ascii="Times New Roman" w:hAnsi="Times New Roman" w:cs="Times New Roman"/>
+          <w:b w:val="0"/>
+          <w:bCs w:val="0"/>
+          <w:lang w:val="en-US"/>
+        </w:rPr>
+      </w:pPr>
+      <w:r>
+        <w:rPr>
+          <w:rFonts w:hint="default" w:ascii="Times New Roman" w:hAnsi="Times New Roman" w:cs="Times New Roman"/>
+          <w:b w:val="0"/>
+          <w:bCs w:val="0"/>
+          <w:lang w:val="en-US"/>
+        </w:rPr>
+        <w:t>Mỗi license_id xác định duy nhất một License, từ đó xác định được loại giấy phép và mô tả tương ứng.</w:t>
+      </w:r>
+    </w:p>
+    <w:p>
+      <w:pPr>
+        <w:rPr>
+          <w:rFonts w:hint="default" w:ascii="Times New Roman" w:hAnsi="Times New Roman" w:cs="Times New Roman"/>
+          <w:b w:val="0"/>
+          <w:bCs w:val="0"/>
+          <w:lang w:val="en-US"/>
+        </w:rPr>
+      </w:pPr>
+    </w:p>
+    <w:p>
+      <w:pPr>
+        <w:rPr>
+          <w:rFonts w:hint="default" w:ascii="Times New Roman" w:hAnsi="Times New Roman" w:cs="Times New Roman"/>
+          <w:b w:val="0"/>
+          <w:bCs w:val="0"/>
+          <w:lang w:val="en-US"/>
+        </w:rPr>
+      </w:pPr>
+      <w:r>
+        <w:rPr>
+          <w:rFonts w:hint="default" w:ascii="Times New Roman" w:hAnsi="Times New Roman" w:cs="Times New Roman"/>
+          <w:b/>
+          <w:bCs/>
+          <w:lang w:val="en-US"/>
+        </w:rPr>
+        <w:t>ACCESS_LICENSE</w:t>
+      </w:r>
+      <w:r>
+        <w:rPr>
+          <w:rFonts w:hint="default" w:ascii="Times New Roman" w:hAnsi="Times New Roman" w:cs="Times New Roman"/>
+          <w:b w:val="0"/>
+          <w:bCs w:val="0"/>
+          <w:lang w:val="en-US"/>
+        </w:rPr>
+        <w:t xml:space="preserve"> (license_id, resource_id, granted_date)</w:t>
+      </w:r>
+    </w:p>
+    <w:p>
+      <w:pPr>
+        <w:rPr>
+          <w:rFonts w:hint="default" w:ascii="Times New Roman" w:hAnsi="Times New Roman" w:cs="Times New Roman"/>
+          <w:b w:val="0"/>
+          <w:bCs w:val="0"/>
+          <w:lang w:val="en-US"/>
+        </w:rPr>
+      </w:pPr>
+      <w:r>
+        <w:rPr>
+          <w:rFonts w:hint="default" w:ascii="Times New Roman" w:hAnsi="Times New Roman" w:cs="Times New Roman"/>
+          <w:b w:val="0"/>
+          <w:bCs w:val="0"/>
+          <w:lang w:val="en-US"/>
+        </w:rPr>
+        <w:t>Theo BS32–35, Access_License là bảng bắc cầu cho quan hệ N:M giữa License và Open_Access. Khóa chính của quan hệ là khóa ghép:</w:t>
+      </w:r>
+    </w:p>
+    <w:p>
+      <w:pPr>
+        <w:rPr>
+          <w:rFonts w:hint="default" w:ascii="Times New Roman" w:hAnsi="Times New Roman" w:cs="Times New Roman"/>
+          <w:b w:val="0"/>
+          <w:bCs w:val="0"/>
+          <w:lang w:val="en-US"/>
+        </w:rPr>
+      </w:pPr>
+      <w:r>
+        <w:rPr>
+          <w:rFonts w:hint="default" w:ascii="Times New Roman" w:hAnsi="Times New Roman" w:cs="Times New Roman"/>
+          <w:b w:val="0"/>
+          <w:bCs w:val="0"/>
+          <w:lang w:val="en-US"/>
+        </w:rPr>
+        <w:t>(license_id, resource_id)</w:t>
+      </w:r>
+    </w:p>
+    <w:p>
+      <w:pPr>
+        <w:rPr>
+          <w:rFonts w:hint="default" w:ascii="Times New Roman" w:hAnsi="Times New Roman" w:cs="Times New Roman"/>
+          <w:b w:val="0"/>
+          <w:bCs w:val="0"/>
+          <w:lang w:val="en-US"/>
+        </w:rPr>
+      </w:pPr>
+      <w:r>
+        <w:rPr>
+          <w:rFonts w:hint="default" w:ascii="Times New Roman" w:hAnsi="Times New Roman" w:cs="Times New Roman"/>
+          <w:b w:val="0"/>
+          <w:bCs w:val="0"/>
+          <w:lang w:val="en-US"/>
+        </w:rPr>
+        <w:t>Do đó:</w:t>
+      </w:r>
+    </w:p>
+    <w:p>
+      <w:pPr>
+        <w:numPr>
+          <w:ilvl w:val="0"/>
+          <w:numId w:val="2"/>
+        </w:numPr>
+        <w:ind w:left="420" w:leftChars="0" w:hanging="420" w:firstLineChars="0"/>
+        <w:rPr>
+          <w:rFonts w:hint="default" w:ascii="Times New Roman" w:hAnsi="Times New Roman" w:cs="Times New Roman"/>
+          <w:b w:val="0"/>
+          <w:bCs w:val="0"/>
+          <w:lang w:val="en-US"/>
+        </w:rPr>
+      </w:pPr>
+      <w:r>
+        <w:rPr>
+          <w:rFonts w:hint="default" w:ascii="Times New Roman" w:hAnsi="Times New Roman" w:cs="Times New Roman"/>
+          <w:b w:val="0"/>
+          <w:bCs w:val="0"/>
+          <w:lang w:val="en-US"/>
+        </w:rPr>
+        <w:t>(license_id, resource_id) → granted_date</w:t>
+      </w:r>
+    </w:p>
+    <w:p>
+      <w:pPr>
+        <w:rPr>
+          <w:rFonts w:hint="default" w:ascii="Times New Roman" w:hAnsi="Times New Roman" w:cs="Times New Roman"/>
+          <w:b w:val="0"/>
+          <w:bCs w:val="0"/>
+          <w:lang w:val="en-US"/>
+        </w:rPr>
+      </w:pPr>
+      <w:r>
+        <w:rPr>
+          <w:rFonts w:hint="default" w:ascii="Times New Roman" w:hAnsi="Times New Roman" w:cs="Times New Roman"/>
+          <w:b w:val="0"/>
+          <w:bCs w:val="0"/>
+          <w:lang w:val="en-US"/>
+        </w:rPr>
+        <w:t>Không được suy ra:</w:t>
+      </w:r>
+    </w:p>
+    <w:p>
+      <w:pPr>
+        <w:numPr>
+          <w:ilvl w:val="0"/>
+          <w:numId w:val="2"/>
+        </w:numPr>
+        <w:ind w:left="420" w:leftChars="0" w:hanging="420" w:firstLineChars="0"/>
+        <w:rPr>
+          <w:rFonts w:hint="default" w:ascii="Times New Roman" w:hAnsi="Times New Roman" w:cs="Times New Roman"/>
+          <w:b w:val="0"/>
+          <w:bCs w:val="0"/>
+          <w:lang w:val="en-US"/>
+        </w:rPr>
+      </w:pPr>
+      <w:r>
+        <w:rPr>
+          <w:rFonts w:hint="default" w:ascii="Times New Roman" w:hAnsi="Times New Roman" w:cs="Times New Roman"/>
+          <w:b w:val="0"/>
+          <w:bCs w:val="0"/>
+          <w:lang w:val="en-US"/>
+        </w:rPr>
+        <w:t>license_id → granted_date</w:t>
+      </w:r>
+    </w:p>
+    <w:p>
+      <w:pPr>
+        <w:rPr>
+          <w:rFonts w:hint="default" w:ascii="Times New Roman" w:hAnsi="Times New Roman" w:cs="Times New Roman"/>
+          <w:b w:val="0"/>
+          <w:bCs w:val="0"/>
+          <w:lang w:val="en-US"/>
+        </w:rPr>
+      </w:pPr>
+      <w:r>
+        <w:rPr>
+          <w:rFonts w:hint="default" w:ascii="Times New Roman" w:hAnsi="Times New Roman" w:cs="Times New Roman"/>
+          <w:b w:val="0"/>
+          <w:bCs w:val="0"/>
+          <w:lang w:val="en-US"/>
+        </w:rPr>
+        <w:t>vì theo BS35, một License có thể được liên kết với nhiều Access_License.</w:t>
+      </w:r>
+    </w:p>
+    <w:p>
+      <w:pPr>
+        <w:rPr>
+          <w:rFonts w:hint="default" w:ascii="Times New Roman" w:hAnsi="Times New Roman" w:cs="Times New Roman"/>
+          <w:b w:val="0"/>
+          <w:bCs w:val="0"/>
+          <w:lang w:val="en-US"/>
+        </w:rPr>
+      </w:pPr>
+      <w:r>
+        <w:rPr>
+          <w:rFonts w:hint="default" w:ascii="Times New Roman" w:hAnsi="Times New Roman" w:cs="Times New Roman"/>
+          <w:b w:val="0"/>
+          <w:bCs w:val="0"/>
+          <w:lang w:val="en-US"/>
+        </w:rPr>
+        <w:t>Cũng không được suy ra:</w:t>
+      </w:r>
+    </w:p>
+    <w:p>
+      <w:pPr>
+        <w:numPr>
+          <w:ilvl w:val="0"/>
+          <w:numId w:val="2"/>
+        </w:numPr>
+        <w:ind w:left="420" w:leftChars="0" w:hanging="420" w:firstLineChars="0"/>
+        <w:rPr>
+          <w:rFonts w:hint="default" w:ascii="Times New Roman" w:hAnsi="Times New Roman" w:cs="Times New Roman"/>
+          <w:b w:val="0"/>
+          <w:bCs w:val="0"/>
+          <w:lang w:val="en-US"/>
+        </w:rPr>
+      </w:pPr>
+      <w:r>
+        <w:rPr>
+          <w:rFonts w:hint="default" w:ascii="Times New Roman" w:hAnsi="Times New Roman" w:cs="Times New Roman"/>
+          <w:b w:val="0"/>
+          <w:bCs w:val="0"/>
+          <w:lang w:val="en-US"/>
+        </w:rPr>
+        <w:t>resource_id → granted_date</w:t>
+      </w:r>
+    </w:p>
+    <w:p>
+      <w:pPr>
+        <w:rPr>
+          <w:rFonts w:hint="default" w:ascii="Times New Roman" w:hAnsi="Times New Roman" w:cs="Times New Roman"/>
+          <w:b w:val="0"/>
+          <w:bCs w:val="0"/>
+          <w:lang w:val="en-US"/>
+        </w:rPr>
+      </w:pPr>
+      <w:r>
+        <w:rPr>
+          <w:rFonts w:hint="default" w:ascii="Times New Roman" w:hAnsi="Times New Roman" w:cs="Times New Roman"/>
+          <w:b w:val="0"/>
+          <w:bCs w:val="0"/>
+          <w:lang w:val="en-US"/>
+        </w:rPr>
+        <w:t>vì theo BS32, một Open_Access có thể có nhiều Access_License.</w:t>
+      </w:r>
+    </w:p>
+    <w:p>
+      <w:pPr>
+        <w:rPr>
+          <w:rFonts w:hint="default" w:ascii="Times New Roman" w:hAnsi="Times New Roman" w:cs="Times New Roman"/>
+          <w:b w:val="0"/>
+          <w:bCs w:val="0"/>
+          <w:lang w:val="en-US"/>
+        </w:rPr>
+      </w:pPr>
+    </w:p>
+    <w:p>
+      <w:pPr>
+        <w:rPr>
+          <w:rFonts w:hint="default" w:ascii="Times New Roman" w:hAnsi="Times New Roman" w:cs="Times New Roman"/>
+          <w:b w:val="0"/>
+          <w:bCs w:val="0"/>
+          <w:lang w:val="en-US"/>
+        </w:rPr>
+      </w:pPr>
+      <w:r>
+        <w:rPr>
+          <w:rFonts w:hint="default" w:ascii="Times New Roman" w:hAnsi="Times New Roman" w:cs="Times New Roman"/>
+          <w:b/>
+          <w:bCs/>
+          <w:lang w:val="en-US"/>
+        </w:rPr>
+        <w:t>ACCESS_LOG</w:t>
+      </w:r>
+      <w:r>
+        <w:rPr>
+          <w:rFonts w:hint="default" w:ascii="Times New Roman" w:hAnsi="Times New Roman" w:cs="Times New Roman"/>
+          <w:b w:val="0"/>
+          <w:bCs w:val="0"/>
+          <w:lang w:val="en-US"/>
+        </w:rPr>
+        <w:t xml:space="preserve"> (access_id, member_id, resource_id, access_time)</w:t>
+      </w:r>
+    </w:p>
+    <w:p>
+      <w:pPr>
+        <w:rPr>
+          <w:rFonts w:hint="default" w:ascii="Times New Roman" w:hAnsi="Times New Roman" w:cs="Times New Roman"/>
+          <w:b w:val="0"/>
+          <w:bCs w:val="0"/>
+          <w:lang w:val="en-US"/>
+        </w:rPr>
+      </w:pPr>
+      <w:r>
+        <w:rPr>
+          <w:rFonts w:hint="default" w:ascii="Times New Roman" w:hAnsi="Times New Roman" w:cs="Times New Roman"/>
+          <w:b w:val="0"/>
+          <w:bCs w:val="0"/>
+          <w:lang w:val="en-US"/>
+        </w:rPr>
+        <w:t>Theo BS30, mỗi lượt xem hoặc tải Journal được ghi nhận bằng một Access_Log. Đồng thời access_id là PK:</w:t>
+      </w:r>
+    </w:p>
+    <w:p>
+      <w:pPr>
+        <w:numPr>
+          <w:ilvl w:val="0"/>
+          <w:numId w:val="2"/>
+        </w:numPr>
+        <w:ind w:left="420" w:leftChars="0" w:hanging="420" w:firstLineChars="0"/>
+        <w:rPr>
+          <w:rFonts w:hint="default" w:ascii="Times New Roman" w:hAnsi="Times New Roman" w:cs="Times New Roman"/>
+          <w:b w:val="0"/>
+          <w:bCs w:val="0"/>
+          <w:lang w:val="en-US"/>
+        </w:rPr>
+      </w:pPr>
+      <w:r>
+        <w:rPr>
+          <w:rFonts w:hint="default" w:ascii="Times New Roman" w:hAnsi="Times New Roman" w:cs="Times New Roman"/>
+          <w:b w:val="0"/>
+          <w:bCs w:val="0"/>
+          <w:lang w:val="en-US"/>
+        </w:rPr>
+        <w:t>access_id → member_id, resource_id, access_time</w:t>
+      </w:r>
+    </w:p>
+    <w:p>
+      <w:pPr>
+        <w:rPr>
+          <w:rFonts w:hint="default" w:ascii="Times New Roman" w:hAnsi="Times New Roman" w:cs="Times New Roman"/>
+          <w:b w:val="0"/>
+          <w:bCs w:val="0"/>
+          <w:lang w:val="en-US"/>
+        </w:rPr>
+      </w:pPr>
+      <w:r>
+        <w:rPr>
+          <w:rFonts w:hint="default" w:ascii="Times New Roman" w:hAnsi="Times New Roman" w:cs="Times New Roman"/>
+          <w:b w:val="0"/>
+          <w:bCs w:val="0"/>
+          <w:lang w:val="en-US"/>
+        </w:rPr>
+        <w:t>Mỗi access_id xác định duy nhất một lần truy cập, từ đó xác định được Member, Journal và thời gian truy cập tương ứng.</w:t>
+      </w:r>
+    </w:p>
+    <w:p>
+      <w:pPr>
+        <w:rPr>
+          <w:rFonts w:hint="default" w:ascii="Times New Roman" w:hAnsi="Times New Roman" w:cs="Times New Roman"/>
+          <w:b w:val="0"/>
+          <w:bCs w:val="0"/>
+          <w:lang w:val="en-US"/>
+        </w:rPr>
+      </w:pPr>
+      <w:r>
+        <w:rPr>
+          <w:rFonts w:hint="default" w:ascii="Times New Roman" w:hAnsi="Times New Roman" w:cs="Times New Roman"/>
+          <w:b w:val="0"/>
+          <w:bCs w:val="0"/>
+          <w:lang w:val="en-US"/>
+        </w:rPr>
+        <w:t>BS31 về giới hạn tối đa 50 Access_Log trong 24 giờ chỉ là ràng buộc nghiệp vụ, không tạo thêm FD.</w:t>
+      </w:r>
+    </w:p>
+    <w:p>
+      <w:pPr>
+        <w:rPr>
+          <w:rFonts w:hint="default" w:ascii="Times New Roman" w:hAnsi="Times New Roman" w:cs="Times New Roman"/>
+          <w:b w:val="0"/>
+          <w:bCs w:val="0"/>
+          <w:lang w:val="en-US"/>
+        </w:rPr>
+      </w:pPr>
+    </w:p>
+    <w:p>
+      <w:pPr>
+        <w:rPr>
+          <w:rFonts w:hint="default" w:ascii="Times New Roman" w:hAnsi="Times New Roman" w:cs="Times New Roman"/>
+          <w:b/>
+          <w:bCs/>
+          <w:lang w:val="en-US"/>
+        </w:rPr>
+      </w:pPr>
+      <w:r>
+        <w:rPr>
+          <w:rFonts w:hint="default" w:ascii="Times New Roman" w:hAnsi="Times New Roman" w:cs="Times New Roman"/>
+          <w:b/>
+          <w:bCs/>
+          <w:lang w:val="en-US"/>
+        </w:rPr>
+        <w:t>Nhóm 5 - Bảng bắc cầu N:M thuần</w:t>
+      </w:r>
+    </w:p>
+    <w:p>
+      <w:pPr>
+        <w:rPr>
+          <w:rFonts w:hint="default" w:ascii="Times New Roman" w:hAnsi="Times New Roman" w:cs="Times New Roman"/>
+          <w:b w:val="0"/>
+          <w:bCs w:val="0"/>
+          <w:lang w:val="en-US"/>
+        </w:rPr>
+      </w:pPr>
+      <w:r>
+        <w:rPr>
+          <w:rFonts w:hint="default" w:ascii="Times New Roman" w:hAnsi="Times New Roman" w:cs="Times New Roman"/>
+          <w:b/>
+          <w:bCs/>
+          <w:lang w:val="en-US"/>
+        </w:rPr>
+        <w:t>RESOURCE_AUTHOR</w:t>
+      </w:r>
+      <w:r>
+        <w:rPr>
+          <w:rFonts w:hint="default" w:ascii="Times New Roman" w:hAnsi="Times New Roman" w:cs="Times New Roman"/>
+          <w:b w:val="0"/>
+          <w:bCs w:val="0"/>
+          <w:lang w:val="en-US"/>
+        </w:rPr>
+        <w:t xml:space="preserve"> (author_id, resource_id)</w:t>
+      </w:r>
+    </w:p>
+    <w:p>
+      <w:pPr>
+        <w:rPr>
+          <w:rFonts w:hint="default" w:ascii="Times New Roman" w:hAnsi="Times New Roman" w:cs="Times New Roman"/>
+          <w:b w:val="0"/>
+          <w:bCs w:val="0"/>
+          <w:lang w:val="en-US"/>
+        </w:rPr>
+      </w:pPr>
+    </w:p>
+    <w:p>
+      <w:pPr>
+        <w:rPr>
+          <w:rFonts w:hint="default" w:ascii="Times New Roman" w:hAnsi="Times New Roman" w:cs="Times New Roman"/>
+          <w:b w:val="0"/>
+          <w:bCs w:val="0"/>
+          <w:lang w:val="en-US"/>
+        </w:rPr>
+      </w:pPr>
+      <w:r>
+        <w:rPr>
+          <w:rFonts w:hint="default" w:ascii="Times New Roman" w:hAnsi="Times New Roman" w:cs="Times New Roman"/>
+          <w:b w:val="0"/>
+          <w:bCs w:val="0"/>
+          <w:lang w:val="en-US"/>
+        </w:rPr>
+        <w:t>Khóa chính của quan hệ là khóa ghép (author_id, resource_id). Do quan hệ không có thuộc tính không khóa nên không tồn tại phụ thuộc hàm không tầm thường (non-trivial Functional Dependency) trong quan hệ này.</w:t>
+      </w:r>
+    </w:p>
+    <w:p>
+      <w:pPr>
+        <w:rPr>
+          <w:rFonts w:hint="default" w:ascii="Times New Roman" w:hAnsi="Times New Roman" w:cs="Times New Roman"/>
+          <w:b w:val="0"/>
+          <w:bCs w:val="0"/>
+          <w:lang w:val="en-US"/>
+        </w:rPr>
+      </w:pPr>
+      <w:r>
+        <w:rPr>
+          <w:rFonts w:hint="default" w:ascii="Times New Roman" w:hAnsi="Times New Roman" w:cs="Times New Roman"/>
+          <w:b w:val="0"/>
+          <w:bCs w:val="0"/>
+          <w:lang w:val="en-US"/>
+        </w:rPr>
+        <w:t>Phụ thuộc hàm tầm thường:</w:t>
+      </w:r>
+    </w:p>
+    <w:p>
+      <w:pPr>
+        <w:numPr>
+          <w:ilvl w:val="0"/>
+          <w:numId w:val="2"/>
+        </w:numPr>
+        <w:ind w:left="420" w:leftChars="0" w:hanging="420" w:firstLineChars="0"/>
+        <w:rPr>
+          <w:rFonts w:hint="default" w:ascii="Times New Roman" w:hAnsi="Times New Roman" w:cs="Times New Roman"/>
+          <w:b w:val="0"/>
+          <w:bCs w:val="0"/>
+          <w:lang w:val="en-US"/>
+        </w:rPr>
+      </w:pPr>
+      <w:r>
+        <w:rPr>
+          <w:rFonts w:hint="default" w:ascii="Times New Roman" w:hAnsi="Times New Roman" w:cs="Times New Roman"/>
+          <w:b w:val="0"/>
+          <w:bCs w:val="0"/>
+          <w:lang w:val="en-US"/>
+        </w:rPr>
+        <w:t>(author_id, resource_id) → author_id, resource_id</w:t>
+      </w:r>
+    </w:p>
+    <w:p>
+      <w:pPr>
+        <w:rPr>
+          <w:rFonts w:hint="default" w:ascii="Times New Roman" w:hAnsi="Times New Roman" w:cs="Times New Roman"/>
+          <w:b w:val="0"/>
+          <w:bCs w:val="0"/>
+          <w:lang w:val="en-US"/>
+        </w:rPr>
+      </w:pPr>
+    </w:p>
+    <w:p>
+      <w:pPr>
+        <w:rPr>
+          <w:rFonts w:hint="default" w:ascii="Times New Roman" w:hAnsi="Times New Roman" w:cs="Times New Roman"/>
+          <w:b/>
+          <w:bCs/>
+          <w:lang w:val="en-US"/>
+        </w:rPr>
+      </w:pPr>
+      <w:r>
+        <w:rPr>
+          <w:rFonts w:hint="default" w:ascii="Times New Roman" w:hAnsi="Times New Roman" w:cs="Times New Roman"/>
+          <w:b/>
+          <w:bCs/>
+          <w:lang w:val="en-US"/>
+        </w:rPr>
+        <w:t>2.3.3 Xác định các khóa ứng viên</w:t>
+      </w:r>
+    </w:p>
+    <w:p>
+      <w:pPr>
+        <w:rPr>
+          <w:rFonts w:hint="default" w:ascii="Times New Roman" w:hAnsi="Times New Roman" w:cs="Times New Roman"/>
+          <w:b w:val="0"/>
+          <w:bCs w:val="0"/>
+          <w:lang w:val="en-US"/>
+        </w:rPr>
+      </w:pPr>
+    </w:p>
+    <w:tbl>
+      <w:tblPr>
+        <w:tblStyle w:val="12"/>
+        <w:tblW w:w="4998" w:type="pct"/>
+        <w:tblInd w:w="0" w:type="dxa"/>
+        <w:tblBorders>
+          <w:top w:val="single" w:color="auto" w:sz="4" w:space="0"/>
+          <w:left w:val="single" w:color="auto" w:sz="4" w:space="0"/>
+          <w:bottom w:val="single" w:color="auto" w:sz="4" w:space="0"/>
+          <w:right w:val="single" w:color="auto" w:sz="4" w:space="0"/>
+          <w:insideH w:val="single" w:color="auto" w:sz="4" w:space="0"/>
+          <w:insideV w:val="single" w:color="auto" w:sz="4" w:space="0"/>
+        </w:tblBorders>
+        <w:tblLayout w:type="autofit"/>
+        <w:tblCellMar>
+          <w:top w:w="0" w:type="dxa"/>
+          <w:left w:w="108" w:type="dxa"/>
+          <w:bottom w:w="0" w:type="dxa"/>
+          <w:right w:w="108" w:type="dxa"/>
+        </w:tblCellMar>
+      </w:tblPr>
+      <w:tblGrid>
+        <w:gridCol w:w="3735"/>
+        <w:gridCol w:w="4784"/>
+      </w:tblGrid>
+      <w:tr>
+        <w:tblPrEx>
+          <w:tblBorders>
+            <w:top w:val="single" w:color="auto" w:sz="4" w:space="0"/>
+            <w:left w:val="single" w:color="auto" w:sz="4" w:space="0"/>
+            <w:bottom w:val="single" w:color="auto" w:sz="4" w:space="0"/>
+            <w:right w:val="single" w:color="auto" w:sz="4" w:space="0"/>
+            <w:insideH w:val="single" w:color="auto" w:sz="4" w:space="0"/>
+            <w:insideV w:val="single" w:color="auto" w:sz="4" w:space="0"/>
+          </w:tblBorders>
+          <w:tblCellMar>
+            <w:top w:w="0" w:type="dxa"/>
+            <w:left w:w="108" w:type="dxa"/>
+            <w:bottom w:w="0" w:type="dxa"/>
+            <w:right w:w="108" w:type="dxa"/>
+          </w:tblCellMar>
+        </w:tblPrEx>
+        <w:trPr>
+          <w:trHeight w:val="420" w:hRule="atLeast"/>
+        </w:trPr>
+        <w:tc>
+          <w:tcPr>
+            <w:tcW w:w="2192" w:type="pct"/>
+            <w:vAlign w:val="center"/>
+          </w:tcPr>
+          <w:p>
+            <w:pPr>
+              <w:keepNext w:val="0"/>
+              <w:keepLines w:val="0"/>
+              <w:widowControl/>
+              <w:suppressLineNumbers w:val="0"/>
+              <w:snapToGrid w:val="0"/>
+              <w:jc w:val="both"/>
+              <w:rPr>
+                <w:rFonts w:hint="default" w:ascii="Calibri" w:hAnsi="Calibri" w:cs="Calibri"/>
+                <w:b w:val="0"/>
+                <w:bCs w:val="0"/>
+                <w:sz w:val="20"/>
+                <w:szCs w:val="20"/>
+                <w:vertAlign w:val="baseline"/>
+                <w:lang w:val="en-US"/>
+              </w:rPr>
+            </w:pPr>
+            <w:r>
+              <w:rPr>
+                <w:rFonts w:hint="default" w:ascii="Calibri" w:hAnsi="Calibri" w:eastAsia="SimSun" w:cs="Calibri"/>
+                <w:b/>
+                <w:bCs/>
+                <w:kern w:val="0"/>
+                <w:sz w:val="20"/>
+                <w:szCs w:val="20"/>
+                <w:lang w:val="en-US" w:eastAsia="zh-CN" w:bidi="ar"/>
+              </w:rPr>
+              <w:t>Quan hệ</w:t>
+            </w:r>
+          </w:p>
+        </w:tc>
+        <w:tc>
+          <w:tcPr>
+            <w:tcW w:w="2807" w:type="pct"/>
+            <w:vAlign w:val="center"/>
+          </w:tcPr>
+          <w:p>
+            <w:pPr>
+              <w:keepNext w:val="0"/>
+              <w:keepLines w:val="0"/>
+              <w:widowControl/>
+              <w:suppressLineNumbers w:val="0"/>
+              <w:snapToGrid w:val="0"/>
+              <w:jc w:val="both"/>
+              <w:rPr>
+                <w:rFonts w:hint="default" w:ascii="Calibri" w:hAnsi="Calibri" w:cs="Calibri"/>
+                <w:b w:val="0"/>
+                <w:bCs w:val="0"/>
+                <w:sz w:val="20"/>
+                <w:szCs w:val="20"/>
+                <w:vertAlign w:val="baseline"/>
+                <w:lang w:val="en-US"/>
+              </w:rPr>
+            </w:pPr>
+            <w:r>
+              <w:rPr>
+                <w:rFonts w:hint="default" w:ascii="Calibri" w:hAnsi="Calibri" w:eastAsia="SimSun" w:cs="Calibri"/>
+                <w:b/>
+                <w:bCs/>
+                <w:kern w:val="0"/>
+                <w:sz w:val="20"/>
+                <w:szCs w:val="20"/>
+                <w:lang w:val="en-US" w:eastAsia="zh-CN" w:bidi="ar"/>
+              </w:rPr>
+              <w:t>Khóa ứng viên</w:t>
+            </w:r>
+          </w:p>
+        </w:tc>
+      </w:tr>
+      <w:tr>
+        <w:tblPrEx>
+          <w:tblBorders>
+            <w:top w:val="single" w:color="auto" w:sz="4" w:space="0"/>
+            <w:left w:val="single" w:color="auto" w:sz="4" w:space="0"/>
+            <w:bottom w:val="single" w:color="auto" w:sz="4" w:space="0"/>
+            <w:right w:val="single" w:color="auto" w:sz="4" w:space="0"/>
+            <w:insideH w:val="single" w:color="auto" w:sz="4" w:space="0"/>
+            <w:insideV w:val="single" w:color="auto" w:sz="4" w:space="0"/>
+          </w:tblBorders>
+          <w:tblCellMar>
+            <w:top w:w="0" w:type="dxa"/>
+            <w:left w:w="108" w:type="dxa"/>
+            <w:bottom w:w="0" w:type="dxa"/>
+            <w:right w:w="108" w:type="dxa"/>
+          </w:tblCellMar>
+        </w:tblPrEx>
+        <w:trPr>
+          <w:trHeight w:val="0" w:hRule="atLeast"/>
+        </w:trPr>
+        <w:tc>
+          <w:tcPr>
+            <w:tcW w:w="2192" w:type="pct"/>
+            <w:vAlign w:val="center"/>
+          </w:tcPr>
+          <w:p>
+            <w:pPr>
+              <w:keepNext w:val="0"/>
+              <w:keepLines w:val="0"/>
+              <w:widowControl/>
+              <w:suppressLineNumbers w:val="0"/>
+              <w:snapToGrid w:val="0"/>
+              <w:jc w:val="both"/>
+              <w:rPr>
+                <w:rFonts w:hint="default" w:ascii="Calibri" w:hAnsi="Calibri" w:cs="Calibri"/>
+                <w:b w:val="0"/>
+                <w:bCs w:val="0"/>
+                <w:sz w:val="20"/>
+                <w:szCs w:val="20"/>
+                <w:vertAlign w:val="baseline"/>
+                <w:lang w:val="en-US"/>
+              </w:rPr>
+            </w:pPr>
+            <w:r>
+              <w:rPr>
+                <w:rFonts w:hint="default" w:ascii="Calibri" w:hAnsi="Calibri" w:eastAsia="SimSun" w:cs="Calibri"/>
+                <w:kern w:val="0"/>
+                <w:sz w:val="20"/>
+                <w:szCs w:val="20"/>
+                <w:lang w:val="en-US" w:eastAsia="zh-CN" w:bidi="ar"/>
+              </w:rPr>
+              <w:t>PERSON</w:t>
+            </w:r>
+          </w:p>
+        </w:tc>
+        <w:tc>
+          <w:tcPr>
+            <w:tcW w:w="2807" w:type="pct"/>
+            <w:vAlign w:val="center"/>
+          </w:tcPr>
+          <w:p>
+            <w:pPr>
+              <w:keepNext w:val="0"/>
+              <w:keepLines w:val="0"/>
+              <w:widowControl/>
+              <w:suppressLineNumbers w:val="0"/>
+              <w:snapToGrid w:val="0"/>
+              <w:jc w:val="both"/>
+              <w:rPr>
+                <w:rFonts w:hint="default" w:ascii="Calibri" w:hAnsi="Calibri" w:cs="Calibri"/>
+                <w:b w:val="0"/>
+                <w:bCs w:val="0"/>
+                <w:sz w:val="20"/>
+                <w:szCs w:val="20"/>
+                <w:vertAlign w:val="baseline"/>
+                <w:lang w:val="en-US"/>
+              </w:rPr>
+            </w:pPr>
+            <w:r>
+              <w:rPr>
+                <w:rStyle w:val="8"/>
+                <w:rFonts w:hint="default" w:ascii="Calibri" w:hAnsi="Calibri" w:eastAsia="SimSun" w:cs="Calibri"/>
+                <w:kern w:val="0"/>
+                <w:sz w:val="20"/>
+                <w:szCs w:val="20"/>
+                <w:lang w:val="en-US" w:eastAsia="zh-CN" w:bidi="ar"/>
+              </w:rPr>
+              <w:t>{person_id}</w:t>
+            </w:r>
+            <w:r>
+              <w:rPr>
+                <w:rFonts w:hint="default" w:ascii="Calibri" w:hAnsi="Calibri" w:eastAsia="SimSun" w:cs="Calibri"/>
+                <w:kern w:val="0"/>
+                <w:sz w:val="20"/>
+                <w:szCs w:val="20"/>
+                <w:lang w:val="en-US" w:eastAsia="zh-CN" w:bidi="ar"/>
+              </w:rPr>
+              <w:t xml:space="preserve">, </w:t>
+            </w:r>
+            <w:r>
+              <w:rPr>
+                <w:rStyle w:val="8"/>
+                <w:rFonts w:hint="default" w:ascii="Calibri" w:hAnsi="Calibri" w:eastAsia="SimSun" w:cs="Calibri"/>
+                <w:kern w:val="0"/>
+                <w:sz w:val="20"/>
+                <w:szCs w:val="20"/>
+                <w:lang w:val="en-US" w:eastAsia="zh-CN" w:bidi="ar"/>
+              </w:rPr>
+              <w:t>{email}</w:t>
+            </w:r>
+          </w:p>
+        </w:tc>
+      </w:tr>
+      <w:tr>
+        <w:tblPrEx>
+          <w:tblBorders>
+            <w:top w:val="single" w:color="auto" w:sz="4" w:space="0"/>
+            <w:left w:val="single" w:color="auto" w:sz="4" w:space="0"/>
+            <w:bottom w:val="single" w:color="auto" w:sz="4" w:space="0"/>
+            <w:right w:val="single" w:color="auto" w:sz="4" w:space="0"/>
+            <w:insideH w:val="single" w:color="auto" w:sz="4" w:space="0"/>
+            <w:insideV w:val="single" w:color="auto" w:sz="4" w:space="0"/>
+          </w:tblBorders>
+          <w:tblCellMar>
+            <w:top w:w="0" w:type="dxa"/>
+            <w:left w:w="108" w:type="dxa"/>
+            <w:bottom w:w="0" w:type="dxa"/>
+            <w:right w:w="108" w:type="dxa"/>
+          </w:tblCellMar>
+        </w:tblPrEx>
+        <w:trPr>
+          <w:trHeight w:val="0" w:hRule="atLeast"/>
+        </w:trPr>
+        <w:tc>
+          <w:tcPr>
+            <w:tcW w:w="2192" w:type="pct"/>
+            <w:vAlign w:val="center"/>
+          </w:tcPr>
+          <w:p>
+            <w:pPr>
+              <w:keepNext w:val="0"/>
+              <w:keepLines w:val="0"/>
+              <w:widowControl/>
+              <w:suppressLineNumbers w:val="0"/>
+              <w:snapToGrid w:val="0"/>
+              <w:jc w:val="both"/>
+              <w:rPr>
+                <w:rFonts w:hint="default" w:ascii="Calibri" w:hAnsi="Calibri" w:cs="Calibri"/>
+                <w:b w:val="0"/>
+                <w:bCs w:val="0"/>
+                <w:sz w:val="20"/>
+                <w:szCs w:val="20"/>
+                <w:vertAlign w:val="baseline"/>
+                <w:lang w:val="en-US"/>
+              </w:rPr>
+            </w:pPr>
+            <w:r>
+              <w:rPr>
+                <w:rFonts w:hint="default" w:ascii="Calibri" w:hAnsi="Calibri" w:eastAsia="SimSun" w:cs="Calibri"/>
+                <w:kern w:val="0"/>
+                <w:sz w:val="20"/>
+                <w:szCs w:val="20"/>
+                <w:lang w:val="en-US" w:eastAsia="zh-CN" w:bidi="ar"/>
+              </w:rPr>
+              <w:t>MEMBER</w:t>
+            </w:r>
+          </w:p>
+        </w:tc>
+        <w:tc>
+          <w:tcPr>
+            <w:tcW w:w="2807" w:type="pct"/>
+            <w:vAlign w:val="center"/>
+          </w:tcPr>
+          <w:p>
+            <w:pPr>
+              <w:keepNext w:val="0"/>
+              <w:keepLines w:val="0"/>
+              <w:widowControl/>
+              <w:suppressLineNumbers w:val="0"/>
+              <w:snapToGrid w:val="0"/>
+              <w:jc w:val="both"/>
+              <w:rPr>
+                <w:rFonts w:hint="default" w:ascii="Calibri" w:hAnsi="Calibri" w:cs="Calibri"/>
+                <w:b w:val="0"/>
+                <w:bCs w:val="0"/>
+                <w:sz w:val="20"/>
+                <w:szCs w:val="20"/>
+                <w:vertAlign w:val="baseline"/>
+                <w:lang w:val="en-US"/>
+              </w:rPr>
+            </w:pPr>
+            <w:r>
+              <w:rPr>
+                <w:rStyle w:val="8"/>
+                <w:rFonts w:hint="default" w:ascii="Calibri" w:hAnsi="Calibri" w:eastAsia="SimSun" w:cs="Calibri"/>
+                <w:kern w:val="0"/>
+                <w:sz w:val="20"/>
+                <w:szCs w:val="20"/>
+                <w:lang w:val="en-US" w:eastAsia="zh-CN" w:bidi="ar"/>
+              </w:rPr>
+              <w:t>{member_id}</w:t>
+            </w:r>
+          </w:p>
+        </w:tc>
+      </w:tr>
+      <w:tr>
+        <w:tblPrEx>
+          <w:tblBorders>
+            <w:top w:val="single" w:color="auto" w:sz="4" w:space="0"/>
+            <w:left w:val="single" w:color="auto" w:sz="4" w:space="0"/>
+            <w:bottom w:val="single" w:color="auto" w:sz="4" w:space="0"/>
+            <w:right w:val="single" w:color="auto" w:sz="4" w:space="0"/>
+            <w:insideH w:val="single" w:color="auto" w:sz="4" w:space="0"/>
+            <w:insideV w:val="single" w:color="auto" w:sz="4" w:space="0"/>
+          </w:tblBorders>
+          <w:tblCellMar>
+            <w:top w:w="0" w:type="dxa"/>
+            <w:left w:w="108" w:type="dxa"/>
+            <w:bottom w:w="0" w:type="dxa"/>
+            <w:right w:w="108" w:type="dxa"/>
+          </w:tblCellMar>
+        </w:tblPrEx>
+        <w:trPr>
+          <w:trHeight w:val="0" w:hRule="atLeast"/>
+        </w:trPr>
+        <w:tc>
+          <w:tcPr>
+            <w:tcW w:w="2192" w:type="pct"/>
+            <w:vAlign w:val="center"/>
+          </w:tcPr>
+          <w:p>
+            <w:pPr>
+              <w:keepNext w:val="0"/>
+              <w:keepLines w:val="0"/>
+              <w:widowControl/>
+              <w:suppressLineNumbers w:val="0"/>
+              <w:snapToGrid w:val="0"/>
+              <w:jc w:val="both"/>
+              <w:rPr>
+                <w:rFonts w:hint="default" w:ascii="Calibri" w:hAnsi="Calibri" w:cs="Calibri"/>
+                <w:b w:val="0"/>
+                <w:bCs w:val="0"/>
+                <w:sz w:val="20"/>
+                <w:szCs w:val="20"/>
+                <w:vertAlign w:val="baseline"/>
+                <w:lang w:val="en-US"/>
+              </w:rPr>
+            </w:pPr>
+            <w:r>
+              <w:rPr>
+                <w:rFonts w:hint="default" w:ascii="Calibri" w:hAnsi="Calibri" w:eastAsia="SimSun" w:cs="Calibri"/>
+                <w:kern w:val="0"/>
+                <w:sz w:val="20"/>
+                <w:szCs w:val="20"/>
+                <w:lang w:val="en-US" w:eastAsia="zh-CN" w:bidi="ar"/>
+              </w:rPr>
+              <w:t>AUTHOR</w:t>
+            </w:r>
+          </w:p>
+        </w:tc>
+        <w:tc>
+          <w:tcPr>
+            <w:tcW w:w="2807" w:type="pct"/>
+            <w:vAlign w:val="center"/>
+          </w:tcPr>
+          <w:p>
+            <w:pPr>
+              <w:keepNext w:val="0"/>
+              <w:keepLines w:val="0"/>
+              <w:widowControl/>
+              <w:suppressLineNumbers w:val="0"/>
+              <w:snapToGrid w:val="0"/>
+              <w:jc w:val="both"/>
+              <w:rPr>
+                <w:rFonts w:hint="default" w:ascii="Calibri" w:hAnsi="Calibri" w:cs="Calibri"/>
+                <w:b w:val="0"/>
+                <w:bCs w:val="0"/>
+                <w:sz w:val="20"/>
+                <w:szCs w:val="20"/>
+                <w:vertAlign w:val="baseline"/>
+                <w:lang w:val="en-US"/>
+              </w:rPr>
+            </w:pPr>
+            <w:r>
+              <w:rPr>
+                <w:rStyle w:val="8"/>
+                <w:rFonts w:hint="default" w:ascii="Calibri" w:hAnsi="Calibri" w:eastAsia="SimSun" w:cs="Calibri"/>
+                <w:kern w:val="0"/>
+                <w:sz w:val="20"/>
+                <w:szCs w:val="20"/>
+                <w:lang w:val="en-US" w:eastAsia="zh-CN" w:bidi="ar"/>
+              </w:rPr>
+              <w:t>{author_id}</w:t>
+            </w:r>
+          </w:p>
+        </w:tc>
+      </w:tr>
+      <w:tr>
+        <w:tblPrEx>
+          <w:tblBorders>
+            <w:top w:val="single" w:color="auto" w:sz="4" w:space="0"/>
+            <w:left w:val="single" w:color="auto" w:sz="4" w:space="0"/>
+            <w:bottom w:val="single" w:color="auto" w:sz="4" w:space="0"/>
+            <w:right w:val="single" w:color="auto" w:sz="4" w:space="0"/>
+            <w:insideH w:val="single" w:color="auto" w:sz="4" w:space="0"/>
+            <w:insideV w:val="single" w:color="auto" w:sz="4" w:space="0"/>
+          </w:tblBorders>
+          <w:tblCellMar>
+            <w:top w:w="0" w:type="dxa"/>
+            <w:left w:w="108" w:type="dxa"/>
+            <w:bottom w:w="0" w:type="dxa"/>
+            <w:right w:w="108" w:type="dxa"/>
+          </w:tblCellMar>
+        </w:tblPrEx>
+        <w:trPr>
+          <w:trHeight w:val="0" w:hRule="atLeast"/>
+        </w:trPr>
+        <w:tc>
+          <w:tcPr>
+            <w:tcW w:w="2192" w:type="pct"/>
+            <w:vAlign w:val="center"/>
+          </w:tcPr>
+          <w:p>
+            <w:pPr>
+              <w:keepNext w:val="0"/>
+              <w:keepLines w:val="0"/>
+              <w:widowControl/>
+              <w:suppressLineNumbers w:val="0"/>
+              <w:snapToGrid w:val="0"/>
+              <w:jc w:val="both"/>
+              <w:rPr>
+                <w:rFonts w:hint="default" w:ascii="Calibri" w:hAnsi="Calibri" w:cs="Calibri"/>
+                <w:b w:val="0"/>
+                <w:bCs w:val="0"/>
+                <w:sz w:val="20"/>
+                <w:szCs w:val="20"/>
+                <w:vertAlign w:val="baseline"/>
+                <w:lang w:val="en-US"/>
+              </w:rPr>
+            </w:pPr>
+            <w:r>
+              <w:rPr>
+                <w:rFonts w:hint="default" w:ascii="Calibri" w:hAnsi="Calibri" w:eastAsia="SimSun" w:cs="Calibri"/>
+                <w:kern w:val="0"/>
+                <w:sz w:val="20"/>
+                <w:szCs w:val="20"/>
+                <w:lang w:val="en-US" w:eastAsia="zh-CN" w:bidi="ar"/>
+              </w:rPr>
+              <w:t>LIBRARIAN</w:t>
+            </w:r>
+          </w:p>
+        </w:tc>
+        <w:tc>
+          <w:tcPr>
+            <w:tcW w:w="2807" w:type="pct"/>
+            <w:vAlign w:val="center"/>
+          </w:tcPr>
+          <w:p>
+            <w:pPr>
+              <w:keepNext w:val="0"/>
+              <w:keepLines w:val="0"/>
+              <w:widowControl/>
+              <w:suppressLineNumbers w:val="0"/>
+              <w:snapToGrid w:val="0"/>
+              <w:jc w:val="both"/>
+              <w:rPr>
+                <w:rFonts w:hint="default" w:ascii="Calibri" w:hAnsi="Calibri" w:cs="Calibri"/>
+                <w:b w:val="0"/>
+                <w:bCs w:val="0"/>
+                <w:sz w:val="20"/>
+                <w:szCs w:val="20"/>
+                <w:vertAlign w:val="baseline"/>
+                <w:lang w:val="en-US"/>
+              </w:rPr>
+            </w:pPr>
+            <w:r>
+              <w:rPr>
+                <w:rStyle w:val="8"/>
+                <w:rFonts w:hint="default" w:ascii="Calibri" w:hAnsi="Calibri" w:eastAsia="SimSun" w:cs="Calibri"/>
+                <w:kern w:val="0"/>
+                <w:sz w:val="20"/>
+                <w:szCs w:val="20"/>
+                <w:lang w:val="en-US" w:eastAsia="zh-CN" w:bidi="ar"/>
+              </w:rPr>
+              <w:t>{librarian_id}</w:t>
+            </w:r>
+          </w:p>
+        </w:tc>
+      </w:tr>
+      <w:tr>
+        <w:tblPrEx>
+          <w:tblBorders>
+            <w:top w:val="single" w:color="auto" w:sz="4" w:space="0"/>
+            <w:left w:val="single" w:color="auto" w:sz="4" w:space="0"/>
+            <w:bottom w:val="single" w:color="auto" w:sz="4" w:space="0"/>
+            <w:right w:val="single" w:color="auto" w:sz="4" w:space="0"/>
+            <w:insideH w:val="single" w:color="auto" w:sz="4" w:space="0"/>
+            <w:insideV w:val="single" w:color="auto" w:sz="4" w:space="0"/>
+          </w:tblBorders>
+          <w:tblCellMar>
+            <w:top w:w="0" w:type="dxa"/>
+            <w:left w:w="108" w:type="dxa"/>
+            <w:bottom w:w="0" w:type="dxa"/>
+            <w:right w:w="108" w:type="dxa"/>
+          </w:tblCellMar>
+        </w:tblPrEx>
+        <w:trPr>
+          <w:trHeight w:val="0" w:hRule="atLeast"/>
+        </w:trPr>
+        <w:tc>
+          <w:tcPr>
+            <w:tcW w:w="2192" w:type="pct"/>
+            <w:vAlign w:val="center"/>
+          </w:tcPr>
+          <w:p>
+            <w:pPr>
+              <w:keepNext w:val="0"/>
+              <w:keepLines w:val="0"/>
+              <w:widowControl/>
+              <w:suppressLineNumbers w:val="0"/>
+              <w:snapToGrid w:val="0"/>
+              <w:jc w:val="both"/>
+              <w:rPr>
+                <w:rFonts w:hint="default" w:ascii="Calibri" w:hAnsi="Calibri" w:cs="Calibri"/>
+                <w:b w:val="0"/>
+                <w:bCs w:val="0"/>
+                <w:sz w:val="20"/>
+                <w:szCs w:val="20"/>
+                <w:vertAlign w:val="baseline"/>
+                <w:lang w:val="en-US"/>
+              </w:rPr>
+            </w:pPr>
+            <w:r>
+              <w:rPr>
+                <w:rFonts w:hint="default" w:ascii="Calibri" w:hAnsi="Calibri" w:eastAsia="SimSun" w:cs="Calibri"/>
+                <w:kern w:val="0"/>
+                <w:sz w:val="20"/>
+                <w:szCs w:val="20"/>
+                <w:lang w:val="en-US" w:eastAsia="zh-CN" w:bidi="ar"/>
+              </w:rPr>
+              <w:t>RESOURCE</w:t>
+            </w:r>
+          </w:p>
+        </w:tc>
+        <w:tc>
+          <w:tcPr>
+            <w:tcW w:w="2807" w:type="pct"/>
+            <w:vAlign w:val="center"/>
+          </w:tcPr>
+          <w:p>
+            <w:pPr>
+              <w:keepNext w:val="0"/>
+              <w:keepLines w:val="0"/>
+              <w:widowControl/>
+              <w:suppressLineNumbers w:val="0"/>
+              <w:snapToGrid w:val="0"/>
+              <w:jc w:val="both"/>
+              <w:rPr>
+                <w:rFonts w:hint="default" w:ascii="Calibri" w:hAnsi="Calibri" w:cs="Calibri"/>
+                <w:b w:val="0"/>
+                <w:bCs w:val="0"/>
+                <w:sz w:val="20"/>
+                <w:szCs w:val="20"/>
+                <w:vertAlign w:val="baseline"/>
+                <w:lang w:val="en-US"/>
+              </w:rPr>
+            </w:pPr>
+            <w:r>
+              <w:rPr>
+                <w:rStyle w:val="8"/>
+                <w:rFonts w:hint="default" w:ascii="Calibri" w:hAnsi="Calibri" w:eastAsia="SimSun" w:cs="Calibri"/>
+                <w:kern w:val="0"/>
+                <w:sz w:val="20"/>
+                <w:szCs w:val="20"/>
+                <w:lang w:val="en-US" w:eastAsia="zh-CN" w:bidi="ar"/>
+              </w:rPr>
+              <w:t>{resource_id}</w:t>
+            </w:r>
+          </w:p>
+        </w:tc>
+      </w:tr>
+      <w:tr>
+        <w:tblPrEx>
+          <w:tblBorders>
+            <w:top w:val="single" w:color="auto" w:sz="4" w:space="0"/>
+            <w:left w:val="single" w:color="auto" w:sz="4" w:space="0"/>
+            <w:bottom w:val="single" w:color="auto" w:sz="4" w:space="0"/>
+            <w:right w:val="single" w:color="auto" w:sz="4" w:space="0"/>
+            <w:insideH w:val="single" w:color="auto" w:sz="4" w:space="0"/>
+            <w:insideV w:val="single" w:color="auto" w:sz="4" w:space="0"/>
+          </w:tblBorders>
+          <w:tblCellMar>
+            <w:top w:w="0" w:type="dxa"/>
+            <w:left w:w="108" w:type="dxa"/>
+            <w:bottom w:w="0" w:type="dxa"/>
+            <w:right w:w="108" w:type="dxa"/>
+          </w:tblCellMar>
+        </w:tblPrEx>
+        <w:trPr>
+          <w:trHeight w:val="0" w:hRule="atLeast"/>
+        </w:trPr>
+        <w:tc>
+          <w:tcPr>
+            <w:tcW w:w="2192" w:type="pct"/>
+            <w:vAlign w:val="center"/>
+          </w:tcPr>
+          <w:p>
+            <w:pPr>
+              <w:keepNext w:val="0"/>
+              <w:keepLines w:val="0"/>
+              <w:widowControl/>
+              <w:suppressLineNumbers w:val="0"/>
+              <w:snapToGrid w:val="0"/>
+              <w:jc w:val="both"/>
+              <w:rPr>
+                <w:rFonts w:hint="default" w:ascii="Calibri" w:hAnsi="Calibri" w:cs="Calibri"/>
+                <w:b w:val="0"/>
+                <w:bCs w:val="0"/>
+                <w:sz w:val="20"/>
+                <w:szCs w:val="20"/>
+                <w:vertAlign w:val="baseline"/>
+                <w:lang w:val="en-US"/>
+              </w:rPr>
+            </w:pPr>
+            <w:r>
+              <w:rPr>
+                <w:rFonts w:hint="default" w:ascii="Calibri" w:hAnsi="Calibri" w:eastAsia="SimSun" w:cs="Calibri"/>
+                <w:kern w:val="0"/>
+                <w:sz w:val="20"/>
+                <w:szCs w:val="20"/>
+                <w:lang w:val="en-US" w:eastAsia="zh-CN" w:bidi="ar"/>
+              </w:rPr>
+              <w:t>PHYSICAL_BOOK</w:t>
+            </w:r>
+          </w:p>
+        </w:tc>
+        <w:tc>
+          <w:tcPr>
+            <w:tcW w:w="2807" w:type="pct"/>
+            <w:vAlign w:val="center"/>
+          </w:tcPr>
+          <w:p>
+            <w:pPr>
+              <w:keepNext w:val="0"/>
+              <w:keepLines w:val="0"/>
+              <w:widowControl/>
+              <w:suppressLineNumbers w:val="0"/>
+              <w:snapToGrid w:val="0"/>
+              <w:jc w:val="both"/>
+              <w:rPr>
+                <w:rFonts w:hint="default" w:ascii="Calibri" w:hAnsi="Calibri" w:cs="Calibri"/>
+                <w:b w:val="0"/>
+                <w:bCs w:val="0"/>
+                <w:sz w:val="20"/>
+                <w:szCs w:val="20"/>
+                <w:vertAlign w:val="baseline"/>
+                <w:lang w:val="en-US"/>
+              </w:rPr>
+            </w:pPr>
+            <w:r>
+              <w:rPr>
+                <w:rStyle w:val="8"/>
+                <w:rFonts w:hint="default" w:ascii="Calibri" w:hAnsi="Calibri" w:eastAsia="SimSun" w:cs="Calibri"/>
+                <w:kern w:val="0"/>
+                <w:sz w:val="20"/>
+                <w:szCs w:val="20"/>
+                <w:lang w:val="en-US" w:eastAsia="zh-CN" w:bidi="ar"/>
+              </w:rPr>
+              <w:t>{resource_id}</w:t>
+            </w:r>
+            <w:r>
+              <w:rPr>
+                <w:rFonts w:hint="default" w:ascii="Calibri" w:hAnsi="Calibri" w:eastAsia="SimSun" w:cs="Calibri"/>
+                <w:kern w:val="0"/>
+                <w:sz w:val="20"/>
+                <w:szCs w:val="20"/>
+                <w:lang w:val="en-US" w:eastAsia="zh-CN" w:bidi="ar"/>
+              </w:rPr>
+              <w:t xml:space="preserve">, </w:t>
+            </w:r>
+            <w:r>
+              <w:rPr>
+                <w:rStyle w:val="8"/>
+                <w:rFonts w:hint="default" w:ascii="Calibri" w:hAnsi="Calibri" w:eastAsia="SimSun" w:cs="Calibri"/>
+                <w:kern w:val="0"/>
+                <w:sz w:val="20"/>
+                <w:szCs w:val="20"/>
+                <w:lang w:val="en-US" w:eastAsia="zh-CN" w:bidi="ar"/>
+              </w:rPr>
+              <w:t>{isbn}</w:t>
+            </w:r>
+          </w:p>
+        </w:tc>
+      </w:tr>
+      <w:tr>
+        <w:tblPrEx>
+          <w:tblBorders>
+            <w:top w:val="single" w:color="auto" w:sz="4" w:space="0"/>
+            <w:left w:val="single" w:color="auto" w:sz="4" w:space="0"/>
+            <w:bottom w:val="single" w:color="auto" w:sz="4" w:space="0"/>
+            <w:right w:val="single" w:color="auto" w:sz="4" w:space="0"/>
+            <w:insideH w:val="single" w:color="auto" w:sz="4" w:space="0"/>
+            <w:insideV w:val="single" w:color="auto" w:sz="4" w:space="0"/>
+          </w:tblBorders>
+          <w:tblCellMar>
+            <w:top w:w="0" w:type="dxa"/>
+            <w:left w:w="108" w:type="dxa"/>
+            <w:bottom w:w="0" w:type="dxa"/>
+            <w:right w:w="108" w:type="dxa"/>
+          </w:tblCellMar>
+        </w:tblPrEx>
+        <w:trPr>
+          <w:trHeight w:val="0" w:hRule="atLeast"/>
+        </w:trPr>
+        <w:tc>
+          <w:tcPr>
+            <w:tcW w:w="2192" w:type="pct"/>
+            <w:vAlign w:val="center"/>
+          </w:tcPr>
+          <w:p>
+            <w:pPr>
+              <w:keepNext w:val="0"/>
+              <w:keepLines w:val="0"/>
+              <w:widowControl/>
+              <w:suppressLineNumbers w:val="0"/>
+              <w:snapToGrid w:val="0"/>
+              <w:jc w:val="both"/>
+              <w:rPr>
+                <w:rFonts w:hint="default" w:ascii="Calibri" w:hAnsi="Calibri" w:cs="Calibri"/>
+                <w:b w:val="0"/>
+                <w:bCs w:val="0"/>
+                <w:sz w:val="20"/>
+                <w:szCs w:val="20"/>
+                <w:vertAlign w:val="baseline"/>
+                <w:lang w:val="en-US"/>
+              </w:rPr>
+            </w:pPr>
+            <w:r>
+              <w:rPr>
+                <w:rFonts w:hint="default" w:ascii="Calibri" w:hAnsi="Calibri" w:eastAsia="SimSun" w:cs="Calibri"/>
+                <w:kern w:val="0"/>
+                <w:sz w:val="20"/>
+                <w:szCs w:val="20"/>
+                <w:lang w:val="en-US" w:eastAsia="zh-CN" w:bidi="ar"/>
+              </w:rPr>
+              <w:t>BOOK_COPY</w:t>
+            </w:r>
+          </w:p>
+        </w:tc>
+        <w:tc>
+          <w:tcPr>
+            <w:tcW w:w="2807" w:type="pct"/>
+            <w:vAlign w:val="center"/>
+          </w:tcPr>
+          <w:p>
+            <w:pPr>
+              <w:keepNext w:val="0"/>
+              <w:keepLines w:val="0"/>
+              <w:widowControl/>
+              <w:suppressLineNumbers w:val="0"/>
+              <w:snapToGrid w:val="0"/>
+              <w:jc w:val="both"/>
+              <w:rPr>
+                <w:rFonts w:hint="default" w:ascii="Calibri" w:hAnsi="Calibri" w:cs="Calibri"/>
+                <w:b w:val="0"/>
+                <w:bCs w:val="0"/>
+                <w:sz w:val="20"/>
+                <w:szCs w:val="20"/>
+                <w:vertAlign w:val="baseline"/>
+                <w:lang w:val="en-US"/>
+              </w:rPr>
+            </w:pPr>
+            <w:r>
+              <w:rPr>
+                <w:rStyle w:val="8"/>
+                <w:rFonts w:hint="default" w:ascii="Calibri" w:hAnsi="Calibri" w:eastAsia="SimSun" w:cs="Calibri"/>
+                <w:kern w:val="0"/>
+                <w:sz w:val="20"/>
+                <w:szCs w:val="20"/>
+                <w:lang w:val="en-US" w:eastAsia="zh-CN" w:bidi="ar"/>
+              </w:rPr>
+              <w:t>{copy_id}</w:t>
+            </w:r>
+          </w:p>
+        </w:tc>
+      </w:tr>
+      <w:tr>
+        <w:tblPrEx>
+          <w:tblBorders>
+            <w:top w:val="single" w:color="auto" w:sz="4" w:space="0"/>
+            <w:left w:val="single" w:color="auto" w:sz="4" w:space="0"/>
+            <w:bottom w:val="single" w:color="auto" w:sz="4" w:space="0"/>
+            <w:right w:val="single" w:color="auto" w:sz="4" w:space="0"/>
+            <w:insideH w:val="single" w:color="auto" w:sz="4" w:space="0"/>
+            <w:insideV w:val="single" w:color="auto" w:sz="4" w:space="0"/>
+          </w:tblBorders>
+          <w:tblCellMar>
+            <w:top w:w="0" w:type="dxa"/>
+            <w:left w:w="108" w:type="dxa"/>
+            <w:bottom w:w="0" w:type="dxa"/>
+            <w:right w:w="108" w:type="dxa"/>
+          </w:tblCellMar>
+        </w:tblPrEx>
+        <w:trPr>
+          <w:trHeight w:val="0" w:hRule="atLeast"/>
+        </w:trPr>
+        <w:tc>
+          <w:tcPr>
+            <w:tcW w:w="2192" w:type="pct"/>
+            <w:vAlign w:val="center"/>
+          </w:tcPr>
+          <w:p>
+            <w:pPr>
+              <w:keepNext w:val="0"/>
+              <w:keepLines w:val="0"/>
+              <w:widowControl/>
+              <w:suppressLineNumbers w:val="0"/>
+              <w:snapToGrid w:val="0"/>
+              <w:jc w:val="both"/>
+              <w:rPr>
+                <w:rFonts w:hint="default" w:ascii="Calibri" w:hAnsi="Calibri" w:cs="Calibri"/>
+                <w:b w:val="0"/>
+                <w:bCs w:val="0"/>
+                <w:sz w:val="20"/>
+                <w:szCs w:val="20"/>
+                <w:vertAlign w:val="baseline"/>
+                <w:lang w:val="en-US"/>
+              </w:rPr>
+            </w:pPr>
+            <w:r>
+              <w:rPr>
+                <w:rFonts w:hint="default" w:ascii="Calibri" w:hAnsi="Calibri" w:eastAsia="SimSun" w:cs="Calibri"/>
+                <w:kern w:val="0"/>
+                <w:sz w:val="20"/>
+                <w:szCs w:val="20"/>
+                <w:lang w:val="en-US" w:eastAsia="zh-CN" w:bidi="ar"/>
+              </w:rPr>
+              <w:t>JOURNAL</w:t>
+            </w:r>
+          </w:p>
+        </w:tc>
+        <w:tc>
+          <w:tcPr>
+            <w:tcW w:w="2807" w:type="pct"/>
+            <w:vAlign w:val="center"/>
+          </w:tcPr>
+          <w:p>
+            <w:pPr>
+              <w:keepNext w:val="0"/>
+              <w:keepLines w:val="0"/>
+              <w:widowControl/>
+              <w:suppressLineNumbers w:val="0"/>
+              <w:snapToGrid w:val="0"/>
+              <w:jc w:val="both"/>
+              <w:rPr>
+                <w:rFonts w:hint="default" w:ascii="Calibri" w:hAnsi="Calibri" w:cs="Calibri"/>
+                <w:b w:val="0"/>
+                <w:bCs w:val="0"/>
+                <w:sz w:val="20"/>
+                <w:szCs w:val="20"/>
+                <w:vertAlign w:val="baseline"/>
+                <w:lang w:val="en-US"/>
+              </w:rPr>
+            </w:pPr>
+            <w:r>
+              <w:rPr>
+                <w:rStyle w:val="8"/>
+                <w:rFonts w:hint="default" w:ascii="Calibri" w:hAnsi="Calibri" w:eastAsia="SimSun" w:cs="Calibri"/>
+                <w:kern w:val="0"/>
+                <w:sz w:val="20"/>
+                <w:szCs w:val="20"/>
+                <w:lang w:val="en-US" w:eastAsia="zh-CN" w:bidi="ar"/>
+              </w:rPr>
+              <w:t>{resource_id}</w:t>
+            </w:r>
+          </w:p>
+        </w:tc>
+      </w:tr>
+      <w:tr>
+        <w:tblPrEx>
+          <w:tblBorders>
+            <w:top w:val="single" w:color="auto" w:sz="4" w:space="0"/>
+            <w:left w:val="single" w:color="auto" w:sz="4" w:space="0"/>
+            <w:bottom w:val="single" w:color="auto" w:sz="4" w:space="0"/>
+            <w:right w:val="single" w:color="auto" w:sz="4" w:space="0"/>
+            <w:insideH w:val="single" w:color="auto" w:sz="4" w:space="0"/>
+            <w:insideV w:val="single" w:color="auto" w:sz="4" w:space="0"/>
+          </w:tblBorders>
+          <w:tblCellMar>
+            <w:top w:w="0" w:type="dxa"/>
+            <w:left w:w="108" w:type="dxa"/>
+            <w:bottom w:w="0" w:type="dxa"/>
+            <w:right w:w="108" w:type="dxa"/>
+          </w:tblCellMar>
+        </w:tblPrEx>
+        <w:trPr>
+          <w:trHeight w:val="0" w:hRule="atLeast"/>
+        </w:trPr>
+        <w:tc>
+          <w:tcPr>
+            <w:tcW w:w="2192" w:type="pct"/>
+            <w:vAlign w:val="center"/>
+          </w:tcPr>
+          <w:p>
+            <w:pPr>
+              <w:keepNext w:val="0"/>
+              <w:keepLines w:val="0"/>
+              <w:widowControl/>
+              <w:suppressLineNumbers w:val="0"/>
+              <w:snapToGrid w:val="0"/>
+              <w:jc w:val="both"/>
+              <w:rPr>
+                <w:rFonts w:hint="default" w:ascii="Calibri" w:hAnsi="Calibri" w:cs="Calibri"/>
+                <w:b w:val="0"/>
+                <w:bCs w:val="0"/>
+                <w:sz w:val="20"/>
+                <w:szCs w:val="20"/>
+                <w:vertAlign w:val="baseline"/>
+                <w:lang w:val="en-US"/>
+              </w:rPr>
+            </w:pPr>
+            <w:r>
+              <w:rPr>
+                <w:rFonts w:hint="default" w:ascii="Calibri" w:hAnsi="Calibri" w:eastAsia="SimSun" w:cs="Calibri"/>
+                <w:kern w:val="0"/>
+                <w:sz w:val="20"/>
+                <w:szCs w:val="20"/>
+                <w:lang w:val="en-US" w:eastAsia="zh-CN" w:bidi="ar"/>
+              </w:rPr>
+              <w:t>OPEN_ACCESS</w:t>
+            </w:r>
+          </w:p>
+        </w:tc>
+        <w:tc>
+          <w:tcPr>
+            <w:tcW w:w="2807" w:type="pct"/>
+            <w:vAlign w:val="center"/>
+          </w:tcPr>
+          <w:p>
+            <w:pPr>
+              <w:keepNext w:val="0"/>
+              <w:keepLines w:val="0"/>
+              <w:widowControl/>
+              <w:suppressLineNumbers w:val="0"/>
+              <w:snapToGrid w:val="0"/>
+              <w:jc w:val="both"/>
+              <w:rPr>
+                <w:rFonts w:hint="default" w:ascii="Calibri" w:hAnsi="Calibri" w:cs="Calibri"/>
+                <w:b w:val="0"/>
+                <w:bCs w:val="0"/>
+                <w:sz w:val="20"/>
+                <w:szCs w:val="20"/>
+                <w:vertAlign w:val="baseline"/>
+                <w:lang w:val="en-US"/>
+              </w:rPr>
+            </w:pPr>
+            <w:r>
+              <w:rPr>
+                <w:rStyle w:val="8"/>
+                <w:rFonts w:hint="default" w:ascii="Calibri" w:hAnsi="Calibri" w:eastAsia="SimSun" w:cs="Calibri"/>
+                <w:kern w:val="0"/>
+                <w:sz w:val="20"/>
+                <w:szCs w:val="20"/>
+                <w:lang w:val="en-US" w:eastAsia="zh-CN" w:bidi="ar"/>
+              </w:rPr>
+              <w:t>{resource_id}</w:t>
+            </w:r>
+          </w:p>
+        </w:tc>
+      </w:tr>
+      <w:tr>
+        <w:tblPrEx>
+          <w:tblBorders>
+            <w:top w:val="single" w:color="auto" w:sz="4" w:space="0"/>
+            <w:left w:val="single" w:color="auto" w:sz="4" w:space="0"/>
+            <w:bottom w:val="single" w:color="auto" w:sz="4" w:space="0"/>
+            <w:right w:val="single" w:color="auto" w:sz="4" w:space="0"/>
+            <w:insideH w:val="single" w:color="auto" w:sz="4" w:space="0"/>
+            <w:insideV w:val="single" w:color="auto" w:sz="4" w:space="0"/>
+          </w:tblBorders>
+          <w:tblCellMar>
+            <w:top w:w="0" w:type="dxa"/>
+            <w:left w:w="108" w:type="dxa"/>
+            <w:bottom w:w="0" w:type="dxa"/>
+            <w:right w:w="108" w:type="dxa"/>
+          </w:tblCellMar>
+        </w:tblPrEx>
+        <w:trPr>
+          <w:trHeight w:val="0" w:hRule="atLeast"/>
+        </w:trPr>
+        <w:tc>
+          <w:tcPr>
+            <w:tcW w:w="2192" w:type="pct"/>
+            <w:vAlign w:val="center"/>
+          </w:tcPr>
+          <w:p>
+            <w:pPr>
+              <w:keepNext w:val="0"/>
+              <w:keepLines w:val="0"/>
+              <w:widowControl/>
+              <w:suppressLineNumbers w:val="0"/>
+              <w:snapToGrid w:val="0"/>
+              <w:jc w:val="both"/>
+              <w:rPr>
+                <w:rFonts w:hint="default" w:ascii="Calibri" w:hAnsi="Calibri" w:cs="Calibri"/>
+                <w:b w:val="0"/>
+                <w:bCs w:val="0"/>
+                <w:sz w:val="20"/>
+                <w:szCs w:val="20"/>
+                <w:vertAlign w:val="baseline"/>
+                <w:lang w:val="en-US"/>
+              </w:rPr>
+            </w:pPr>
+            <w:r>
+              <w:rPr>
+                <w:rFonts w:hint="default" w:ascii="Calibri" w:hAnsi="Calibri" w:eastAsia="SimSun" w:cs="Calibri"/>
+                <w:kern w:val="0"/>
+                <w:sz w:val="20"/>
+                <w:szCs w:val="20"/>
+                <w:lang w:val="en-US" w:eastAsia="zh-CN" w:bidi="ar"/>
+              </w:rPr>
+              <w:t>LOAN_RECORD</w:t>
+            </w:r>
+          </w:p>
+        </w:tc>
+        <w:tc>
+          <w:tcPr>
+            <w:tcW w:w="2807" w:type="pct"/>
+            <w:vAlign w:val="center"/>
+          </w:tcPr>
+          <w:p>
+            <w:pPr>
+              <w:keepNext w:val="0"/>
+              <w:keepLines w:val="0"/>
+              <w:widowControl/>
+              <w:suppressLineNumbers w:val="0"/>
+              <w:snapToGrid w:val="0"/>
+              <w:jc w:val="both"/>
+              <w:rPr>
+                <w:rFonts w:hint="default" w:ascii="Calibri" w:hAnsi="Calibri" w:cs="Calibri"/>
+                <w:b w:val="0"/>
+                <w:bCs w:val="0"/>
+                <w:sz w:val="20"/>
+                <w:szCs w:val="20"/>
+                <w:vertAlign w:val="baseline"/>
+                <w:lang w:val="en-US"/>
+              </w:rPr>
+            </w:pPr>
+            <w:r>
+              <w:rPr>
+                <w:rStyle w:val="8"/>
+                <w:rFonts w:hint="default" w:ascii="Calibri" w:hAnsi="Calibri" w:eastAsia="SimSun" w:cs="Calibri"/>
+                <w:kern w:val="0"/>
+                <w:sz w:val="20"/>
+                <w:szCs w:val="20"/>
+                <w:lang w:val="en-US" w:eastAsia="zh-CN" w:bidi="ar"/>
+              </w:rPr>
+              <w:t>{loan_id}</w:t>
+            </w:r>
+          </w:p>
+        </w:tc>
+      </w:tr>
+      <w:tr>
+        <w:tblPrEx>
+          <w:tblBorders>
+            <w:top w:val="single" w:color="auto" w:sz="4" w:space="0"/>
+            <w:left w:val="single" w:color="auto" w:sz="4" w:space="0"/>
+            <w:bottom w:val="single" w:color="auto" w:sz="4" w:space="0"/>
+            <w:right w:val="single" w:color="auto" w:sz="4" w:space="0"/>
+            <w:insideH w:val="single" w:color="auto" w:sz="4" w:space="0"/>
+            <w:insideV w:val="single" w:color="auto" w:sz="4" w:space="0"/>
+          </w:tblBorders>
+          <w:tblCellMar>
+            <w:top w:w="0" w:type="dxa"/>
+            <w:left w:w="108" w:type="dxa"/>
+            <w:bottom w:w="0" w:type="dxa"/>
+            <w:right w:w="108" w:type="dxa"/>
+          </w:tblCellMar>
+        </w:tblPrEx>
+        <w:trPr>
+          <w:trHeight w:val="0" w:hRule="atLeast"/>
+        </w:trPr>
+        <w:tc>
+          <w:tcPr>
+            <w:tcW w:w="2192" w:type="pct"/>
+            <w:vAlign w:val="center"/>
+          </w:tcPr>
+          <w:p>
+            <w:pPr>
+              <w:keepNext w:val="0"/>
+              <w:keepLines w:val="0"/>
+              <w:widowControl/>
+              <w:suppressLineNumbers w:val="0"/>
+              <w:snapToGrid w:val="0"/>
+              <w:jc w:val="both"/>
+              <w:rPr>
+                <w:rFonts w:hint="default" w:ascii="Calibri" w:hAnsi="Calibri" w:cs="Calibri"/>
+                <w:b w:val="0"/>
+                <w:bCs w:val="0"/>
+                <w:sz w:val="20"/>
+                <w:szCs w:val="20"/>
+                <w:vertAlign w:val="baseline"/>
+                <w:lang w:val="en-US"/>
+              </w:rPr>
+            </w:pPr>
+            <w:r>
+              <w:rPr>
+                <w:rFonts w:hint="default" w:ascii="Calibri" w:hAnsi="Calibri" w:eastAsia="SimSun" w:cs="Calibri"/>
+                <w:kern w:val="0"/>
+                <w:sz w:val="20"/>
+                <w:szCs w:val="20"/>
+                <w:lang w:val="en-US" w:eastAsia="zh-CN" w:bidi="ar"/>
+              </w:rPr>
+              <w:t>LOANED_COPY</w:t>
+            </w:r>
+          </w:p>
+        </w:tc>
+        <w:tc>
+          <w:tcPr>
+            <w:tcW w:w="2807" w:type="pct"/>
+            <w:vAlign w:val="center"/>
+          </w:tcPr>
+          <w:p>
+            <w:pPr>
+              <w:keepNext w:val="0"/>
+              <w:keepLines w:val="0"/>
+              <w:widowControl/>
+              <w:suppressLineNumbers w:val="0"/>
+              <w:snapToGrid w:val="0"/>
+              <w:jc w:val="both"/>
+              <w:rPr>
+                <w:rFonts w:hint="default" w:ascii="Calibri" w:hAnsi="Calibri" w:cs="Calibri"/>
+                <w:b w:val="0"/>
+                <w:bCs w:val="0"/>
+                <w:sz w:val="20"/>
+                <w:szCs w:val="20"/>
+                <w:vertAlign w:val="baseline"/>
+                <w:lang w:val="en-US"/>
+              </w:rPr>
+            </w:pPr>
+            <w:r>
+              <w:rPr>
+                <w:rStyle w:val="8"/>
+                <w:rFonts w:hint="default" w:ascii="Calibri" w:hAnsi="Calibri" w:eastAsia="SimSun" w:cs="Calibri"/>
+                <w:kern w:val="0"/>
+                <w:sz w:val="20"/>
+                <w:szCs w:val="20"/>
+                <w:lang w:val="en-US" w:eastAsia="zh-CN" w:bidi="ar"/>
+              </w:rPr>
+              <w:t>{loaned_copy_id}</w:t>
+            </w:r>
+          </w:p>
+        </w:tc>
+      </w:tr>
+      <w:tr>
+        <w:tblPrEx>
+          <w:tblBorders>
+            <w:top w:val="single" w:color="auto" w:sz="4" w:space="0"/>
+            <w:left w:val="single" w:color="auto" w:sz="4" w:space="0"/>
+            <w:bottom w:val="single" w:color="auto" w:sz="4" w:space="0"/>
+            <w:right w:val="single" w:color="auto" w:sz="4" w:space="0"/>
+            <w:insideH w:val="single" w:color="auto" w:sz="4" w:space="0"/>
+            <w:insideV w:val="single" w:color="auto" w:sz="4" w:space="0"/>
+          </w:tblBorders>
+          <w:tblCellMar>
+            <w:top w:w="0" w:type="dxa"/>
+            <w:left w:w="108" w:type="dxa"/>
+            <w:bottom w:w="0" w:type="dxa"/>
+            <w:right w:w="108" w:type="dxa"/>
+          </w:tblCellMar>
+        </w:tblPrEx>
+        <w:trPr>
+          <w:trHeight w:val="0" w:hRule="atLeast"/>
+        </w:trPr>
+        <w:tc>
+          <w:tcPr>
+            <w:tcW w:w="2192" w:type="pct"/>
+            <w:vAlign w:val="center"/>
+          </w:tcPr>
+          <w:p>
+            <w:pPr>
+              <w:keepNext w:val="0"/>
+              <w:keepLines w:val="0"/>
+              <w:widowControl/>
+              <w:suppressLineNumbers w:val="0"/>
+              <w:snapToGrid w:val="0"/>
+              <w:jc w:val="both"/>
+              <w:rPr>
+                <w:rFonts w:hint="default" w:ascii="Calibri" w:hAnsi="Calibri" w:cs="Calibri"/>
+                <w:b w:val="0"/>
+                <w:bCs w:val="0"/>
+                <w:sz w:val="20"/>
+                <w:szCs w:val="20"/>
+                <w:vertAlign w:val="baseline"/>
+                <w:lang w:val="en-US"/>
+              </w:rPr>
+            </w:pPr>
+            <w:r>
+              <w:rPr>
+                <w:rFonts w:hint="default" w:ascii="Calibri" w:hAnsi="Calibri" w:eastAsia="SimSun" w:cs="Calibri"/>
+                <w:kern w:val="0"/>
+                <w:sz w:val="20"/>
+                <w:szCs w:val="20"/>
+                <w:lang w:val="en-US" w:eastAsia="zh-CN" w:bidi="ar"/>
+              </w:rPr>
+              <w:t>FINE</w:t>
+            </w:r>
+          </w:p>
+        </w:tc>
+        <w:tc>
+          <w:tcPr>
+            <w:tcW w:w="2807" w:type="pct"/>
+            <w:vAlign w:val="center"/>
+          </w:tcPr>
+          <w:p>
+            <w:pPr>
+              <w:keepNext w:val="0"/>
+              <w:keepLines w:val="0"/>
+              <w:widowControl/>
+              <w:suppressLineNumbers w:val="0"/>
+              <w:snapToGrid w:val="0"/>
+              <w:jc w:val="both"/>
+              <w:rPr>
+                <w:rFonts w:hint="default" w:ascii="Calibri" w:hAnsi="Calibri" w:cs="Calibri"/>
+                <w:b w:val="0"/>
+                <w:bCs w:val="0"/>
+                <w:sz w:val="20"/>
+                <w:szCs w:val="20"/>
+                <w:vertAlign w:val="baseline"/>
+                <w:lang w:val="en-US"/>
+              </w:rPr>
+            </w:pPr>
+            <w:r>
+              <w:rPr>
+                <w:rStyle w:val="8"/>
+                <w:rFonts w:hint="default" w:ascii="Calibri" w:hAnsi="Calibri" w:eastAsia="SimSun" w:cs="Calibri"/>
+                <w:kern w:val="0"/>
+                <w:sz w:val="20"/>
+                <w:szCs w:val="20"/>
+                <w:lang w:val="en-US" w:eastAsia="zh-CN" w:bidi="ar"/>
+              </w:rPr>
+              <w:t>{fine_id}</w:t>
+            </w:r>
+            <w:r>
+              <w:rPr>
+                <w:rFonts w:hint="default" w:ascii="Calibri" w:hAnsi="Calibri" w:eastAsia="SimSun" w:cs="Calibri"/>
+                <w:kern w:val="0"/>
+                <w:sz w:val="20"/>
+                <w:szCs w:val="20"/>
+                <w:lang w:val="en-US" w:eastAsia="zh-CN" w:bidi="ar"/>
+              </w:rPr>
+              <w:t xml:space="preserve">, </w:t>
+            </w:r>
+            <w:r>
+              <w:rPr>
+                <w:rStyle w:val="8"/>
+                <w:rFonts w:hint="default" w:ascii="Calibri" w:hAnsi="Calibri" w:eastAsia="SimSun" w:cs="Calibri"/>
+                <w:kern w:val="0"/>
+                <w:sz w:val="20"/>
+                <w:szCs w:val="20"/>
+                <w:lang w:val="en-US" w:eastAsia="zh-CN" w:bidi="ar"/>
+              </w:rPr>
+              <w:t>{loaned_copy_id}</w:t>
+            </w:r>
+          </w:p>
+        </w:tc>
+      </w:tr>
+      <w:tr>
+        <w:tblPrEx>
+          <w:tblBorders>
+            <w:top w:val="single" w:color="auto" w:sz="4" w:space="0"/>
+            <w:left w:val="single" w:color="auto" w:sz="4" w:space="0"/>
+            <w:bottom w:val="single" w:color="auto" w:sz="4" w:space="0"/>
+            <w:right w:val="single" w:color="auto" w:sz="4" w:space="0"/>
+            <w:insideH w:val="single" w:color="auto" w:sz="4" w:space="0"/>
+            <w:insideV w:val="single" w:color="auto" w:sz="4" w:space="0"/>
+          </w:tblBorders>
+          <w:tblCellMar>
+            <w:top w:w="0" w:type="dxa"/>
+            <w:left w:w="108" w:type="dxa"/>
+            <w:bottom w:w="0" w:type="dxa"/>
+            <w:right w:w="108" w:type="dxa"/>
+          </w:tblCellMar>
+        </w:tblPrEx>
+        <w:trPr>
+          <w:trHeight w:val="0" w:hRule="atLeast"/>
+        </w:trPr>
+        <w:tc>
+          <w:tcPr>
+            <w:tcW w:w="2192" w:type="pct"/>
+            <w:vAlign w:val="center"/>
+          </w:tcPr>
+          <w:p>
+            <w:pPr>
+              <w:keepNext w:val="0"/>
+              <w:keepLines w:val="0"/>
+              <w:widowControl/>
+              <w:suppressLineNumbers w:val="0"/>
+              <w:snapToGrid w:val="0"/>
+              <w:jc w:val="both"/>
+              <w:rPr>
+                <w:rFonts w:hint="default" w:ascii="Calibri" w:hAnsi="Calibri" w:cs="Calibri"/>
+                <w:b w:val="0"/>
+                <w:bCs w:val="0"/>
+                <w:sz w:val="20"/>
+                <w:szCs w:val="20"/>
+                <w:vertAlign w:val="baseline"/>
+                <w:lang w:val="en-US"/>
+              </w:rPr>
+            </w:pPr>
+            <w:r>
+              <w:rPr>
+                <w:rFonts w:hint="default" w:ascii="Calibri" w:hAnsi="Calibri" w:eastAsia="SimSun" w:cs="Calibri"/>
+                <w:kern w:val="0"/>
+                <w:sz w:val="20"/>
+                <w:szCs w:val="20"/>
+                <w:lang w:val="en-US" w:eastAsia="zh-CN" w:bidi="ar"/>
+              </w:rPr>
+              <w:t>LICENSE</w:t>
+            </w:r>
+          </w:p>
+        </w:tc>
+        <w:tc>
+          <w:tcPr>
+            <w:tcW w:w="2807" w:type="pct"/>
+            <w:vAlign w:val="center"/>
+          </w:tcPr>
+          <w:p>
+            <w:pPr>
+              <w:keepNext w:val="0"/>
+              <w:keepLines w:val="0"/>
+              <w:widowControl/>
+              <w:suppressLineNumbers w:val="0"/>
+              <w:snapToGrid w:val="0"/>
+              <w:jc w:val="both"/>
+              <w:rPr>
+                <w:rFonts w:hint="default" w:ascii="Calibri" w:hAnsi="Calibri" w:cs="Calibri"/>
+                <w:b w:val="0"/>
+                <w:bCs w:val="0"/>
+                <w:sz w:val="20"/>
+                <w:szCs w:val="20"/>
+                <w:vertAlign w:val="baseline"/>
+                <w:lang w:val="en-US"/>
+              </w:rPr>
+            </w:pPr>
+            <w:r>
+              <w:rPr>
+                <w:rStyle w:val="8"/>
+                <w:rFonts w:hint="default" w:ascii="Calibri" w:hAnsi="Calibri" w:eastAsia="SimSun" w:cs="Calibri"/>
+                <w:kern w:val="0"/>
+                <w:sz w:val="20"/>
+                <w:szCs w:val="20"/>
+                <w:lang w:val="en-US" w:eastAsia="zh-CN" w:bidi="ar"/>
+              </w:rPr>
+              <w:t>{license_id}</w:t>
+            </w:r>
+          </w:p>
+        </w:tc>
+      </w:tr>
+      <w:tr>
+        <w:tblPrEx>
+          <w:tblBorders>
+            <w:top w:val="single" w:color="auto" w:sz="4" w:space="0"/>
+            <w:left w:val="single" w:color="auto" w:sz="4" w:space="0"/>
+            <w:bottom w:val="single" w:color="auto" w:sz="4" w:space="0"/>
+            <w:right w:val="single" w:color="auto" w:sz="4" w:space="0"/>
+            <w:insideH w:val="single" w:color="auto" w:sz="4" w:space="0"/>
+            <w:insideV w:val="single" w:color="auto" w:sz="4" w:space="0"/>
+          </w:tblBorders>
+          <w:tblCellMar>
+            <w:top w:w="0" w:type="dxa"/>
+            <w:left w:w="108" w:type="dxa"/>
+            <w:bottom w:w="0" w:type="dxa"/>
+            <w:right w:w="108" w:type="dxa"/>
+          </w:tblCellMar>
+        </w:tblPrEx>
+        <w:trPr>
+          <w:trHeight w:val="0" w:hRule="atLeast"/>
+        </w:trPr>
+        <w:tc>
+          <w:tcPr>
+            <w:tcW w:w="2192" w:type="pct"/>
+            <w:vAlign w:val="center"/>
+          </w:tcPr>
+          <w:p>
+            <w:pPr>
+              <w:keepNext w:val="0"/>
+              <w:keepLines w:val="0"/>
+              <w:widowControl/>
+              <w:suppressLineNumbers w:val="0"/>
+              <w:snapToGrid w:val="0"/>
+              <w:jc w:val="both"/>
+              <w:rPr>
+                <w:rFonts w:hint="default" w:ascii="Calibri" w:hAnsi="Calibri" w:cs="Calibri"/>
+                <w:b w:val="0"/>
+                <w:bCs w:val="0"/>
+                <w:sz w:val="20"/>
+                <w:szCs w:val="20"/>
+                <w:vertAlign w:val="baseline"/>
+                <w:lang w:val="en-US"/>
+              </w:rPr>
+            </w:pPr>
+            <w:r>
+              <w:rPr>
+                <w:rFonts w:hint="default" w:ascii="Calibri" w:hAnsi="Calibri" w:eastAsia="SimSun" w:cs="Calibri"/>
+                <w:kern w:val="0"/>
+                <w:sz w:val="20"/>
+                <w:szCs w:val="20"/>
+                <w:lang w:val="en-US" w:eastAsia="zh-CN" w:bidi="ar"/>
+              </w:rPr>
+              <w:t>ACCESS_LICENSE</w:t>
+            </w:r>
+          </w:p>
+        </w:tc>
+        <w:tc>
+          <w:tcPr>
+            <w:tcW w:w="2807" w:type="pct"/>
+            <w:vAlign w:val="center"/>
+          </w:tcPr>
+          <w:p>
+            <w:pPr>
+              <w:keepNext w:val="0"/>
+              <w:keepLines w:val="0"/>
+              <w:widowControl/>
+              <w:suppressLineNumbers w:val="0"/>
+              <w:snapToGrid w:val="0"/>
+              <w:jc w:val="both"/>
+              <w:rPr>
+                <w:rFonts w:hint="default" w:ascii="Calibri" w:hAnsi="Calibri" w:cs="Calibri"/>
+                <w:b w:val="0"/>
+                <w:bCs w:val="0"/>
+                <w:sz w:val="20"/>
+                <w:szCs w:val="20"/>
+                <w:vertAlign w:val="baseline"/>
+                <w:lang w:val="en-US"/>
+              </w:rPr>
+            </w:pPr>
+            <w:r>
+              <w:rPr>
+                <w:rStyle w:val="8"/>
+                <w:rFonts w:hint="default" w:ascii="Calibri" w:hAnsi="Calibri" w:eastAsia="SimSun" w:cs="Calibri"/>
+                <w:kern w:val="0"/>
+                <w:sz w:val="20"/>
+                <w:szCs w:val="20"/>
+                <w:lang w:val="en-US" w:eastAsia="zh-CN" w:bidi="ar"/>
+              </w:rPr>
+              <w:t>{license_id, resource_id}</w:t>
+            </w:r>
+          </w:p>
+        </w:tc>
+      </w:tr>
+      <w:tr>
+        <w:tblPrEx>
+          <w:tblBorders>
+            <w:top w:val="single" w:color="auto" w:sz="4" w:space="0"/>
+            <w:left w:val="single" w:color="auto" w:sz="4" w:space="0"/>
+            <w:bottom w:val="single" w:color="auto" w:sz="4" w:space="0"/>
+            <w:right w:val="single" w:color="auto" w:sz="4" w:space="0"/>
+            <w:insideH w:val="single" w:color="auto" w:sz="4" w:space="0"/>
+            <w:insideV w:val="single" w:color="auto" w:sz="4" w:space="0"/>
+          </w:tblBorders>
+          <w:tblCellMar>
+            <w:top w:w="0" w:type="dxa"/>
+            <w:left w:w="108" w:type="dxa"/>
+            <w:bottom w:w="0" w:type="dxa"/>
+            <w:right w:w="108" w:type="dxa"/>
+          </w:tblCellMar>
+        </w:tblPrEx>
+        <w:trPr>
+          <w:trHeight w:val="0" w:hRule="atLeast"/>
+        </w:trPr>
+        <w:tc>
+          <w:tcPr>
+            <w:tcW w:w="2192" w:type="pct"/>
+            <w:vAlign w:val="center"/>
+          </w:tcPr>
+          <w:p>
+            <w:pPr>
+              <w:keepNext w:val="0"/>
+              <w:keepLines w:val="0"/>
+              <w:widowControl/>
+              <w:suppressLineNumbers w:val="0"/>
+              <w:snapToGrid w:val="0"/>
+              <w:jc w:val="both"/>
+              <w:rPr>
+                <w:rFonts w:hint="default" w:ascii="Calibri" w:hAnsi="Calibri" w:cs="Calibri"/>
+                <w:b w:val="0"/>
+                <w:bCs w:val="0"/>
+                <w:sz w:val="20"/>
+                <w:szCs w:val="20"/>
+                <w:vertAlign w:val="baseline"/>
+                <w:lang w:val="en-US"/>
+              </w:rPr>
+            </w:pPr>
+            <w:r>
+              <w:rPr>
+                <w:rFonts w:hint="default" w:ascii="Calibri" w:hAnsi="Calibri" w:eastAsia="SimSun" w:cs="Calibri"/>
+                <w:kern w:val="0"/>
+                <w:sz w:val="20"/>
+                <w:szCs w:val="20"/>
+                <w:lang w:val="en-US" w:eastAsia="zh-CN" w:bidi="ar"/>
+              </w:rPr>
+              <w:t>ACCESS_LOG</w:t>
+            </w:r>
+          </w:p>
+        </w:tc>
+        <w:tc>
+          <w:tcPr>
+            <w:tcW w:w="2807" w:type="pct"/>
+            <w:vAlign w:val="center"/>
+          </w:tcPr>
+          <w:p>
+            <w:pPr>
+              <w:keepNext w:val="0"/>
+              <w:keepLines w:val="0"/>
+              <w:widowControl/>
+              <w:suppressLineNumbers w:val="0"/>
+              <w:snapToGrid w:val="0"/>
+              <w:jc w:val="both"/>
+              <w:rPr>
+                <w:rFonts w:hint="default" w:ascii="Calibri" w:hAnsi="Calibri" w:cs="Calibri"/>
+                <w:b w:val="0"/>
+                <w:bCs w:val="0"/>
+                <w:sz w:val="20"/>
+                <w:szCs w:val="20"/>
+                <w:vertAlign w:val="baseline"/>
+                <w:lang w:val="en-US"/>
+              </w:rPr>
+            </w:pPr>
+            <w:r>
+              <w:rPr>
+                <w:rStyle w:val="8"/>
+                <w:rFonts w:hint="default" w:ascii="Calibri" w:hAnsi="Calibri" w:eastAsia="SimSun" w:cs="Calibri"/>
+                <w:kern w:val="0"/>
+                <w:sz w:val="20"/>
+                <w:szCs w:val="20"/>
+                <w:lang w:val="en-US" w:eastAsia="zh-CN" w:bidi="ar"/>
+              </w:rPr>
+              <w:t>{access_id}</w:t>
+            </w:r>
+          </w:p>
+        </w:tc>
+      </w:tr>
+      <w:tr>
+        <w:tblPrEx>
+          <w:tblBorders>
+            <w:top w:val="single" w:color="auto" w:sz="4" w:space="0"/>
+            <w:left w:val="single" w:color="auto" w:sz="4" w:space="0"/>
+            <w:bottom w:val="single" w:color="auto" w:sz="4" w:space="0"/>
+            <w:right w:val="single" w:color="auto" w:sz="4" w:space="0"/>
+            <w:insideH w:val="single" w:color="auto" w:sz="4" w:space="0"/>
+            <w:insideV w:val="single" w:color="auto" w:sz="4" w:space="0"/>
+          </w:tblBorders>
+          <w:tblCellMar>
+            <w:top w:w="0" w:type="dxa"/>
+            <w:left w:w="108" w:type="dxa"/>
+            <w:bottom w:w="0" w:type="dxa"/>
+            <w:right w:w="108" w:type="dxa"/>
+          </w:tblCellMar>
+        </w:tblPrEx>
+        <w:trPr>
+          <w:trHeight w:val="0" w:hRule="atLeast"/>
+        </w:trPr>
+        <w:tc>
+          <w:tcPr>
+            <w:tcW w:w="2192" w:type="pct"/>
+            <w:vAlign w:val="center"/>
+          </w:tcPr>
+          <w:p>
+            <w:pPr>
+              <w:keepNext w:val="0"/>
+              <w:keepLines w:val="0"/>
+              <w:widowControl/>
+              <w:suppressLineNumbers w:val="0"/>
+              <w:snapToGrid w:val="0"/>
+              <w:jc w:val="both"/>
+              <w:rPr>
+                <w:rFonts w:hint="default" w:ascii="Calibri" w:hAnsi="Calibri" w:cs="Calibri"/>
+                <w:b w:val="0"/>
+                <w:bCs w:val="0"/>
+                <w:sz w:val="20"/>
+                <w:szCs w:val="20"/>
+                <w:vertAlign w:val="baseline"/>
+                <w:lang w:val="en-US"/>
+              </w:rPr>
+            </w:pPr>
+            <w:r>
+              <w:rPr>
+                <w:rFonts w:hint="default" w:ascii="Calibri" w:hAnsi="Calibri" w:eastAsia="SimSun" w:cs="Calibri"/>
+                <w:kern w:val="0"/>
+                <w:sz w:val="20"/>
+                <w:szCs w:val="20"/>
+                <w:lang w:val="en-US" w:eastAsia="zh-CN" w:bidi="ar"/>
+              </w:rPr>
+              <w:t>RESOURCE_AUTHOR</w:t>
+            </w:r>
+          </w:p>
+        </w:tc>
+        <w:tc>
+          <w:tcPr>
+            <w:tcW w:w="2807" w:type="pct"/>
+            <w:vAlign w:val="center"/>
+          </w:tcPr>
+          <w:p>
+            <w:pPr>
+              <w:keepNext w:val="0"/>
+              <w:keepLines w:val="0"/>
+              <w:widowControl/>
+              <w:suppressLineNumbers w:val="0"/>
+              <w:snapToGrid w:val="0"/>
+              <w:jc w:val="both"/>
+              <w:rPr>
+                <w:rFonts w:hint="default" w:ascii="Calibri" w:hAnsi="Calibri" w:cs="Calibri"/>
+                <w:b w:val="0"/>
+                <w:bCs w:val="0"/>
+                <w:sz w:val="20"/>
+                <w:szCs w:val="20"/>
+                <w:vertAlign w:val="baseline"/>
+                <w:lang w:val="en-US"/>
+              </w:rPr>
+            </w:pPr>
+            <w:r>
+              <w:rPr>
+                <w:rStyle w:val="8"/>
+                <w:rFonts w:hint="default" w:ascii="Calibri" w:hAnsi="Calibri" w:eastAsia="SimSun" w:cs="Calibri"/>
+                <w:kern w:val="0"/>
+                <w:sz w:val="20"/>
+                <w:szCs w:val="20"/>
+                <w:lang w:val="en-US" w:eastAsia="zh-CN" w:bidi="ar"/>
+              </w:rPr>
+              <w:t>{author_id, resource_id}</w:t>
+            </w:r>
+          </w:p>
+        </w:tc>
+      </w:tr>
+    </w:tbl>
+    <w:p>
+      <w:pPr>
+        <w:rPr>
+          <w:rFonts w:hint="default" w:ascii="Times New Roman" w:hAnsi="Times New Roman" w:cs="Times New Roman"/>
+          <w:b w:val="0"/>
+          <w:bCs w:val="0"/>
+          <w:lang w:val="en-US"/>
+        </w:rPr>
+      </w:pPr>
+    </w:p>
+    <w:p>
+      <w:pPr>
+        <w:rPr>
+          <w:rFonts w:hint="default" w:ascii="Times New Roman" w:hAnsi="Times New Roman" w:cs="Times New Roman"/>
+          <w:b w:val="0"/>
+          <w:bCs w:val="0"/>
+          <w:lang w:val="en-US"/>
+        </w:rPr>
+      </w:pPr>
+    </w:p>
+    <w:p>
+      <w:pPr>
+        <w:rPr>
+          <w:rFonts w:hint="default" w:ascii="Times New Roman" w:hAnsi="Times New Roman" w:cs="Times New Roman"/>
+          <w:b/>
+          <w:bCs/>
+          <w:lang w:val="en-US"/>
+        </w:rPr>
+      </w:pPr>
+      <w:r>
+        <w:rPr>
+          <w:rFonts w:hint="default" w:ascii="Times New Roman" w:hAnsi="Times New Roman" w:cs="Times New Roman"/>
+          <w:b/>
+          <w:bCs/>
+          <w:lang w:val="en-US"/>
+        </w:rPr>
+        <w:t>2.3.3. Chuẩn hóa 1NF (First Normal Form - 1NF)</w:t>
+      </w:r>
+    </w:p>
+    <w:p>
+      <w:pPr>
+        <w:rPr>
+          <w:rFonts w:hint="default" w:ascii="Times New Roman" w:hAnsi="Times New Roman" w:cs="Times New Roman"/>
+          <w:b/>
+          <w:bCs/>
+          <w:lang w:val="en-US"/>
+        </w:rPr>
+      </w:pPr>
+    </w:p>
+    <w:p>
+      <w:pPr>
+        <w:ind w:left="200" w:leftChars="100" w:firstLine="0" w:firstLineChars="0"/>
+        <w:rPr>
+          <w:rFonts w:hint="default" w:ascii="Times New Roman" w:hAnsi="Times New Roman" w:cs="Times New Roman"/>
+          <w:b w:val="0"/>
+          <w:bCs w:val="0"/>
+          <w:lang w:val="en-US"/>
+        </w:rPr>
+      </w:pPr>
+      <w:r>
+        <w:rPr>
+          <w:rFonts w:hint="default" w:ascii="Times New Roman" w:hAnsi="Times New Roman" w:cs="Times New Roman"/>
+          <w:b w:val="0"/>
+          <w:bCs w:val="0"/>
+          <w:lang w:val="en-US"/>
+        </w:rPr>
+        <w:t>Quan hệ đạt chuẩn 1NF khi:</w:t>
+      </w:r>
+    </w:p>
+    <w:p>
+      <w:pPr>
+        <w:numPr>
+          <w:ilvl w:val="0"/>
+          <w:numId w:val="2"/>
+        </w:numPr>
+        <w:ind w:left="200" w:leftChars="100" w:firstLine="0" w:firstLineChars="0"/>
+        <w:rPr>
+          <w:rFonts w:hint="default" w:ascii="Times New Roman" w:hAnsi="Times New Roman" w:cs="Times New Roman"/>
+          <w:b w:val="0"/>
+          <w:bCs w:val="0"/>
+          <w:lang w:val="en-US"/>
+        </w:rPr>
+      </w:pPr>
+      <w:r>
+        <w:rPr>
+          <w:rFonts w:hint="default" w:ascii="Times New Roman" w:hAnsi="Times New Roman" w:cs="Times New Roman"/>
+          <w:b w:val="0"/>
+          <w:bCs w:val="0"/>
+          <w:lang w:val="en-US"/>
+        </w:rPr>
+        <w:t xml:space="preserve">Mỗi ô dữ liệu chỉ chứa một giá trị nguyên tử (atomic value). </w:t>
+      </w:r>
+    </w:p>
+    <w:p>
+      <w:pPr>
+        <w:numPr>
+          <w:ilvl w:val="0"/>
+          <w:numId w:val="2"/>
+        </w:numPr>
+        <w:ind w:left="200" w:leftChars="100" w:firstLine="0" w:firstLineChars="0"/>
+        <w:rPr>
+          <w:rFonts w:hint="default" w:ascii="Times New Roman" w:hAnsi="Times New Roman" w:cs="Times New Roman"/>
+          <w:b w:val="0"/>
+          <w:bCs w:val="0"/>
+          <w:lang w:val="en-US"/>
+        </w:rPr>
+      </w:pPr>
+      <w:r>
+        <w:rPr>
+          <w:rFonts w:hint="default" w:ascii="Times New Roman" w:hAnsi="Times New Roman" w:cs="Times New Roman"/>
+          <w:b w:val="0"/>
+          <w:bCs w:val="0"/>
+          <w:lang w:val="en-US"/>
+        </w:rPr>
+        <w:t xml:space="preserve">Không tồn tại nhóm thuộc tính lặp (repeating groups). </w:t>
+      </w:r>
+    </w:p>
+    <w:p>
+      <w:pPr>
+        <w:numPr>
+          <w:ilvl w:val="0"/>
+          <w:numId w:val="2"/>
+        </w:numPr>
+        <w:ind w:left="200" w:leftChars="100" w:firstLine="0" w:firstLineChars="0"/>
+        <w:rPr>
+          <w:rFonts w:hint="default" w:ascii="Times New Roman" w:hAnsi="Times New Roman" w:cs="Times New Roman"/>
+          <w:b w:val="0"/>
+          <w:bCs w:val="0"/>
+          <w:lang w:val="en-US"/>
+        </w:rPr>
+      </w:pPr>
+      <w:r>
+        <w:rPr>
+          <w:rFonts w:hint="default" w:ascii="Times New Roman" w:hAnsi="Times New Roman" w:cs="Times New Roman"/>
+          <w:b w:val="0"/>
+          <w:bCs w:val="0"/>
+          <w:lang w:val="en-US"/>
+        </w:rPr>
+        <w:t xml:space="preserve">Mỗi thuộc tính có miền giá trị xác định và không chứa danh sách nhiều giá trị trong cùng một ô. </w:t>
+      </w:r>
+    </w:p>
+    <w:p>
+      <w:pPr>
+        <w:numPr>
+          <w:ilvl w:val="0"/>
+          <w:numId w:val="0"/>
+        </w:numPr>
+        <w:ind w:leftChars="100"/>
+        <w:rPr>
+          <w:rFonts w:hint="default" w:ascii="Times New Roman" w:hAnsi="Times New Roman" w:cs="Times New Roman"/>
+          <w:b w:val="0"/>
+          <w:bCs w:val="0"/>
+          <w:lang w:val="en-US"/>
+        </w:rPr>
+      </w:pPr>
+    </w:p>
+    <w:p>
+      <w:pPr>
+        <w:ind w:left="200" w:leftChars="100" w:firstLine="0" w:firstLineChars="0"/>
+        <w:rPr>
+          <w:rFonts w:hint="default" w:ascii="Times New Roman" w:hAnsi="Times New Roman" w:cs="Times New Roman"/>
+          <w:b/>
+          <w:bCs/>
+          <w:lang w:val="en-US"/>
+        </w:rPr>
+      </w:pPr>
+      <w:r>
+        <w:rPr>
+          <w:rFonts w:hint="default" w:ascii="Times New Roman" w:hAnsi="Times New Roman" w:cs="Times New Roman"/>
+          <w:b/>
+          <w:bCs/>
+          <w:lang w:val="en-US"/>
+        </w:rPr>
+        <w:t>Nhóm 1 - Person &amp; Vai trò</w:t>
+      </w:r>
+    </w:p>
+    <w:p>
+      <w:pPr>
+        <w:ind w:left="200" w:leftChars="100" w:firstLine="0" w:firstLineChars="0"/>
+        <w:rPr>
+          <w:rFonts w:hint="default" w:ascii="Times New Roman" w:hAnsi="Times New Roman" w:cs="Times New Roman"/>
+          <w:b/>
+          <w:bCs/>
+          <w:lang w:val="en-US"/>
+        </w:rPr>
+      </w:pPr>
+    </w:p>
+    <w:p>
+      <w:pPr>
+        <w:ind w:left="200" w:leftChars="100" w:firstLine="0" w:firstLineChars="0"/>
+        <w:rPr>
+          <w:rFonts w:hint="default" w:ascii="Times New Roman" w:hAnsi="Times New Roman" w:cs="Times New Roman"/>
+          <w:b w:val="0"/>
+          <w:bCs w:val="0"/>
+          <w:lang w:val="en-US"/>
+        </w:rPr>
+      </w:pPr>
+      <w:r>
+        <w:rPr>
+          <w:rFonts w:hint="default" w:ascii="Times New Roman" w:hAnsi="Times New Roman" w:cs="Times New Roman"/>
+          <w:b/>
+          <w:bCs/>
+          <w:lang w:val="en-US"/>
+        </w:rPr>
+        <w:t>PERSON</w:t>
+      </w:r>
+      <w:r>
+        <w:rPr>
+          <w:rFonts w:hint="default" w:ascii="Times New Roman" w:hAnsi="Times New Roman" w:cs="Times New Roman"/>
+          <w:b w:val="0"/>
+          <w:bCs w:val="0"/>
+          <w:lang w:val="en-US"/>
+        </w:rPr>
+        <w:t xml:space="preserve"> (person_id, full_name, email, status)</w:t>
+      </w:r>
+    </w:p>
+    <w:p>
+      <w:pPr>
+        <w:numPr>
+          <w:ilvl w:val="0"/>
+          <w:numId w:val="2"/>
+        </w:numPr>
+        <w:ind w:left="200" w:leftChars="100" w:firstLine="0" w:firstLineChars="0"/>
+        <w:rPr>
+          <w:rFonts w:hint="default" w:ascii="Times New Roman" w:hAnsi="Times New Roman" w:cs="Times New Roman"/>
+          <w:b w:val="0"/>
+          <w:bCs w:val="0"/>
+          <w:lang w:val="en-US"/>
+        </w:rPr>
+      </w:pPr>
+      <w:r>
+        <w:rPr>
+          <w:rFonts w:hint="default" w:ascii="Times New Roman" w:hAnsi="Times New Roman" w:cs="Times New Roman"/>
+          <w:b w:val="0"/>
+          <w:bCs w:val="0"/>
+          <w:lang w:val="en-US"/>
+        </w:rPr>
+        <w:t xml:space="preserve">person_id, full_name, email và status đều chứa một giá trị đơn. </w:t>
+      </w:r>
+    </w:p>
+    <w:p>
+      <w:pPr>
+        <w:numPr>
+          <w:ilvl w:val="0"/>
+          <w:numId w:val="2"/>
+        </w:numPr>
+        <w:ind w:left="200" w:leftChars="100" w:firstLine="0" w:firstLineChars="0"/>
+        <w:rPr>
+          <w:rFonts w:hint="default" w:ascii="Times New Roman" w:hAnsi="Times New Roman" w:cs="Times New Roman"/>
+          <w:b w:val="0"/>
+          <w:bCs w:val="0"/>
+          <w:lang w:val="en-US"/>
+        </w:rPr>
+      </w:pPr>
+      <w:r>
+        <w:rPr>
+          <w:rFonts w:hint="default" w:ascii="Times New Roman" w:hAnsi="Times New Roman" w:cs="Times New Roman"/>
+          <w:b w:val="0"/>
+          <w:bCs w:val="0"/>
+          <w:lang w:val="en-US"/>
+        </w:rPr>
+        <w:t xml:space="preserve">Không có thuộc tính đa trị hoặc nhóm thuộc tính lặp. </w:t>
+      </w:r>
+    </w:p>
+    <w:p>
+      <w:pPr>
+        <w:numPr>
+          <w:ilvl w:val="0"/>
+          <w:numId w:val="2"/>
+        </w:numPr>
+        <w:ind w:left="200" w:leftChars="100" w:firstLine="0" w:firstLineChars="0"/>
+        <w:rPr>
+          <w:rFonts w:hint="default" w:ascii="Times New Roman" w:hAnsi="Times New Roman" w:cs="Times New Roman"/>
+          <w:b w:val="0"/>
+          <w:bCs w:val="0"/>
+          <w:lang w:val="en-US"/>
+        </w:rPr>
+      </w:pPr>
+      <w:r>
+        <w:rPr>
+          <w:rFonts w:hint="default" w:ascii="Times New Roman" w:hAnsi="Times New Roman" w:cs="Times New Roman"/>
+          <w:b w:val="0"/>
+          <w:bCs w:val="0"/>
+          <w:lang w:val="en-US"/>
+        </w:rPr>
+        <w:t xml:space="preserve">Khóa chính person_id xác định duy nhất mỗi bản ghi. </w:t>
+      </w:r>
+    </w:p>
+    <w:p>
+      <w:pPr>
+        <w:ind w:left="200" w:leftChars="100" w:firstLine="0" w:firstLineChars="0"/>
+        <w:rPr>
+          <w:rFonts w:hint="default" w:ascii="Times New Roman" w:hAnsi="Times New Roman" w:cs="Times New Roman"/>
+          <w:b/>
+          <w:bCs/>
+          <w:lang w:val="en-US"/>
+        </w:rPr>
+      </w:pPr>
+      <w:r>
+        <w:rPr>
+          <w:rFonts w:hint="default" w:ascii="Times New Roman" w:hAnsi="Times New Roman" w:cs="Times New Roman"/>
+          <w:b/>
+          <w:bCs/>
+          <w:lang w:val="en-US"/>
+        </w:rPr>
+        <w:t>→ PERSON đạt 1NF.</w:t>
+      </w:r>
+    </w:p>
+    <w:p>
+      <w:pPr>
+        <w:ind w:left="200" w:leftChars="100" w:firstLine="0" w:firstLineChars="0"/>
+        <w:rPr>
+          <w:rFonts w:hint="default" w:ascii="Times New Roman" w:hAnsi="Times New Roman" w:cs="Times New Roman"/>
+          <w:b/>
+          <w:bCs/>
+          <w:lang w:val="en-US"/>
+        </w:rPr>
+      </w:pPr>
+    </w:p>
+    <w:p>
+      <w:pPr>
+        <w:ind w:left="200" w:leftChars="100" w:firstLine="0" w:firstLineChars="0"/>
+        <w:rPr>
+          <w:rFonts w:hint="default" w:ascii="Times New Roman" w:hAnsi="Times New Roman" w:cs="Times New Roman"/>
+          <w:b w:val="0"/>
+          <w:bCs w:val="0"/>
+          <w:lang w:val="en-US"/>
+        </w:rPr>
+      </w:pPr>
+      <w:r>
+        <w:rPr>
+          <w:rFonts w:hint="default" w:ascii="Times New Roman" w:hAnsi="Times New Roman" w:cs="Times New Roman"/>
+          <w:b/>
+          <w:bCs/>
+          <w:lang w:val="en-US"/>
+        </w:rPr>
+        <w:t>MEMBER</w:t>
+      </w:r>
+      <w:r>
+        <w:rPr>
+          <w:rFonts w:hint="default" w:ascii="Times New Roman" w:hAnsi="Times New Roman" w:cs="Times New Roman"/>
+          <w:b w:val="0"/>
+          <w:bCs w:val="0"/>
+          <w:lang w:val="en-US"/>
+        </w:rPr>
+        <w:t xml:space="preserve"> (member_id, member_type, max_loan_limit)</w:t>
+      </w:r>
+    </w:p>
+    <w:p>
+      <w:pPr>
+        <w:numPr>
+          <w:ilvl w:val="0"/>
+          <w:numId w:val="2"/>
+        </w:numPr>
+        <w:ind w:left="200" w:leftChars="100" w:firstLine="0" w:firstLineChars="0"/>
+        <w:rPr>
+          <w:rFonts w:hint="default" w:ascii="Times New Roman" w:hAnsi="Times New Roman" w:cs="Times New Roman"/>
+          <w:b w:val="0"/>
+          <w:bCs w:val="0"/>
+          <w:lang w:val="en-US"/>
+        </w:rPr>
+      </w:pPr>
+      <w:r>
+        <w:rPr>
+          <w:rFonts w:hint="default" w:ascii="Times New Roman" w:hAnsi="Times New Roman" w:cs="Times New Roman"/>
+          <w:b w:val="0"/>
+          <w:bCs w:val="0"/>
+          <w:lang w:val="en-US"/>
+        </w:rPr>
+        <w:t xml:space="preserve">member_id, member_type và max_loan_limit đều là các thuộc tính nguyên tử. </w:t>
+      </w:r>
+    </w:p>
+    <w:p>
+      <w:pPr>
+        <w:numPr>
+          <w:ilvl w:val="0"/>
+          <w:numId w:val="2"/>
+        </w:numPr>
+        <w:ind w:left="200" w:leftChars="100" w:firstLine="0" w:firstLineChars="0"/>
+        <w:rPr>
+          <w:rFonts w:hint="default" w:ascii="Times New Roman" w:hAnsi="Times New Roman" w:cs="Times New Roman"/>
+          <w:b w:val="0"/>
+          <w:bCs w:val="0"/>
+          <w:lang w:val="en-US"/>
+        </w:rPr>
+      </w:pPr>
+      <w:r>
+        <w:rPr>
+          <w:rFonts w:hint="default" w:ascii="Times New Roman" w:hAnsi="Times New Roman" w:cs="Times New Roman"/>
+          <w:b w:val="0"/>
+          <w:bCs w:val="0"/>
+          <w:lang w:val="en-US"/>
+        </w:rPr>
+        <w:t xml:space="preserve">Mỗi Member chỉ có một loại thành viên và một giới hạn mượn được lưu trong một bản ghi. </w:t>
+      </w:r>
+    </w:p>
+    <w:p>
+      <w:pPr>
+        <w:ind w:left="200" w:leftChars="100" w:firstLine="0" w:firstLineChars="0"/>
+        <w:rPr>
+          <w:rFonts w:hint="default" w:ascii="Times New Roman" w:hAnsi="Times New Roman" w:cs="Times New Roman"/>
+          <w:b/>
+          <w:bCs/>
+          <w:lang w:val="en-US"/>
+        </w:rPr>
+      </w:pPr>
+      <w:r>
+        <w:rPr>
+          <w:rFonts w:hint="default" w:ascii="Times New Roman" w:hAnsi="Times New Roman" w:cs="Times New Roman"/>
+          <w:b/>
+          <w:bCs/>
+          <w:lang w:val="en-US"/>
+        </w:rPr>
+        <w:t>→ MEMBER đạt 1NF.</w:t>
+      </w:r>
+    </w:p>
+    <w:p>
+      <w:pPr>
+        <w:ind w:left="200" w:leftChars="100" w:firstLine="0" w:firstLineChars="0"/>
+        <w:rPr>
+          <w:rFonts w:hint="default" w:ascii="Times New Roman" w:hAnsi="Times New Roman" w:cs="Times New Roman"/>
+          <w:b/>
+          <w:bCs/>
+          <w:lang w:val="en-US"/>
+        </w:rPr>
+      </w:pPr>
+    </w:p>
+    <w:p>
+      <w:pPr>
+        <w:ind w:left="200" w:leftChars="100" w:firstLine="0" w:firstLineChars="0"/>
+        <w:rPr>
+          <w:rFonts w:hint="default" w:ascii="Times New Roman" w:hAnsi="Times New Roman" w:cs="Times New Roman"/>
+          <w:b w:val="0"/>
+          <w:bCs w:val="0"/>
+          <w:lang w:val="en-US"/>
+        </w:rPr>
+      </w:pPr>
+      <w:r>
+        <w:rPr>
+          <w:rFonts w:hint="default" w:ascii="Times New Roman" w:hAnsi="Times New Roman" w:cs="Times New Roman"/>
+          <w:b/>
+          <w:bCs/>
+          <w:lang w:val="en-US"/>
+        </w:rPr>
+        <w:t>AUTHOR</w:t>
+      </w:r>
+      <w:r>
+        <w:rPr>
+          <w:rFonts w:hint="default" w:ascii="Times New Roman" w:hAnsi="Times New Roman" w:cs="Times New Roman"/>
+          <w:b w:val="0"/>
+          <w:bCs w:val="0"/>
+          <w:lang w:val="en-US"/>
+        </w:rPr>
+        <w:t xml:space="preserve"> (author_id, affiliation)</w:t>
+      </w:r>
+    </w:p>
+    <w:p>
+      <w:pPr>
+        <w:numPr>
+          <w:ilvl w:val="0"/>
+          <w:numId w:val="2"/>
+        </w:numPr>
+        <w:ind w:left="200" w:leftChars="100" w:firstLine="0" w:firstLineChars="0"/>
+        <w:rPr>
+          <w:rFonts w:hint="default" w:ascii="Times New Roman" w:hAnsi="Times New Roman" w:cs="Times New Roman"/>
+          <w:b w:val="0"/>
+          <w:bCs w:val="0"/>
+          <w:lang w:val="en-US"/>
+        </w:rPr>
+      </w:pPr>
+      <w:r>
+        <w:rPr>
+          <w:rFonts w:hint="default" w:ascii="Times New Roman" w:hAnsi="Times New Roman" w:cs="Times New Roman"/>
+          <w:b w:val="0"/>
+          <w:bCs w:val="0"/>
+          <w:lang w:val="en-US"/>
+        </w:rPr>
+        <w:t xml:space="preserve">author_id và affiliation đều chứa một giá trị đơn. </w:t>
+      </w:r>
+    </w:p>
+    <w:p>
+      <w:pPr>
+        <w:numPr>
+          <w:ilvl w:val="0"/>
+          <w:numId w:val="2"/>
+        </w:numPr>
+        <w:ind w:left="200" w:leftChars="100" w:firstLine="0" w:firstLineChars="0"/>
+        <w:rPr>
+          <w:rFonts w:hint="default" w:ascii="Times New Roman" w:hAnsi="Times New Roman" w:cs="Times New Roman"/>
+          <w:b w:val="0"/>
+          <w:bCs w:val="0"/>
+          <w:lang w:val="en-US"/>
+        </w:rPr>
+      </w:pPr>
+      <w:r>
+        <w:rPr>
+          <w:rFonts w:hint="default" w:ascii="Times New Roman" w:hAnsi="Times New Roman" w:cs="Times New Roman"/>
+          <w:b w:val="0"/>
+          <w:bCs w:val="0"/>
+          <w:lang w:val="en-US"/>
+        </w:rPr>
+        <w:t xml:space="preserve">affiliation có thể nhận giá trị NULL nhưng vẫn không vi phạm 1NF, vì NULL không phải là một tập hợp nhiều giá trị. </w:t>
+      </w:r>
+    </w:p>
+    <w:p>
+      <w:pPr>
+        <w:ind w:left="200" w:leftChars="100" w:firstLine="0" w:firstLineChars="0"/>
+        <w:rPr>
+          <w:rFonts w:hint="default" w:ascii="Times New Roman" w:hAnsi="Times New Roman" w:cs="Times New Roman"/>
+          <w:b/>
+          <w:bCs/>
+          <w:lang w:val="en-US"/>
+        </w:rPr>
+      </w:pPr>
+      <w:r>
+        <w:rPr>
+          <w:rFonts w:hint="default" w:ascii="Times New Roman" w:hAnsi="Times New Roman" w:cs="Times New Roman"/>
+          <w:b/>
+          <w:bCs/>
+          <w:lang w:val="en-US"/>
+        </w:rPr>
+        <w:t>→ AUTHOR đạt 1NF.</w:t>
+      </w:r>
+    </w:p>
+    <w:p>
+      <w:pPr>
+        <w:ind w:left="200" w:leftChars="100" w:firstLine="0" w:firstLineChars="0"/>
+        <w:rPr>
+          <w:rFonts w:hint="default" w:ascii="Times New Roman" w:hAnsi="Times New Roman" w:cs="Times New Roman"/>
+          <w:b w:val="0"/>
+          <w:bCs w:val="0"/>
+          <w:lang w:val="en-US"/>
+        </w:rPr>
+      </w:pPr>
+      <w:r>
+        <w:rPr>
+          <w:rFonts w:hint="default" w:ascii="Times New Roman" w:hAnsi="Times New Roman" w:cs="Times New Roman"/>
+          <w:b/>
+          <w:bCs/>
+          <w:lang w:val="en-US"/>
+        </w:rPr>
+        <w:t>LIBRARIAN</w:t>
+      </w:r>
+      <w:r>
+        <w:rPr>
+          <w:rFonts w:hint="default" w:ascii="Times New Roman" w:hAnsi="Times New Roman" w:cs="Times New Roman"/>
+          <w:b w:val="0"/>
+          <w:bCs w:val="0"/>
+          <w:lang w:val="en-US"/>
+        </w:rPr>
+        <w:t xml:space="preserve"> (librarian_id, hire_date)</w:t>
+      </w:r>
+    </w:p>
+    <w:p>
+      <w:pPr>
+        <w:numPr>
+          <w:ilvl w:val="0"/>
+          <w:numId w:val="2"/>
+        </w:numPr>
+        <w:ind w:left="200" w:leftChars="100" w:firstLine="0" w:firstLineChars="0"/>
+        <w:rPr>
+          <w:rFonts w:hint="default" w:ascii="Times New Roman" w:hAnsi="Times New Roman" w:cs="Times New Roman"/>
+          <w:b w:val="0"/>
+          <w:bCs w:val="0"/>
+          <w:lang w:val="en-US"/>
+        </w:rPr>
+      </w:pPr>
+      <w:r>
+        <w:rPr>
+          <w:rFonts w:hint="default" w:ascii="Times New Roman" w:hAnsi="Times New Roman" w:cs="Times New Roman"/>
+          <w:b w:val="0"/>
+          <w:bCs w:val="0"/>
+          <w:lang w:val="en-US"/>
+        </w:rPr>
+        <w:t xml:space="preserve">librarian_id và hire_date đều có giá trị nguyên tử. </w:t>
+      </w:r>
+    </w:p>
+    <w:p>
+      <w:pPr>
+        <w:numPr>
+          <w:ilvl w:val="0"/>
+          <w:numId w:val="2"/>
+        </w:numPr>
+        <w:ind w:left="200" w:leftChars="100" w:firstLine="0" w:firstLineChars="0"/>
+        <w:rPr>
+          <w:rFonts w:hint="default" w:ascii="Times New Roman" w:hAnsi="Times New Roman" w:cs="Times New Roman"/>
+          <w:b w:val="0"/>
+          <w:bCs w:val="0"/>
+          <w:lang w:val="en-US"/>
+        </w:rPr>
+      </w:pPr>
+      <w:r>
+        <w:rPr>
+          <w:rFonts w:hint="default" w:ascii="Times New Roman" w:hAnsi="Times New Roman" w:cs="Times New Roman"/>
+          <w:b w:val="0"/>
+          <w:bCs w:val="0"/>
+          <w:lang w:val="en-US"/>
+        </w:rPr>
+        <w:t xml:space="preserve">Không tồn tại nhóm thuộc tính lặp. </w:t>
+      </w:r>
+    </w:p>
+    <w:p>
+      <w:pPr>
+        <w:ind w:left="200" w:leftChars="100" w:firstLine="0" w:firstLineChars="0"/>
+        <w:rPr>
+          <w:rFonts w:hint="default" w:ascii="Times New Roman" w:hAnsi="Times New Roman" w:cs="Times New Roman"/>
+          <w:b/>
+          <w:bCs/>
+          <w:lang w:val="en-US"/>
+        </w:rPr>
+      </w:pPr>
+      <w:r>
+        <w:rPr>
+          <w:rFonts w:hint="default" w:ascii="Times New Roman" w:hAnsi="Times New Roman" w:cs="Times New Roman"/>
+          <w:b/>
+          <w:bCs/>
+          <w:lang w:val="en-US"/>
+        </w:rPr>
+        <w:t>→ LIBRARIAN đạt 1NF.</w:t>
+      </w:r>
+    </w:p>
+    <w:p>
+      <w:pPr>
+        <w:ind w:left="200" w:leftChars="100" w:firstLine="0" w:firstLineChars="0"/>
+        <w:rPr>
+          <w:rFonts w:hint="default" w:ascii="Times New Roman" w:hAnsi="Times New Roman" w:cs="Times New Roman"/>
+          <w:b w:val="0"/>
+          <w:bCs w:val="0"/>
+          <w:lang w:val="en-US"/>
+        </w:rPr>
+      </w:pPr>
+    </w:p>
+    <w:p>
+      <w:pPr>
+        <w:ind w:left="200" w:leftChars="100" w:firstLine="0" w:firstLineChars="0"/>
+        <w:rPr>
+          <w:rFonts w:hint="default" w:ascii="Times New Roman" w:hAnsi="Times New Roman" w:cs="Times New Roman"/>
+          <w:b/>
+          <w:bCs/>
+          <w:lang w:val="en-US"/>
+        </w:rPr>
+      </w:pPr>
+      <w:r>
+        <w:rPr>
+          <w:rFonts w:hint="default" w:ascii="Times New Roman" w:hAnsi="Times New Roman" w:cs="Times New Roman"/>
+          <w:b/>
+          <w:bCs/>
+          <w:lang w:val="en-US"/>
+        </w:rPr>
+        <w:t>Nhóm 2 - Tài nguyên</w:t>
+      </w:r>
+    </w:p>
+    <w:p>
+      <w:pPr>
+        <w:ind w:left="200" w:leftChars="100" w:firstLine="0" w:firstLineChars="0"/>
+        <w:rPr>
+          <w:rFonts w:hint="default" w:ascii="Times New Roman" w:hAnsi="Times New Roman" w:cs="Times New Roman"/>
+          <w:b/>
+          <w:bCs/>
+          <w:lang w:val="en-US"/>
+        </w:rPr>
+      </w:pPr>
+    </w:p>
+    <w:p>
+      <w:pPr>
+        <w:ind w:left="200" w:leftChars="100" w:firstLine="0" w:firstLineChars="0"/>
+        <w:rPr>
+          <w:rFonts w:hint="default" w:ascii="Times New Roman" w:hAnsi="Times New Roman" w:cs="Times New Roman"/>
+          <w:b w:val="0"/>
+          <w:bCs w:val="0"/>
+          <w:lang w:val="en-US"/>
+        </w:rPr>
+      </w:pPr>
+      <w:r>
+        <w:rPr>
+          <w:rFonts w:hint="default" w:ascii="Times New Roman" w:hAnsi="Times New Roman" w:cs="Times New Roman"/>
+          <w:b/>
+          <w:bCs/>
+          <w:lang w:val="en-US"/>
+        </w:rPr>
+        <w:t>RESOURCE</w:t>
+      </w:r>
+      <w:r>
+        <w:rPr>
+          <w:rFonts w:hint="default" w:ascii="Times New Roman" w:hAnsi="Times New Roman" w:cs="Times New Roman"/>
+          <w:b w:val="0"/>
+          <w:bCs w:val="0"/>
+          <w:lang w:val="en-US"/>
+        </w:rPr>
+        <w:t xml:space="preserve"> (resource_id, title, publish_date)</w:t>
+      </w:r>
+    </w:p>
+    <w:p>
+      <w:pPr>
+        <w:numPr>
+          <w:ilvl w:val="0"/>
+          <w:numId w:val="2"/>
+        </w:numPr>
+        <w:ind w:left="200" w:leftChars="100" w:firstLine="0" w:firstLineChars="0"/>
+        <w:rPr>
+          <w:rFonts w:hint="default" w:ascii="Times New Roman" w:hAnsi="Times New Roman" w:cs="Times New Roman"/>
+          <w:b w:val="0"/>
+          <w:bCs w:val="0"/>
+          <w:lang w:val="en-US"/>
+        </w:rPr>
+      </w:pPr>
+      <w:r>
+        <w:rPr>
+          <w:rFonts w:hint="default" w:ascii="Times New Roman" w:hAnsi="Times New Roman" w:cs="Times New Roman"/>
+          <w:b w:val="0"/>
+          <w:bCs w:val="0"/>
+          <w:lang w:val="en-US"/>
+        </w:rPr>
+        <w:t xml:space="preserve">resource_id, title và publish_date đều chứa một giá trị đơn. </w:t>
+      </w:r>
+    </w:p>
+    <w:p>
+      <w:pPr>
+        <w:numPr>
+          <w:ilvl w:val="0"/>
+          <w:numId w:val="2"/>
+        </w:numPr>
+        <w:ind w:left="200" w:leftChars="100" w:firstLine="0" w:firstLineChars="0"/>
+        <w:rPr>
+          <w:rFonts w:hint="default" w:ascii="Times New Roman" w:hAnsi="Times New Roman" w:cs="Times New Roman"/>
+          <w:b w:val="0"/>
+          <w:bCs w:val="0"/>
+          <w:lang w:val="en-US"/>
+        </w:rPr>
+      </w:pPr>
+      <w:r>
+        <w:rPr>
+          <w:rFonts w:hint="default" w:ascii="Times New Roman" w:hAnsi="Times New Roman" w:cs="Times New Roman"/>
+          <w:b w:val="0"/>
+          <w:bCs w:val="0"/>
+          <w:lang w:val="en-US"/>
+        </w:rPr>
+        <w:t xml:space="preserve">title không được lưu dưới dạng danh sách nhiều tiêu đề trong cùng một ô. </w:t>
+      </w:r>
+    </w:p>
+    <w:p>
+      <w:pPr>
+        <w:ind w:left="200" w:leftChars="100" w:firstLine="0" w:firstLineChars="0"/>
+        <w:rPr>
+          <w:rFonts w:hint="default" w:ascii="Times New Roman" w:hAnsi="Times New Roman" w:cs="Times New Roman"/>
+          <w:b/>
+          <w:bCs/>
+          <w:lang w:val="en-US"/>
+        </w:rPr>
+      </w:pPr>
+      <w:r>
+        <w:rPr>
+          <w:rFonts w:hint="default" w:ascii="Times New Roman" w:hAnsi="Times New Roman" w:cs="Times New Roman"/>
+          <w:b/>
+          <w:bCs/>
+          <w:lang w:val="en-US"/>
+        </w:rPr>
+        <w:t>→ RESOURCE đạt 1NF.</w:t>
+      </w:r>
+    </w:p>
+    <w:p>
+      <w:pPr>
+        <w:ind w:left="200" w:leftChars="100" w:firstLine="0" w:firstLineChars="0"/>
+        <w:rPr>
+          <w:rFonts w:hint="default" w:ascii="Times New Roman" w:hAnsi="Times New Roman" w:cs="Times New Roman"/>
+          <w:b/>
+          <w:bCs/>
+          <w:lang w:val="en-US"/>
+        </w:rPr>
+      </w:pPr>
+    </w:p>
+    <w:p>
+      <w:pPr>
+        <w:ind w:left="200" w:leftChars="100" w:firstLine="0" w:firstLineChars="0"/>
+        <w:rPr>
+          <w:rFonts w:hint="default" w:ascii="Times New Roman" w:hAnsi="Times New Roman" w:cs="Times New Roman"/>
+          <w:b w:val="0"/>
+          <w:bCs w:val="0"/>
+          <w:lang w:val="en-US"/>
+        </w:rPr>
+      </w:pPr>
+      <w:r>
+        <w:rPr>
+          <w:rFonts w:hint="default" w:ascii="Times New Roman" w:hAnsi="Times New Roman" w:cs="Times New Roman"/>
+          <w:b/>
+          <w:bCs/>
+          <w:lang w:val="en-US"/>
+        </w:rPr>
+        <w:t>PHYSICAL_BOOK</w:t>
+      </w:r>
+      <w:r>
+        <w:rPr>
+          <w:rFonts w:hint="default" w:ascii="Times New Roman" w:hAnsi="Times New Roman" w:cs="Times New Roman"/>
+          <w:b w:val="0"/>
+          <w:bCs w:val="0"/>
+          <w:lang w:val="en-US"/>
+        </w:rPr>
+        <w:t xml:space="preserve"> (resource_id, isbn, genre)</w:t>
+      </w:r>
+    </w:p>
+    <w:p>
+      <w:pPr>
+        <w:numPr>
+          <w:ilvl w:val="0"/>
+          <w:numId w:val="2"/>
+        </w:numPr>
+        <w:ind w:left="200" w:leftChars="100" w:firstLine="0" w:firstLineChars="0"/>
+        <w:rPr>
+          <w:rFonts w:hint="default" w:ascii="Times New Roman" w:hAnsi="Times New Roman" w:cs="Times New Roman"/>
+          <w:b w:val="0"/>
+          <w:bCs w:val="0"/>
+          <w:lang w:val="en-US"/>
+        </w:rPr>
+      </w:pPr>
+      <w:r>
+        <w:rPr>
+          <w:rFonts w:hint="default" w:ascii="Times New Roman" w:hAnsi="Times New Roman" w:cs="Times New Roman"/>
+          <w:b w:val="0"/>
+          <w:bCs w:val="0"/>
+          <w:lang w:val="en-US"/>
+        </w:rPr>
+        <w:t xml:space="preserve">resource_id, isbn và genre đều là các thuộc tính nguyên tử. </w:t>
+      </w:r>
+    </w:p>
+    <w:p>
+      <w:pPr>
+        <w:numPr>
+          <w:ilvl w:val="0"/>
+          <w:numId w:val="2"/>
+        </w:numPr>
+        <w:ind w:left="200" w:leftChars="100" w:firstLine="0" w:firstLineChars="0"/>
+        <w:rPr>
+          <w:rFonts w:hint="default" w:ascii="Times New Roman" w:hAnsi="Times New Roman" w:cs="Times New Roman"/>
+          <w:b w:val="0"/>
+          <w:bCs w:val="0"/>
+          <w:lang w:val="en-US"/>
+        </w:rPr>
+      </w:pPr>
+      <w:r>
+        <w:rPr>
+          <w:rFonts w:hint="default" w:ascii="Times New Roman" w:hAnsi="Times New Roman" w:cs="Times New Roman"/>
+          <w:b w:val="0"/>
+          <w:bCs w:val="0"/>
+          <w:lang w:val="en-US"/>
+        </w:rPr>
+        <w:t xml:space="preserve">Một sách chỉ lưu một ISBN và một giá trị thể loại trong mỗi bản ghi. </w:t>
+      </w:r>
+    </w:p>
+    <w:p>
+      <w:pPr>
+        <w:ind w:left="200" w:leftChars="100" w:firstLine="0" w:firstLineChars="0"/>
+        <w:rPr>
+          <w:rFonts w:hint="default" w:ascii="Times New Roman" w:hAnsi="Times New Roman" w:cs="Times New Roman"/>
+          <w:b/>
+          <w:bCs/>
+          <w:lang w:val="en-US"/>
+        </w:rPr>
+      </w:pPr>
+      <w:r>
+        <w:rPr>
+          <w:rFonts w:hint="default" w:ascii="Times New Roman" w:hAnsi="Times New Roman" w:cs="Times New Roman"/>
+          <w:b/>
+          <w:bCs/>
+          <w:lang w:val="en-US"/>
+        </w:rPr>
+        <w:t>→ PHYSICAL_BOOK đạt 1NF.</w:t>
+      </w:r>
+    </w:p>
+    <w:p>
+      <w:pPr>
+        <w:ind w:left="200" w:leftChars="100" w:firstLine="0" w:firstLineChars="0"/>
+        <w:rPr>
+          <w:rFonts w:hint="default" w:ascii="Times New Roman" w:hAnsi="Times New Roman" w:cs="Times New Roman"/>
+          <w:b/>
+          <w:bCs/>
+          <w:lang w:val="en-US"/>
+        </w:rPr>
+      </w:pPr>
+    </w:p>
+    <w:p>
+      <w:pPr>
+        <w:ind w:left="200" w:leftChars="100" w:firstLine="0" w:firstLineChars="0"/>
+        <w:rPr>
+          <w:rFonts w:hint="default" w:ascii="Times New Roman" w:hAnsi="Times New Roman" w:cs="Times New Roman"/>
+          <w:b w:val="0"/>
+          <w:bCs w:val="0"/>
+          <w:lang w:val="en-US"/>
+        </w:rPr>
+      </w:pPr>
+      <w:r>
+        <w:rPr>
+          <w:rFonts w:hint="default" w:ascii="Times New Roman" w:hAnsi="Times New Roman" w:cs="Times New Roman"/>
+          <w:b/>
+          <w:bCs/>
+          <w:lang w:val="en-US"/>
+        </w:rPr>
+        <w:t>BOOK_COPY</w:t>
+      </w:r>
+      <w:r>
+        <w:rPr>
+          <w:rFonts w:hint="default" w:ascii="Times New Roman" w:hAnsi="Times New Roman" w:cs="Times New Roman"/>
+          <w:b w:val="0"/>
+          <w:bCs w:val="0"/>
+          <w:lang w:val="en-US"/>
+        </w:rPr>
+        <w:t xml:space="preserve"> (copy_id, resource_id, status, shelf_location)</w:t>
+      </w:r>
+    </w:p>
+    <w:p>
+      <w:pPr>
+        <w:numPr>
+          <w:ilvl w:val="0"/>
+          <w:numId w:val="2"/>
+        </w:numPr>
+        <w:ind w:left="200" w:leftChars="100" w:firstLine="0" w:firstLineChars="0"/>
+        <w:rPr>
+          <w:rFonts w:hint="default" w:ascii="Times New Roman" w:hAnsi="Times New Roman" w:cs="Times New Roman"/>
+          <w:b w:val="0"/>
+          <w:bCs w:val="0"/>
+          <w:lang w:val="en-US"/>
+        </w:rPr>
+      </w:pPr>
+      <w:r>
+        <w:rPr>
+          <w:rFonts w:hint="default" w:ascii="Times New Roman" w:hAnsi="Times New Roman" w:cs="Times New Roman"/>
+          <w:b w:val="0"/>
+          <w:bCs w:val="0"/>
+          <w:lang w:val="en-US"/>
+        </w:rPr>
+        <w:t xml:space="preserve">copy_id, resource_id, status và shelf_location đều chứa một giá trị đơn. </w:t>
+      </w:r>
+    </w:p>
+    <w:p>
+      <w:pPr>
+        <w:numPr>
+          <w:ilvl w:val="0"/>
+          <w:numId w:val="2"/>
+        </w:numPr>
+        <w:ind w:left="200" w:leftChars="100" w:firstLine="0" w:firstLineChars="0"/>
+        <w:rPr>
+          <w:rFonts w:hint="default" w:ascii="Times New Roman" w:hAnsi="Times New Roman" w:cs="Times New Roman"/>
+          <w:b w:val="0"/>
+          <w:bCs w:val="0"/>
+          <w:lang w:val="en-US"/>
+        </w:rPr>
+      </w:pPr>
+      <w:r>
+        <w:rPr>
+          <w:rFonts w:hint="default" w:ascii="Times New Roman" w:hAnsi="Times New Roman" w:cs="Times New Roman"/>
+          <w:b w:val="0"/>
+          <w:bCs w:val="0"/>
+          <w:lang w:val="en-US"/>
+        </w:rPr>
+        <w:t xml:space="preserve">Một bản sao sách được biểu diễn bằng một bản ghi riêng biệt. </w:t>
+      </w:r>
+    </w:p>
+    <w:p>
+      <w:pPr>
+        <w:ind w:left="200" w:leftChars="100" w:firstLine="0" w:firstLineChars="0"/>
+        <w:rPr>
+          <w:rFonts w:hint="default" w:ascii="Times New Roman" w:hAnsi="Times New Roman" w:cs="Times New Roman"/>
+          <w:b/>
+          <w:bCs/>
+          <w:lang w:val="en-US"/>
+        </w:rPr>
+      </w:pPr>
+      <w:r>
+        <w:rPr>
+          <w:rFonts w:hint="default" w:ascii="Times New Roman" w:hAnsi="Times New Roman" w:cs="Times New Roman"/>
+          <w:b/>
+          <w:bCs/>
+          <w:lang w:val="en-US"/>
+        </w:rPr>
+        <w:t>→ BOOK_COPY đạt 1NF.</w:t>
+      </w:r>
+    </w:p>
+    <w:p>
+      <w:pPr>
+        <w:ind w:left="200" w:leftChars="100" w:firstLine="0" w:firstLineChars="0"/>
+        <w:rPr>
+          <w:rFonts w:hint="default" w:ascii="Times New Roman" w:hAnsi="Times New Roman" w:cs="Times New Roman"/>
+          <w:b/>
+          <w:bCs/>
+          <w:lang w:val="en-US"/>
+        </w:rPr>
+      </w:pPr>
+    </w:p>
+    <w:p>
+      <w:pPr>
+        <w:ind w:left="200" w:leftChars="100" w:firstLine="0" w:firstLineChars="0"/>
+        <w:rPr>
+          <w:rFonts w:hint="default" w:ascii="Times New Roman" w:hAnsi="Times New Roman" w:cs="Times New Roman"/>
+          <w:b w:val="0"/>
+          <w:bCs w:val="0"/>
+          <w:lang w:val="en-US"/>
+        </w:rPr>
+      </w:pPr>
+      <w:r>
+        <w:rPr>
+          <w:rFonts w:hint="default" w:ascii="Times New Roman" w:hAnsi="Times New Roman" w:cs="Times New Roman"/>
+          <w:b/>
+          <w:bCs/>
+          <w:lang w:val="en-US"/>
+        </w:rPr>
+        <w:t>JOURNAL</w:t>
+      </w:r>
+      <w:r>
+        <w:rPr>
+          <w:rFonts w:hint="default" w:ascii="Times New Roman" w:hAnsi="Times New Roman" w:cs="Times New Roman"/>
+          <w:b w:val="0"/>
+          <w:bCs w:val="0"/>
+          <w:lang w:val="en-US"/>
+        </w:rPr>
+        <w:t xml:space="preserve"> (resource_id, subject_area)</w:t>
+      </w:r>
+    </w:p>
+    <w:p>
+      <w:pPr>
+        <w:numPr>
+          <w:ilvl w:val="0"/>
+          <w:numId w:val="2"/>
+        </w:numPr>
+        <w:ind w:left="200" w:leftChars="100" w:firstLine="0" w:firstLineChars="0"/>
+        <w:rPr>
+          <w:rFonts w:hint="default" w:ascii="Times New Roman" w:hAnsi="Times New Roman" w:cs="Times New Roman"/>
+          <w:b w:val="0"/>
+          <w:bCs w:val="0"/>
+          <w:lang w:val="en-US"/>
+        </w:rPr>
+      </w:pPr>
+      <w:r>
+        <w:rPr>
+          <w:rFonts w:hint="default" w:ascii="Times New Roman" w:hAnsi="Times New Roman" w:cs="Times New Roman"/>
+          <w:b w:val="0"/>
+          <w:bCs w:val="0"/>
+          <w:lang w:val="en-US"/>
+        </w:rPr>
+        <w:t xml:space="preserve">resource_id và subject_area đều là các thuộc tính nguyên tử. </w:t>
+      </w:r>
+    </w:p>
+    <w:p>
+      <w:pPr>
+        <w:numPr>
+          <w:ilvl w:val="0"/>
+          <w:numId w:val="2"/>
+        </w:numPr>
+        <w:ind w:left="200" w:leftChars="100" w:firstLine="0" w:firstLineChars="0"/>
+        <w:rPr>
+          <w:rFonts w:hint="default" w:ascii="Times New Roman" w:hAnsi="Times New Roman" w:cs="Times New Roman"/>
+          <w:b w:val="0"/>
+          <w:bCs w:val="0"/>
+          <w:lang w:val="en-US"/>
+        </w:rPr>
+      </w:pPr>
+      <w:r>
+        <w:rPr>
+          <w:rFonts w:hint="default" w:ascii="Times New Roman" w:hAnsi="Times New Roman" w:cs="Times New Roman"/>
+          <w:b w:val="0"/>
+          <w:bCs w:val="0"/>
+          <w:lang w:val="en-US"/>
+        </w:rPr>
+        <w:t xml:space="preserve">Không có nhóm thuộc tính lặp. </w:t>
+      </w:r>
+    </w:p>
+    <w:p>
+      <w:pPr>
+        <w:ind w:left="200" w:leftChars="100" w:firstLine="0" w:firstLineChars="0"/>
+        <w:rPr>
+          <w:rFonts w:hint="default" w:ascii="Times New Roman" w:hAnsi="Times New Roman" w:cs="Times New Roman"/>
+          <w:b/>
+          <w:bCs/>
+          <w:lang w:val="en-US"/>
+        </w:rPr>
+      </w:pPr>
+      <w:r>
+        <w:rPr>
+          <w:rFonts w:hint="default" w:ascii="Times New Roman" w:hAnsi="Times New Roman" w:cs="Times New Roman"/>
+          <w:b/>
+          <w:bCs/>
+          <w:lang w:val="en-US"/>
+        </w:rPr>
+        <w:t>→ JOURNAL đạt 1NF.</w:t>
+      </w:r>
+    </w:p>
+    <w:p>
+      <w:pPr>
+        <w:ind w:left="200" w:leftChars="100" w:firstLine="0" w:firstLineChars="0"/>
+        <w:rPr>
+          <w:rFonts w:hint="default" w:ascii="Times New Roman" w:hAnsi="Times New Roman" w:cs="Times New Roman"/>
+          <w:b/>
+          <w:bCs/>
+          <w:lang w:val="en-US"/>
+        </w:rPr>
+      </w:pPr>
+    </w:p>
+    <w:p>
+      <w:pPr>
+        <w:ind w:left="200" w:leftChars="100" w:firstLine="0" w:firstLineChars="0"/>
+        <w:rPr>
+          <w:rFonts w:hint="default" w:ascii="Times New Roman" w:hAnsi="Times New Roman" w:cs="Times New Roman"/>
+          <w:b w:val="0"/>
+          <w:bCs w:val="0"/>
+          <w:lang w:val="en-US"/>
+        </w:rPr>
+      </w:pPr>
+      <w:r>
+        <w:rPr>
+          <w:rFonts w:hint="default" w:ascii="Times New Roman" w:hAnsi="Times New Roman" w:cs="Times New Roman"/>
+          <w:b/>
+          <w:bCs/>
+          <w:lang w:val="en-US"/>
+        </w:rPr>
+        <w:t>OPEN_ACCESS</w:t>
+      </w:r>
+      <w:r>
+        <w:rPr>
+          <w:rFonts w:hint="default" w:ascii="Times New Roman" w:hAnsi="Times New Roman" w:cs="Times New Roman"/>
+          <w:b w:val="0"/>
+          <w:bCs w:val="0"/>
+          <w:lang w:val="en-US"/>
+        </w:rPr>
+        <w:t xml:space="preserve"> (resource_id, doi)</w:t>
+      </w:r>
+    </w:p>
+    <w:p>
+      <w:pPr>
+        <w:numPr>
+          <w:ilvl w:val="0"/>
+          <w:numId w:val="2"/>
+        </w:numPr>
+        <w:ind w:left="200" w:leftChars="100" w:firstLine="0" w:firstLineChars="0"/>
+        <w:rPr>
+          <w:rFonts w:hint="default" w:ascii="Times New Roman" w:hAnsi="Times New Roman" w:cs="Times New Roman"/>
+          <w:b w:val="0"/>
+          <w:bCs w:val="0"/>
+          <w:lang w:val="en-US"/>
+        </w:rPr>
+      </w:pPr>
+      <w:r>
+        <w:rPr>
+          <w:rFonts w:hint="default" w:ascii="Times New Roman" w:hAnsi="Times New Roman" w:cs="Times New Roman"/>
+          <w:b w:val="0"/>
+          <w:bCs w:val="0"/>
+          <w:lang w:val="en-US"/>
+        </w:rPr>
+        <w:t xml:space="preserve">resource_id và doi đều chứa một giá trị đơn. </w:t>
+      </w:r>
+    </w:p>
+    <w:p>
+      <w:pPr>
+        <w:numPr>
+          <w:ilvl w:val="0"/>
+          <w:numId w:val="2"/>
+        </w:numPr>
+        <w:ind w:left="200" w:leftChars="100" w:firstLine="0" w:firstLineChars="0"/>
+        <w:rPr>
+          <w:rFonts w:hint="default" w:ascii="Times New Roman" w:hAnsi="Times New Roman" w:cs="Times New Roman"/>
+          <w:b w:val="0"/>
+          <w:bCs w:val="0"/>
+          <w:lang w:val="en-US"/>
+        </w:rPr>
+      </w:pPr>
+      <w:r>
+        <w:rPr>
+          <w:rFonts w:hint="default" w:ascii="Times New Roman" w:hAnsi="Times New Roman" w:cs="Times New Roman"/>
+          <w:b w:val="0"/>
+          <w:bCs w:val="0"/>
+          <w:lang w:val="en-US"/>
+        </w:rPr>
+        <w:t xml:space="preserve">doi có thể NULL nhưng không chứa nhiều giá trị trong một ô. </w:t>
+      </w:r>
+    </w:p>
+    <w:p>
+      <w:pPr>
+        <w:ind w:left="200" w:leftChars="100" w:firstLine="0" w:firstLineChars="0"/>
+        <w:rPr>
+          <w:rFonts w:hint="default" w:ascii="Times New Roman" w:hAnsi="Times New Roman" w:cs="Times New Roman"/>
+          <w:b/>
+          <w:bCs/>
+          <w:lang w:val="en-US"/>
+        </w:rPr>
+      </w:pPr>
+      <w:r>
+        <w:rPr>
+          <w:rFonts w:hint="default" w:ascii="Times New Roman" w:hAnsi="Times New Roman" w:cs="Times New Roman"/>
+          <w:b/>
+          <w:bCs/>
+          <w:lang w:val="en-US"/>
+        </w:rPr>
+        <w:t>→ OPEN_ACCESS đạt 1NF.</w:t>
+      </w:r>
+    </w:p>
+    <w:p>
+      <w:pPr>
+        <w:ind w:left="200" w:leftChars="100" w:firstLine="0" w:firstLineChars="0"/>
+        <w:rPr>
+          <w:rFonts w:hint="default" w:ascii="Times New Roman" w:hAnsi="Times New Roman" w:cs="Times New Roman"/>
+          <w:b w:val="0"/>
+          <w:bCs w:val="0"/>
+          <w:lang w:val="en-US"/>
+        </w:rPr>
+      </w:pPr>
+    </w:p>
+    <w:p>
+      <w:pPr>
+        <w:ind w:left="200" w:leftChars="100" w:firstLine="0" w:firstLineChars="0"/>
+        <w:rPr>
+          <w:rFonts w:hint="default" w:ascii="Times New Roman" w:hAnsi="Times New Roman" w:cs="Times New Roman"/>
+          <w:b/>
+          <w:bCs/>
+          <w:lang w:val="en-US"/>
+        </w:rPr>
+      </w:pPr>
+      <w:r>
+        <w:rPr>
+          <w:rFonts w:hint="default" w:ascii="Times New Roman" w:hAnsi="Times New Roman" w:cs="Times New Roman"/>
+          <w:b/>
+          <w:bCs/>
+          <w:lang w:val="en-US"/>
+        </w:rPr>
+        <w:t>Nhóm 3 - Mượn sách &amp; Phạt</w:t>
+      </w:r>
+    </w:p>
+    <w:p>
+      <w:pPr>
+        <w:ind w:left="200" w:leftChars="100" w:firstLine="0" w:firstLineChars="0"/>
+        <w:rPr>
+          <w:rFonts w:hint="default" w:ascii="Times New Roman" w:hAnsi="Times New Roman" w:cs="Times New Roman"/>
+          <w:b/>
+          <w:bCs/>
+          <w:lang w:val="en-US"/>
+        </w:rPr>
+      </w:pPr>
+    </w:p>
+    <w:p>
+      <w:pPr>
+        <w:ind w:left="200" w:leftChars="100" w:firstLine="0" w:firstLineChars="0"/>
+        <w:rPr>
+          <w:rFonts w:hint="default" w:ascii="Times New Roman" w:hAnsi="Times New Roman" w:cs="Times New Roman"/>
+          <w:b w:val="0"/>
+          <w:bCs w:val="0"/>
+          <w:lang w:val="en-US"/>
+        </w:rPr>
+      </w:pPr>
+      <w:r>
+        <w:rPr>
+          <w:rFonts w:hint="default" w:ascii="Times New Roman" w:hAnsi="Times New Roman" w:cs="Times New Roman"/>
+          <w:b/>
+          <w:bCs/>
+          <w:lang w:val="en-US"/>
+        </w:rPr>
+        <w:t>LOAN_RECORD</w:t>
+      </w:r>
+      <w:r>
+        <w:rPr>
+          <w:rFonts w:hint="default" w:ascii="Times New Roman" w:hAnsi="Times New Roman" w:cs="Times New Roman"/>
+          <w:b w:val="0"/>
+          <w:bCs w:val="0"/>
+          <w:lang w:val="en-US"/>
+        </w:rPr>
+        <w:t xml:space="preserve"> (loan_id, member_id, librarian_id, loan_date, due_date)</w:t>
+      </w:r>
+    </w:p>
+    <w:p>
+      <w:pPr>
+        <w:numPr>
+          <w:ilvl w:val="0"/>
+          <w:numId w:val="2"/>
+        </w:numPr>
+        <w:ind w:left="200" w:leftChars="100" w:firstLine="0" w:firstLineChars="0"/>
+        <w:rPr>
+          <w:rFonts w:hint="default" w:ascii="Times New Roman" w:hAnsi="Times New Roman" w:cs="Times New Roman"/>
+          <w:b w:val="0"/>
+          <w:bCs w:val="0"/>
+          <w:lang w:val="en-US"/>
+        </w:rPr>
+      </w:pPr>
+      <w:r>
+        <w:rPr>
+          <w:rFonts w:hint="default" w:ascii="Times New Roman" w:hAnsi="Times New Roman" w:cs="Times New Roman"/>
+          <w:b w:val="0"/>
+          <w:bCs w:val="0"/>
+          <w:lang w:val="en-US"/>
+        </w:rPr>
+        <w:t xml:space="preserve">Các thuộc tính đều chứa một giá trị nguyên tử. </w:t>
+      </w:r>
+    </w:p>
+    <w:p>
+      <w:pPr>
+        <w:numPr>
+          <w:ilvl w:val="0"/>
+          <w:numId w:val="2"/>
+        </w:numPr>
+        <w:ind w:left="200" w:leftChars="100" w:firstLine="0" w:firstLineChars="0"/>
+        <w:rPr>
+          <w:rFonts w:hint="default" w:ascii="Times New Roman" w:hAnsi="Times New Roman" w:cs="Times New Roman"/>
+          <w:b w:val="0"/>
+          <w:bCs w:val="0"/>
+          <w:lang w:val="en-US"/>
+        </w:rPr>
+      </w:pPr>
+      <w:r>
+        <w:rPr>
+          <w:rFonts w:hint="default" w:ascii="Times New Roman" w:hAnsi="Times New Roman" w:cs="Times New Roman"/>
+          <w:b w:val="0"/>
+          <w:bCs w:val="0"/>
+          <w:lang w:val="en-US"/>
+        </w:rPr>
+        <w:t xml:space="preserve">Thông tin về Member, Librarian, ngày mượn và hạn trả được lưu dưới dạng các thuộc tính riêng biệt. </w:t>
+      </w:r>
+    </w:p>
+    <w:p>
+      <w:pPr>
+        <w:numPr>
+          <w:ilvl w:val="0"/>
+          <w:numId w:val="2"/>
+        </w:numPr>
+        <w:ind w:left="200" w:leftChars="100" w:firstLine="0" w:firstLineChars="0"/>
+        <w:rPr>
+          <w:rFonts w:hint="default" w:ascii="Times New Roman" w:hAnsi="Times New Roman" w:cs="Times New Roman"/>
+          <w:b w:val="0"/>
+          <w:bCs w:val="0"/>
+          <w:lang w:val="en-US"/>
+        </w:rPr>
+      </w:pPr>
+      <w:r>
+        <w:rPr>
+          <w:rFonts w:hint="default" w:ascii="Times New Roman" w:hAnsi="Times New Roman" w:cs="Times New Roman"/>
+          <w:b w:val="0"/>
+          <w:bCs w:val="0"/>
+          <w:lang w:val="en-US"/>
+        </w:rPr>
+        <w:t xml:space="preserve">Danh sách nhiều sách không được lưu trực tiếp trong một thuộc tính của LOAN_RECORD; các bản sao sách được tách thành quan hệ LOANED_COPY. </w:t>
+      </w:r>
+    </w:p>
+    <w:p>
+      <w:pPr>
+        <w:ind w:left="200" w:leftChars="100" w:firstLine="0" w:firstLineChars="0"/>
+        <w:rPr>
+          <w:rFonts w:hint="default" w:ascii="Times New Roman" w:hAnsi="Times New Roman" w:cs="Times New Roman"/>
+          <w:b/>
+          <w:bCs/>
+          <w:lang w:val="en-US"/>
+        </w:rPr>
+      </w:pPr>
+      <w:r>
+        <w:rPr>
+          <w:rFonts w:hint="default" w:ascii="Times New Roman" w:hAnsi="Times New Roman" w:cs="Times New Roman"/>
+          <w:b/>
+          <w:bCs/>
+          <w:lang w:val="en-US"/>
+        </w:rPr>
+        <w:t>→ LOAN_RECORD đạt 1NF.</w:t>
+      </w:r>
+    </w:p>
+    <w:p>
+      <w:pPr>
+        <w:ind w:left="200" w:leftChars="100" w:firstLine="0" w:firstLineChars="0"/>
+        <w:rPr>
+          <w:rFonts w:hint="default" w:ascii="Times New Roman" w:hAnsi="Times New Roman" w:cs="Times New Roman"/>
+          <w:b/>
+          <w:bCs/>
+          <w:lang w:val="en-US"/>
+        </w:rPr>
+      </w:pPr>
+    </w:p>
+    <w:p>
+      <w:pPr>
+        <w:ind w:left="200" w:leftChars="100" w:firstLine="0" w:firstLineChars="0"/>
+        <w:rPr>
+          <w:rFonts w:hint="default" w:ascii="Times New Roman" w:hAnsi="Times New Roman" w:cs="Times New Roman"/>
+          <w:b w:val="0"/>
+          <w:bCs w:val="0"/>
+          <w:lang w:val="en-US"/>
+        </w:rPr>
+      </w:pPr>
+      <w:r>
+        <w:rPr>
+          <w:rFonts w:hint="default" w:ascii="Times New Roman" w:hAnsi="Times New Roman" w:cs="Times New Roman"/>
+          <w:b/>
+          <w:bCs/>
+          <w:lang w:val="en-US"/>
+        </w:rPr>
+        <w:t xml:space="preserve">LOANED_COPY </w:t>
+      </w:r>
+      <w:r>
+        <w:rPr>
+          <w:rFonts w:hint="default" w:ascii="Times New Roman" w:hAnsi="Times New Roman" w:cs="Times New Roman"/>
+          <w:b w:val="0"/>
+          <w:bCs w:val="0"/>
+          <w:lang w:val="en-US"/>
+        </w:rPr>
+        <w:t>(loaned_copy_id, loan_id, copy_id, return_date)</w:t>
+      </w:r>
+    </w:p>
+    <w:p>
+      <w:pPr>
+        <w:numPr>
+          <w:ilvl w:val="0"/>
+          <w:numId w:val="2"/>
+        </w:numPr>
+        <w:ind w:left="200" w:leftChars="100" w:firstLine="0" w:firstLineChars="0"/>
+        <w:rPr>
+          <w:rFonts w:hint="default" w:ascii="Times New Roman" w:hAnsi="Times New Roman" w:cs="Times New Roman"/>
+          <w:b w:val="0"/>
+          <w:bCs w:val="0"/>
+          <w:lang w:val="en-US"/>
+        </w:rPr>
+      </w:pPr>
+      <w:r>
+        <w:rPr>
+          <w:rFonts w:hint="default" w:ascii="Times New Roman" w:hAnsi="Times New Roman" w:cs="Times New Roman"/>
+          <w:b w:val="0"/>
+          <w:bCs w:val="0"/>
+          <w:lang w:val="en-US"/>
+        </w:rPr>
+        <w:t xml:space="preserve">Mỗi bản ghi đại diện cho một bản sao sách thuộc một lượt mượn. </w:t>
+      </w:r>
+    </w:p>
+    <w:p>
+      <w:pPr>
+        <w:numPr>
+          <w:ilvl w:val="0"/>
+          <w:numId w:val="2"/>
+        </w:numPr>
+        <w:ind w:left="200" w:leftChars="100" w:firstLine="0" w:firstLineChars="0"/>
+        <w:rPr>
+          <w:rFonts w:hint="default" w:ascii="Times New Roman" w:hAnsi="Times New Roman" w:cs="Times New Roman"/>
+          <w:b w:val="0"/>
+          <w:bCs w:val="0"/>
+          <w:lang w:val="en-US"/>
+        </w:rPr>
+      </w:pPr>
+      <w:r>
+        <w:rPr>
+          <w:rFonts w:hint="default" w:ascii="Times New Roman" w:hAnsi="Times New Roman" w:cs="Times New Roman"/>
+          <w:b w:val="0"/>
+          <w:bCs w:val="0"/>
+          <w:lang w:val="en-US"/>
+        </w:rPr>
+        <w:t xml:space="preserve">Các thuộc tính đều chứa một giá trị đơn. </w:t>
+      </w:r>
+    </w:p>
+    <w:p>
+      <w:pPr>
+        <w:numPr>
+          <w:ilvl w:val="0"/>
+          <w:numId w:val="2"/>
+        </w:numPr>
+        <w:ind w:left="200" w:leftChars="100" w:firstLine="0" w:firstLineChars="0"/>
+        <w:rPr>
+          <w:rFonts w:hint="default" w:ascii="Times New Roman" w:hAnsi="Times New Roman" w:cs="Times New Roman"/>
+          <w:b w:val="0"/>
+          <w:bCs w:val="0"/>
+          <w:lang w:val="en-US"/>
+        </w:rPr>
+      </w:pPr>
+      <w:r>
+        <w:rPr>
+          <w:rFonts w:hint="default" w:ascii="Times New Roman" w:hAnsi="Times New Roman" w:cs="Times New Roman"/>
+          <w:b w:val="0"/>
+          <w:bCs w:val="0"/>
+          <w:lang w:val="en-US"/>
+        </w:rPr>
+        <w:t xml:space="preserve">Không lưu danh sách copy_id trong một ô. </w:t>
+      </w:r>
+    </w:p>
+    <w:p>
+      <w:pPr>
+        <w:ind w:left="200" w:leftChars="100" w:firstLine="0" w:firstLineChars="0"/>
+        <w:rPr>
+          <w:rFonts w:hint="default" w:ascii="Times New Roman" w:hAnsi="Times New Roman" w:cs="Times New Roman"/>
+          <w:b/>
+          <w:bCs/>
+          <w:lang w:val="en-US"/>
+        </w:rPr>
+      </w:pPr>
+      <w:r>
+        <w:rPr>
+          <w:rFonts w:hint="default" w:ascii="Times New Roman" w:hAnsi="Times New Roman" w:cs="Times New Roman"/>
+          <w:b/>
+          <w:bCs/>
+          <w:lang w:val="en-US"/>
+        </w:rPr>
+        <w:t>→ LOANED_COPY đạt 1NF.</w:t>
+      </w:r>
+    </w:p>
+    <w:p>
+      <w:pPr>
+        <w:ind w:left="200" w:leftChars="100" w:firstLine="0" w:firstLineChars="0"/>
+        <w:rPr>
+          <w:rFonts w:hint="default" w:ascii="Times New Roman" w:hAnsi="Times New Roman" w:cs="Times New Roman"/>
+          <w:b/>
+          <w:bCs/>
+          <w:lang w:val="en-US"/>
+        </w:rPr>
+      </w:pPr>
+    </w:p>
+    <w:p>
+      <w:pPr>
+        <w:ind w:left="200" w:leftChars="100" w:firstLine="0" w:firstLineChars="0"/>
+        <w:rPr>
+          <w:rFonts w:hint="default" w:ascii="Times New Roman" w:hAnsi="Times New Roman" w:cs="Times New Roman"/>
+          <w:b w:val="0"/>
+          <w:bCs w:val="0"/>
+          <w:lang w:val="en-US"/>
+        </w:rPr>
+      </w:pPr>
+      <w:r>
+        <w:rPr>
+          <w:rFonts w:hint="default" w:ascii="Times New Roman" w:hAnsi="Times New Roman" w:cs="Times New Roman"/>
+          <w:b/>
+          <w:bCs/>
+          <w:lang w:val="en-US"/>
+        </w:rPr>
+        <w:t>FINE</w:t>
+      </w:r>
+      <w:r>
+        <w:rPr>
+          <w:rFonts w:hint="default" w:ascii="Times New Roman" w:hAnsi="Times New Roman" w:cs="Times New Roman"/>
+          <w:b w:val="0"/>
+          <w:bCs w:val="0"/>
+          <w:lang w:val="en-US"/>
+        </w:rPr>
+        <w:t xml:space="preserve"> (fine_id, loaned_copy_id, librarian_id, amount, paid_status)</w:t>
+      </w:r>
+    </w:p>
+    <w:p>
+      <w:pPr>
+        <w:numPr>
+          <w:ilvl w:val="0"/>
+          <w:numId w:val="2"/>
+        </w:numPr>
+        <w:ind w:left="200" w:leftChars="100" w:firstLine="0" w:firstLineChars="0"/>
+        <w:rPr>
+          <w:rFonts w:hint="default" w:ascii="Times New Roman" w:hAnsi="Times New Roman" w:cs="Times New Roman"/>
+          <w:b w:val="0"/>
+          <w:bCs w:val="0"/>
+          <w:lang w:val="en-US"/>
+        </w:rPr>
+      </w:pPr>
+      <w:r>
+        <w:rPr>
+          <w:rFonts w:hint="default" w:ascii="Times New Roman" w:hAnsi="Times New Roman" w:cs="Times New Roman"/>
+          <w:b w:val="0"/>
+          <w:bCs w:val="0"/>
+          <w:lang w:val="en-US"/>
+        </w:rPr>
+        <w:t xml:space="preserve">fine_id, loaned_copy_id, librarian_id, amount và paid_status đều có giá trị nguyên tử. </w:t>
+      </w:r>
+    </w:p>
+    <w:p>
+      <w:pPr>
+        <w:numPr>
+          <w:ilvl w:val="0"/>
+          <w:numId w:val="2"/>
+        </w:numPr>
+        <w:ind w:left="200" w:leftChars="100" w:firstLine="0" w:firstLineChars="0"/>
+        <w:rPr>
+          <w:rFonts w:hint="default" w:ascii="Times New Roman" w:hAnsi="Times New Roman" w:cs="Times New Roman"/>
+          <w:b w:val="0"/>
+          <w:bCs w:val="0"/>
+          <w:lang w:val="en-US"/>
+        </w:rPr>
+      </w:pPr>
+      <w:r>
+        <w:rPr>
+          <w:rFonts w:hint="default" w:ascii="Times New Roman" w:hAnsi="Times New Roman" w:cs="Times New Roman"/>
+          <w:b w:val="0"/>
+          <w:bCs w:val="0"/>
+          <w:lang w:val="en-US"/>
+        </w:rPr>
+        <w:t xml:space="preserve">Thông tin tiền phạt không được lưu dưới dạng danh sách nhiều khoản phạt trong cùng một ô. </w:t>
+      </w:r>
+    </w:p>
+    <w:p>
+      <w:pPr>
+        <w:ind w:left="200" w:leftChars="100" w:firstLine="0" w:firstLineChars="0"/>
+        <w:rPr>
+          <w:rFonts w:hint="default" w:ascii="Times New Roman" w:hAnsi="Times New Roman" w:cs="Times New Roman"/>
+          <w:b/>
+          <w:bCs/>
+          <w:lang w:val="en-US"/>
+        </w:rPr>
+      </w:pPr>
+      <w:r>
+        <w:rPr>
+          <w:rFonts w:hint="default" w:ascii="Times New Roman" w:hAnsi="Times New Roman" w:cs="Times New Roman"/>
+          <w:b/>
+          <w:bCs/>
+          <w:lang w:val="en-US"/>
+        </w:rPr>
+        <w:t>→ FINE đạt 1NF.</w:t>
+      </w:r>
+    </w:p>
+    <w:p>
+      <w:pPr>
+        <w:ind w:left="200" w:leftChars="100" w:firstLine="0" w:firstLineChars="0"/>
+        <w:rPr>
+          <w:rFonts w:hint="default" w:ascii="Times New Roman" w:hAnsi="Times New Roman" w:cs="Times New Roman"/>
+          <w:b w:val="0"/>
+          <w:bCs w:val="0"/>
+          <w:lang w:val="en-US"/>
+        </w:rPr>
+      </w:pPr>
+    </w:p>
+    <w:p>
+      <w:pPr>
+        <w:ind w:left="200" w:leftChars="100" w:firstLine="0" w:firstLineChars="0"/>
+        <w:rPr>
+          <w:rFonts w:hint="default" w:ascii="Times New Roman" w:hAnsi="Times New Roman" w:cs="Times New Roman"/>
+          <w:b/>
+          <w:bCs/>
+          <w:lang w:val="en-US"/>
+        </w:rPr>
+      </w:pPr>
+      <w:r>
+        <w:rPr>
+          <w:rFonts w:hint="default" w:ascii="Times New Roman" w:hAnsi="Times New Roman" w:cs="Times New Roman"/>
+          <w:b/>
+          <w:bCs/>
+          <w:lang w:val="en-US"/>
+        </w:rPr>
+        <w:t>Nhóm 4 - License &amp; Truy cập số</w:t>
+      </w:r>
+    </w:p>
+    <w:p>
+      <w:pPr>
+        <w:ind w:left="200" w:leftChars="100" w:firstLine="0" w:firstLineChars="0"/>
+        <w:rPr>
+          <w:rFonts w:hint="default" w:ascii="Times New Roman" w:hAnsi="Times New Roman" w:cs="Times New Roman"/>
+          <w:b w:val="0"/>
+          <w:bCs w:val="0"/>
+          <w:lang w:val="en-US"/>
+        </w:rPr>
+      </w:pPr>
+      <w:r>
+        <w:rPr>
+          <w:rFonts w:hint="default" w:ascii="Times New Roman" w:hAnsi="Times New Roman" w:cs="Times New Roman"/>
+          <w:b/>
+          <w:bCs/>
+          <w:lang w:val="en-US"/>
+        </w:rPr>
+        <w:t>LICENSE</w:t>
+      </w:r>
+      <w:r>
+        <w:rPr>
+          <w:rFonts w:hint="default" w:ascii="Times New Roman" w:hAnsi="Times New Roman" w:cs="Times New Roman"/>
+          <w:b w:val="0"/>
+          <w:bCs w:val="0"/>
+          <w:lang w:val="en-US"/>
+        </w:rPr>
+        <w:t xml:space="preserve"> (license_id, license_type, description)</w:t>
+      </w:r>
+    </w:p>
+    <w:p>
+      <w:pPr>
+        <w:numPr>
+          <w:ilvl w:val="0"/>
+          <w:numId w:val="2"/>
+        </w:numPr>
+        <w:ind w:left="200" w:leftChars="100" w:firstLine="0" w:firstLineChars="0"/>
+        <w:rPr>
+          <w:rFonts w:hint="default" w:ascii="Times New Roman" w:hAnsi="Times New Roman" w:cs="Times New Roman"/>
+          <w:b w:val="0"/>
+          <w:bCs w:val="0"/>
+          <w:lang w:val="en-US"/>
+        </w:rPr>
+      </w:pPr>
+      <w:r>
+        <w:rPr>
+          <w:rFonts w:hint="default" w:ascii="Times New Roman" w:hAnsi="Times New Roman" w:cs="Times New Roman"/>
+          <w:b w:val="0"/>
+          <w:bCs w:val="0"/>
+          <w:lang w:val="en-US"/>
+        </w:rPr>
+        <w:t xml:space="preserve">license_id, license_type và description đều là các thuộc tính nguyên tử. </w:t>
+      </w:r>
+    </w:p>
+    <w:p>
+      <w:pPr>
+        <w:numPr>
+          <w:ilvl w:val="0"/>
+          <w:numId w:val="2"/>
+        </w:numPr>
+        <w:ind w:left="200" w:leftChars="100" w:firstLine="0" w:firstLineChars="0"/>
+        <w:rPr>
+          <w:rFonts w:hint="default" w:ascii="Times New Roman" w:hAnsi="Times New Roman" w:cs="Times New Roman"/>
+          <w:b w:val="0"/>
+          <w:bCs w:val="0"/>
+          <w:lang w:val="en-US"/>
+        </w:rPr>
+      </w:pPr>
+      <w:r>
+        <w:rPr>
+          <w:rFonts w:hint="default" w:ascii="Times New Roman" w:hAnsi="Times New Roman" w:cs="Times New Roman"/>
+          <w:b w:val="0"/>
+          <w:bCs w:val="0"/>
+          <w:lang w:val="en-US"/>
+        </w:rPr>
+        <w:t xml:space="preserve">Không có nhóm thuộc tính lặp. </w:t>
+      </w:r>
+    </w:p>
+    <w:p>
+      <w:pPr>
+        <w:ind w:left="200" w:leftChars="100" w:firstLine="0" w:firstLineChars="0"/>
+        <w:rPr>
+          <w:rFonts w:hint="default" w:ascii="Times New Roman" w:hAnsi="Times New Roman" w:cs="Times New Roman"/>
+          <w:b/>
+          <w:bCs/>
+          <w:lang w:val="en-US"/>
+        </w:rPr>
+      </w:pPr>
+      <w:r>
+        <w:rPr>
+          <w:rFonts w:hint="default" w:ascii="Times New Roman" w:hAnsi="Times New Roman" w:cs="Times New Roman"/>
+          <w:b/>
+          <w:bCs/>
+          <w:lang w:val="en-US"/>
+        </w:rPr>
+        <w:t>→ LICENSE đạt 1NF.</w:t>
+      </w:r>
+    </w:p>
+    <w:p>
+      <w:pPr>
+        <w:ind w:left="200" w:leftChars="100" w:firstLine="0" w:firstLineChars="0"/>
+        <w:rPr>
+          <w:rFonts w:hint="default" w:ascii="Times New Roman" w:hAnsi="Times New Roman" w:cs="Times New Roman"/>
+          <w:b/>
+          <w:bCs/>
+          <w:lang w:val="en-US"/>
+        </w:rPr>
+      </w:pPr>
+    </w:p>
+    <w:p>
+      <w:pPr>
+        <w:ind w:left="200" w:leftChars="100" w:firstLine="0" w:firstLineChars="0"/>
+        <w:rPr>
+          <w:rFonts w:hint="default" w:ascii="Times New Roman" w:hAnsi="Times New Roman" w:cs="Times New Roman"/>
+          <w:b w:val="0"/>
+          <w:bCs w:val="0"/>
+          <w:lang w:val="en-US"/>
+        </w:rPr>
+      </w:pPr>
+      <w:r>
+        <w:rPr>
+          <w:rFonts w:hint="default" w:ascii="Times New Roman" w:hAnsi="Times New Roman" w:cs="Times New Roman"/>
+          <w:b/>
+          <w:bCs/>
+          <w:lang w:val="en-US"/>
+        </w:rPr>
+        <w:t xml:space="preserve">ACCESS_LICENSE </w:t>
+      </w:r>
+      <w:r>
+        <w:rPr>
+          <w:rFonts w:hint="default" w:ascii="Times New Roman" w:hAnsi="Times New Roman" w:cs="Times New Roman"/>
+          <w:b w:val="0"/>
+          <w:bCs w:val="0"/>
+          <w:lang w:val="en-US"/>
+        </w:rPr>
+        <w:t>(license_id, resource_id, granted_date)</w:t>
+      </w:r>
+    </w:p>
+    <w:p>
+      <w:pPr>
+        <w:numPr>
+          <w:ilvl w:val="0"/>
+          <w:numId w:val="2"/>
+        </w:numPr>
+        <w:ind w:left="200" w:leftChars="100" w:firstLine="0" w:firstLineChars="0"/>
+        <w:rPr>
+          <w:rFonts w:hint="default" w:ascii="Times New Roman" w:hAnsi="Times New Roman" w:cs="Times New Roman"/>
+          <w:b w:val="0"/>
+          <w:bCs w:val="0"/>
+          <w:lang w:val="en-US"/>
+        </w:rPr>
+      </w:pPr>
+      <w:r>
+        <w:rPr>
+          <w:rFonts w:hint="default" w:ascii="Times New Roman" w:hAnsi="Times New Roman" w:cs="Times New Roman"/>
+          <w:b w:val="0"/>
+          <w:bCs w:val="0"/>
+          <w:lang w:val="en-US"/>
+        </w:rPr>
+        <w:t xml:space="preserve">license_id, resource_id và granted_date đều chứa một giá trị đơn. </w:t>
+      </w:r>
+    </w:p>
+    <w:p>
+      <w:pPr>
+        <w:numPr>
+          <w:ilvl w:val="0"/>
+          <w:numId w:val="2"/>
+        </w:numPr>
+        <w:ind w:left="200" w:leftChars="100" w:firstLine="0" w:firstLineChars="0"/>
+        <w:rPr>
+          <w:rFonts w:hint="default" w:ascii="Times New Roman" w:hAnsi="Times New Roman" w:cs="Times New Roman"/>
+          <w:b w:val="0"/>
+          <w:bCs w:val="0"/>
+          <w:lang w:val="en-US"/>
+        </w:rPr>
+      </w:pPr>
+      <w:r>
+        <w:rPr>
+          <w:rFonts w:hint="default" w:ascii="Times New Roman" w:hAnsi="Times New Roman" w:cs="Times New Roman"/>
+          <w:b w:val="0"/>
+          <w:bCs w:val="0"/>
+          <w:lang w:val="en-US"/>
+        </w:rPr>
+        <w:t xml:space="preserve">Quan hệ N:M giữa LICENSE và OPEN_ACCESS được biểu diễn bằng các dòng riêng biệt thay vì lưu danh sách resource_id trong một ô. </w:t>
+      </w:r>
+    </w:p>
+    <w:p>
+      <w:pPr>
+        <w:ind w:left="200" w:leftChars="100" w:firstLine="0" w:firstLineChars="0"/>
+        <w:rPr>
+          <w:rFonts w:hint="default" w:ascii="Times New Roman" w:hAnsi="Times New Roman" w:cs="Times New Roman"/>
+          <w:b/>
+          <w:bCs/>
+          <w:lang w:val="en-US"/>
+        </w:rPr>
+      </w:pPr>
+      <w:r>
+        <w:rPr>
+          <w:rFonts w:hint="default" w:ascii="Times New Roman" w:hAnsi="Times New Roman" w:cs="Times New Roman"/>
+          <w:b/>
+          <w:bCs/>
+          <w:lang w:val="en-US"/>
+        </w:rPr>
+        <w:t>→ ACCESS_LICENSE đạt 1NF.</w:t>
+      </w:r>
+    </w:p>
+    <w:p>
+      <w:pPr>
+        <w:ind w:left="200" w:leftChars="100" w:firstLine="0" w:firstLineChars="0"/>
+        <w:rPr>
+          <w:rFonts w:hint="default" w:ascii="Times New Roman" w:hAnsi="Times New Roman" w:cs="Times New Roman"/>
+          <w:b w:val="0"/>
+          <w:bCs w:val="0"/>
+          <w:lang w:val="en-US"/>
+        </w:rPr>
+      </w:pPr>
+    </w:p>
+    <w:p>
+      <w:pPr>
+        <w:ind w:left="200" w:leftChars="100" w:firstLine="0" w:firstLineChars="0"/>
+        <w:rPr>
+          <w:rFonts w:hint="default" w:ascii="Times New Roman" w:hAnsi="Times New Roman" w:cs="Times New Roman"/>
+          <w:b w:val="0"/>
+          <w:bCs w:val="0"/>
+          <w:lang w:val="en-US"/>
+        </w:rPr>
+      </w:pPr>
+      <w:r>
+        <w:rPr>
+          <w:rFonts w:hint="default" w:ascii="Times New Roman" w:hAnsi="Times New Roman" w:cs="Times New Roman"/>
+          <w:b/>
+          <w:bCs/>
+          <w:lang w:val="en-US"/>
+        </w:rPr>
+        <w:t>ACCESS_LOG</w:t>
+      </w:r>
+      <w:r>
+        <w:rPr>
+          <w:rFonts w:hint="default" w:ascii="Times New Roman" w:hAnsi="Times New Roman" w:cs="Times New Roman"/>
+          <w:b w:val="0"/>
+          <w:bCs w:val="0"/>
+          <w:lang w:val="en-US"/>
+        </w:rPr>
+        <w:t xml:space="preserve"> (access_id, member_id, resource_id, access_time)</w:t>
+      </w:r>
+    </w:p>
+    <w:p>
+      <w:pPr>
+        <w:numPr>
+          <w:ilvl w:val="0"/>
+          <w:numId w:val="2"/>
+        </w:numPr>
+        <w:ind w:left="200" w:leftChars="100" w:firstLine="0" w:firstLineChars="0"/>
+        <w:rPr>
+          <w:rFonts w:hint="default" w:ascii="Times New Roman" w:hAnsi="Times New Roman" w:cs="Times New Roman"/>
+          <w:b w:val="0"/>
+          <w:bCs w:val="0"/>
+          <w:lang w:val="en-US"/>
+        </w:rPr>
+      </w:pPr>
+      <w:r>
+        <w:rPr>
+          <w:rFonts w:hint="default" w:ascii="Times New Roman" w:hAnsi="Times New Roman" w:cs="Times New Roman"/>
+          <w:b w:val="0"/>
+          <w:bCs w:val="0"/>
+          <w:lang w:val="en-US"/>
+        </w:rPr>
+        <w:t xml:space="preserve">Mỗi bản ghi tương ứng với một lần truy cập. </w:t>
+      </w:r>
+    </w:p>
+    <w:p>
+      <w:pPr>
+        <w:numPr>
+          <w:ilvl w:val="0"/>
+          <w:numId w:val="2"/>
+        </w:numPr>
+        <w:ind w:left="200" w:leftChars="100" w:firstLine="0" w:firstLineChars="0"/>
+        <w:rPr>
+          <w:rFonts w:hint="default" w:ascii="Times New Roman" w:hAnsi="Times New Roman" w:cs="Times New Roman"/>
+          <w:b w:val="0"/>
+          <w:bCs w:val="0"/>
+          <w:lang w:val="en-US"/>
+        </w:rPr>
+      </w:pPr>
+      <w:r>
+        <w:rPr>
+          <w:rFonts w:hint="default" w:ascii="Times New Roman" w:hAnsi="Times New Roman" w:cs="Times New Roman"/>
+          <w:b w:val="0"/>
+          <w:bCs w:val="0"/>
+          <w:lang w:val="en-US"/>
+        </w:rPr>
+        <w:t xml:space="preserve">access_id, member_id, resource_id và access_time đều chứa một giá trị nguyên tử. </w:t>
+      </w:r>
+    </w:p>
+    <w:p>
+      <w:pPr>
+        <w:numPr>
+          <w:ilvl w:val="0"/>
+          <w:numId w:val="2"/>
+        </w:numPr>
+        <w:ind w:left="200" w:leftChars="100" w:firstLine="0" w:firstLineChars="0"/>
+        <w:rPr>
+          <w:rFonts w:hint="default" w:ascii="Times New Roman" w:hAnsi="Times New Roman" w:cs="Times New Roman"/>
+          <w:b w:val="0"/>
+          <w:bCs w:val="0"/>
+          <w:lang w:val="en-US"/>
+        </w:rPr>
+      </w:pPr>
+      <w:r>
+        <w:rPr>
+          <w:rFonts w:hint="default" w:ascii="Times New Roman" w:hAnsi="Times New Roman" w:cs="Times New Roman"/>
+          <w:b w:val="0"/>
+          <w:bCs w:val="0"/>
+          <w:lang w:val="en-US"/>
+        </w:rPr>
+        <w:t xml:space="preserve">Nhiều lần truy cập được lưu thành nhiều bản ghi riêng biệt. </w:t>
+      </w:r>
+    </w:p>
+    <w:p>
+      <w:pPr>
+        <w:ind w:left="200" w:leftChars="100" w:firstLine="0" w:firstLineChars="0"/>
+        <w:rPr>
+          <w:rFonts w:hint="default" w:ascii="Times New Roman" w:hAnsi="Times New Roman" w:cs="Times New Roman"/>
+          <w:b/>
+          <w:bCs/>
+          <w:lang w:val="en-US"/>
+        </w:rPr>
+      </w:pPr>
+      <w:r>
+        <w:rPr>
+          <w:rFonts w:hint="default" w:ascii="Times New Roman" w:hAnsi="Times New Roman" w:cs="Times New Roman"/>
+          <w:b/>
+          <w:bCs/>
+          <w:lang w:val="en-US"/>
+        </w:rPr>
+        <w:t>→ ACCESS_LOG đạt 1NF.</w:t>
+      </w:r>
+    </w:p>
+    <w:p>
+      <w:pPr>
+        <w:ind w:left="200" w:leftChars="100" w:firstLine="0" w:firstLineChars="0"/>
+        <w:rPr>
+          <w:rFonts w:hint="default" w:ascii="Times New Roman" w:hAnsi="Times New Roman" w:cs="Times New Roman"/>
+          <w:b w:val="0"/>
+          <w:bCs w:val="0"/>
+          <w:lang w:val="en-US"/>
+        </w:rPr>
+      </w:pPr>
+      <w:r>
+        <w:rPr>
+          <w:rFonts w:hint="default" w:ascii="Times New Roman" w:hAnsi="Times New Roman" w:cs="Times New Roman"/>
+          <w:b w:val="0"/>
+          <w:bCs w:val="0"/>
+          <w:lang w:val="en-US"/>
+        </w:rPr>
+        <w:pict>
+          <v:rect id="_x0000_i1025" o:spt="1" style="height:1.5pt;width:432pt;" fillcolor="#A0A0A0" filled="t" stroked="f" coordsize="21600,21600" o:hr="t" o:hrstd="t" o:hralign="center">
+            <v:path/>
+            <v:fill on="t" focussize="0,0"/>
+            <v:stroke on="f"/>
+            <v:imagedata o:title=""/>
+            <o:lock v:ext="edit"/>
+            <w10:wrap type="none"/>
+            <w10:anchorlock/>
+          </v:rect>
+        </w:pict>
+      </w:r>
+    </w:p>
+    <w:p>
+      <w:pPr>
+        <w:ind w:left="200" w:leftChars="100" w:firstLine="0" w:firstLineChars="0"/>
+        <w:rPr>
+          <w:rFonts w:hint="default" w:ascii="Times New Roman" w:hAnsi="Times New Roman" w:cs="Times New Roman"/>
+          <w:b/>
+          <w:bCs/>
+          <w:lang w:val="en-US"/>
+        </w:rPr>
+      </w:pPr>
+      <w:r>
+        <w:rPr>
+          <w:rFonts w:hint="default" w:ascii="Times New Roman" w:hAnsi="Times New Roman" w:cs="Times New Roman"/>
+          <w:b/>
+          <w:bCs/>
+          <w:lang w:val="en-US"/>
+        </w:rPr>
+        <w:t>Nhóm 5 - Bảng bắc cầu N:M thuần</w:t>
+      </w:r>
+    </w:p>
+    <w:p>
+      <w:pPr>
+        <w:ind w:left="200" w:leftChars="100" w:firstLine="0" w:firstLineChars="0"/>
+        <w:rPr>
+          <w:rFonts w:hint="default" w:ascii="Times New Roman" w:hAnsi="Times New Roman" w:cs="Times New Roman"/>
+          <w:b w:val="0"/>
+          <w:bCs w:val="0"/>
+          <w:lang w:val="en-US"/>
+        </w:rPr>
+      </w:pPr>
+      <w:r>
+        <w:rPr>
+          <w:rFonts w:hint="default" w:ascii="Times New Roman" w:hAnsi="Times New Roman" w:cs="Times New Roman"/>
+          <w:b/>
+          <w:bCs/>
+          <w:lang w:val="en-US"/>
+        </w:rPr>
+        <w:t>RESOURCE_AUTHOR</w:t>
+      </w:r>
+      <w:r>
+        <w:rPr>
+          <w:rFonts w:hint="default" w:ascii="Times New Roman" w:hAnsi="Times New Roman" w:cs="Times New Roman"/>
+          <w:b w:val="0"/>
+          <w:bCs w:val="0"/>
+          <w:lang w:val="en-US"/>
+        </w:rPr>
+        <w:t xml:space="preserve"> (author_id, resource_id)</w:t>
+      </w:r>
+    </w:p>
+    <w:p>
+      <w:pPr>
+        <w:numPr>
+          <w:ilvl w:val="0"/>
+          <w:numId w:val="2"/>
+        </w:numPr>
+        <w:ind w:left="200" w:leftChars="100" w:firstLine="0" w:firstLineChars="0"/>
+        <w:rPr>
+          <w:rFonts w:hint="default" w:ascii="Times New Roman" w:hAnsi="Times New Roman" w:cs="Times New Roman"/>
+          <w:b w:val="0"/>
+          <w:bCs w:val="0"/>
+          <w:lang w:val="en-US"/>
+        </w:rPr>
+      </w:pPr>
+      <w:r>
+        <w:rPr>
+          <w:rFonts w:hint="default" w:ascii="Times New Roman" w:hAnsi="Times New Roman" w:cs="Times New Roman"/>
+          <w:b w:val="0"/>
+          <w:bCs w:val="0"/>
+          <w:lang w:val="en-US"/>
+        </w:rPr>
+        <w:t xml:space="preserve">author_id và resource_id đều chứa một giá trị đơn. </w:t>
+      </w:r>
+    </w:p>
+    <w:p>
+      <w:pPr>
+        <w:numPr>
+          <w:ilvl w:val="0"/>
+          <w:numId w:val="2"/>
+        </w:numPr>
+        <w:ind w:left="200" w:leftChars="100" w:firstLine="0" w:firstLineChars="0"/>
+        <w:rPr>
+          <w:rFonts w:hint="default" w:ascii="Times New Roman" w:hAnsi="Times New Roman" w:cs="Times New Roman"/>
+          <w:b w:val="0"/>
+          <w:bCs w:val="0"/>
+          <w:lang w:val="en-US"/>
+        </w:rPr>
+      </w:pPr>
+      <w:r>
+        <w:rPr>
+          <w:rFonts w:hint="default" w:ascii="Times New Roman" w:hAnsi="Times New Roman" w:cs="Times New Roman"/>
+          <w:b w:val="0"/>
+          <w:bCs w:val="0"/>
+          <w:lang w:val="en-US"/>
+        </w:rPr>
+        <w:t xml:space="preserve">Mỗi cặp (author_id, resource_id) được biểu diễn bằng một bản ghi riêng. </w:t>
+      </w:r>
+    </w:p>
+    <w:p>
+      <w:pPr>
+        <w:numPr>
+          <w:ilvl w:val="0"/>
+          <w:numId w:val="2"/>
+        </w:numPr>
+        <w:ind w:left="200" w:leftChars="100" w:firstLine="0" w:firstLineChars="0"/>
+        <w:rPr>
+          <w:rFonts w:hint="default" w:ascii="Times New Roman" w:hAnsi="Times New Roman" w:cs="Times New Roman"/>
+          <w:b w:val="0"/>
+          <w:bCs w:val="0"/>
+          <w:lang w:val="en-US"/>
+        </w:rPr>
+      </w:pPr>
+      <w:r>
+        <w:rPr>
+          <w:rFonts w:hint="default" w:ascii="Times New Roman" w:hAnsi="Times New Roman" w:cs="Times New Roman"/>
+          <w:b w:val="0"/>
+          <w:bCs w:val="0"/>
+          <w:lang w:val="en-US"/>
+        </w:rPr>
+        <w:t xml:space="preserve">Không lưu danh sách nhiều Author hoặc Resource trong một ô. </w:t>
+      </w:r>
+    </w:p>
+    <w:p>
+      <w:pPr>
+        <w:ind w:left="200" w:leftChars="100" w:firstLine="0" w:firstLineChars="0"/>
+        <w:rPr>
+          <w:rFonts w:hint="default" w:ascii="Times New Roman" w:hAnsi="Times New Roman" w:cs="Times New Roman"/>
+          <w:b/>
+          <w:bCs/>
+          <w:lang w:val="en-US"/>
+        </w:rPr>
+      </w:pPr>
+      <w:r>
+        <w:rPr>
+          <w:rFonts w:hint="default" w:ascii="Times New Roman" w:hAnsi="Times New Roman" w:cs="Times New Roman"/>
+          <w:b/>
+          <w:bCs/>
+          <w:lang w:val="en-US"/>
+        </w:rPr>
+        <w:t>→ RESOURCE_AUTHOR đạt 1NF.</w:t>
+      </w:r>
+    </w:p>
+    <w:p>
+      <w:pPr>
+        <w:ind w:left="200" w:leftChars="100" w:firstLine="0" w:firstLineChars="0"/>
+        <w:rPr>
+          <w:rFonts w:hint="default" w:ascii="Times New Roman" w:hAnsi="Times New Roman" w:cs="Times New Roman"/>
+          <w:b w:val="0"/>
+          <w:bCs w:val="0"/>
+          <w:lang w:val="en-US"/>
+        </w:rPr>
+      </w:pPr>
+    </w:p>
+    <w:p>
+      <w:pPr>
+        <w:ind w:left="200" w:leftChars="100" w:firstLine="0" w:firstLineChars="0"/>
+        <w:rPr>
+          <w:rFonts w:hint="default" w:ascii="Times New Roman" w:hAnsi="Times New Roman" w:cs="Times New Roman"/>
+          <w:b/>
+          <w:bCs/>
+          <w:lang w:val="en-US"/>
+        </w:rPr>
+      </w:pPr>
+      <w:r>
+        <w:rPr>
+          <w:rFonts w:hint="default" w:ascii="Times New Roman" w:hAnsi="Times New Roman" w:cs="Times New Roman"/>
+          <w:b/>
+          <w:bCs/>
+          <w:lang w:val="en-US"/>
+        </w:rPr>
+        <w:t>Kết luận chuẩn 1NF</w:t>
+      </w:r>
+    </w:p>
+    <w:p>
+      <w:pPr>
+        <w:numPr>
+          <w:ilvl w:val="0"/>
+          <w:numId w:val="2"/>
+        </w:numPr>
+        <w:ind w:left="200" w:leftChars="100" w:firstLine="0" w:firstLineChars="0"/>
+        <w:rPr>
+          <w:rFonts w:hint="default" w:ascii="Times New Roman" w:hAnsi="Times New Roman" w:cs="Times New Roman"/>
+          <w:b w:val="0"/>
+          <w:bCs w:val="0"/>
+          <w:lang w:val="en-US"/>
+        </w:rPr>
+      </w:pPr>
+      <w:r>
+        <w:rPr>
+          <w:rFonts w:hint="default" w:ascii="Times New Roman" w:hAnsi="Times New Roman" w:cs="Times New Roman"/>
+          <w:b w:val="0"/>
+          <w:bCs w:val="0"/>
+          <w:lang w:val="en-US"/>
+        </w:rPr>
+        <w:t>Tất cả các quan hệ trong cơ sở dữ liệu đều thỏa mãn chuẩn 1NF vì:</w:t>
+      </w:r>
+    </w:p>
+    <w:p>
+      <w:pPr>
+        <w:numPr>
+          <w:ilvl w:val="0"/>
+          <w:numId w:val="2"/>
+        </w:numPr>
+        <w:ind w:left="200" w:leftChars="100" w:firstLine="0" w:firstLineChars="0"/>
+        <w:rPr>
+          <w:rFonts w:hint="default" w:ascii="Times New Roman" w:hAnsi="Times New Roman" w:cs="Times New Roman"/>
+          <w:b w:val="0"/>
+          <w:bCs w:val="0"/>
+          <w:lang w:val="en-US"/>
+        </w:rPr>
+      </w:pPr>
+      <w:r>
+        <w:rPr>
+          <w:rFonts w:hint="default" w:ascii="Times New Roman" w:hAnsi="Times New Roman" w:cs="Times New Roman"/>
+          <w:b w:val="0"/>
+          <w:bCs w:val="0"/>
+          <w:lang w:val="en-US"/>
+        </w:rPr>
+        <w:t xml:space="preserve">Mỗi thuộc tính chỉ chứa một giá trị nguyên tử. </w:t>
+      </w:r>
+    </w:p>
+    <w:p>
+      <w:pPr>
+        <w:numPr>
+          <w:ilvl w:val="0"/>
+          <w:numId w:val="2"/>
+        </w:numPr>
+        <w:ind w:left="200" w:leftChars="100" w:firstLine="0" w:firstLineChars="0"/>
+        <w:rPr>
+          <w:rFonts w:hint="default" w:ascii="Times New Roman" w:hAnsi="Times New Roman" w:cs="Times New Roman"/>
+          <w:b w:val="0"/>
+          <w:bCs w:val="0"/>
+          <w:lang w:val="en-US"/>
+        </w:rPr>
+      </w:pPr>
+      <w:r>
+        <w:rPr>
+          <w:rFonts w:hint="default" w:ascii="Times New Roman" w:hAnsi="Times New Roman" w:cs="Times New Roman"/>
+          <w:b w:val="0"/>
+          <w:bCs w:val="0"/>
+          <w:lang w:val="en-US"/>
+        </w:rPr>
+        <w:t xml:space="preserve">Không tồn tại nhóm thuộc tính lặp. </w:t>
+      </w:r>
+    </w:p>
+    <w:p>
+      <w:pPr>
+        <w:numPr>
+          <w:ilvl w:val="0"/>
+          <w:numId w:val="2"/>
+        </w:numPr>
+        <w:ind w:left="200" w:leftChars="100" w:firstLine="0" w:firstLineChars="0"/>
+        <w:rPr>
+          <w:rFonts w:hint="default" w:ascii="Times New Roman" w:hAnsi="Times New Roman" w:cs="Times New Roman"/>
+          <w:b w:val="0"/>
+          <w:bCs w:val="0"/>
+          <w:lang w:val="en-US"/>
+        </w:rPr>
+      </w:pPr>
+      <w:r>
+        <w:rPr>
+          <w:rFonts w:hint="default" w:ascii="Times New Roman" w:hAnsi="Times New Roman" w:cs="Times New Roman"/>
+          <w:b w:val="0"/>
+          <w:bCs w:val="0"/>
+          <w:lang w:val="en-US"/>
+        </w:rPr>
+        <w:t xml:space="preserve">Các quan hệ N:M được tách thành bảng bắc cầu. </w:t>
+      </w:r>
+    </w:p>
+    <w:p>
+      <w:pPr>
+        <w:numPr>
+          <w:ilvl w:val="0"/>
+          <w:numId w:val="2"/>
+        </w:numPr>
+        <w:ind w:left="400" w:leftChars="100" w:hanging="200" w:hangingChars="100"/>
+        <w:rPr>
+          <w:rFonts w:hint="default" w:ascii="Times New Roman" w:hAnsi="Times New Roman" w:cs="Times New Roman"/>
+          <w:b w:val="0"/>
+          <w:bCs w:val="0"/>
+          <w:lang w:val="en-US"/>
+        </w:rPr>
+      </w:pPr>
+      <w:r>
+        <w:rPr>
+          <w:rFonts w:hint="default" w:ascii="Times New Roman" w:hAnsi="Times New Roman" w:cs="Times New Roman"/>
+          <w:b w:val="0"/>
+          <w:bCs w:val="0"/>
+          <w:lang w:val="en-US"/>
+        </w:rPr>
+        <w:t xml:space="preserve">Các quan hệ có khả năng chứa nhiều đối tượng, chẳng hạn một LOAN_RECORD có nhiều           BOOK_COPY, được tách thành quan hệ LOANED_COPY thay vì lưu nhiều giá trị trong cùng một ô. </w:t>
+      </w:r>
+    </w:p>
+    <w:p>
+      <w:pPr>
+        <w:ind w:left="200" w:leftChars="100" w:firstLine="0" w:firstLineChars="0"/>
+        <w:rPr>
+          <w:rFonts w:hint="default" w:ascii="Times New Roman" w:hAnsi="Times New Roman" w:cs="Times New Roman"/>
+          <w:b w:val="0"/>
+          <w:bCs w:val="0"/>
+          <w:lang w:val="en-US"/>
+        </w:rPr>
+      </w:pPr>
+    </w:p>
+    <w:p>
+      <w:pPr>
+        <w:rPr>
+          <w:rFonts w:hint="default" w:ascii="Times New Roman" w:hAnsi="Times New Roman" w:cs="Times New Roman"/>
+          <w:b/>
+          <w:bCs/>
+          <w:lang w:val="en-US"/>
+        </w:rPr>
+      </w:pPr>
+      <w:r>
+        <w:rPr>
+          <w:rFonts w:hint="default" w:ascii="Times New Roman" w:hAnsi="Times New Roman" w:cs="Times New Roman"/>
+          <w:b/>
+          <w:bCs/>
+          <w:lang w:val="en-US"/>
+        </w:rPr>
+        <w:t>2.3.4 Chuẩn hóa 2NF</w:t>
+      </w:r>
+    </w:p>
+    <w:p>
+      <w:pPr>
+        <w:rPr>
+          <w:rFonts w:hint="default" w:ascii="Times New Roman" w:hAnsi="Times New Roman" w:cs="Times New Roman"/>
+        </w:rPr>
+      </w:pPr>
+    </w:p>
+    <w:p>
+      <w:pPr>
+        <w:rPr>
+          <w:rFonts w:hint="default" w:ascii="Times New Roman" w:hAnsi="Times New Roman" w:cs="Times New Roman"/>
+        </w:rPr>
+      </w:pPr>
+      <w:r>
+        <w:rPr>
+          <w:rFonts w:hint="default" w:ascii="Times New Roman" w:hAnsi="Times New Roman" w:cs="Times New Roman"/>
+        </w:rPr>
+        <w:t>Một quan hệ đạt dạng chuẩn 2 (Second Normal Form – 2NF) khi:</w:t>
+      </w:r>
+    </w:p>
+    <w:p>
+      <w:pPr>
+        <w:numPr>
+          <w:ilvl w:val="0"/>
+          <w:numId w:val="2"/>
+        </w:numPr>
+        <w:ind w:left="420" w:leftChars="0" w:hanging="420" w:firstLineChars="0"/>
+        <w:rPr>
+          <w:rFonts w:hint="default" w:ascii="Times New Roman" w:hAnsi="Times New Roman" w:cs="Times New Roman"/>
+        </w:rPr>
+      </w:pPr>
+      <w:r>
+        <w:rPr>
+          <w:rFonts w:hint="default" w:ascii="Times New Roman" w:hAnsi="Times New Roman" w:cs="Times New Roman"/>
+        </w:rPr>
+        <w:t xml:space="preserve">Quan hệ đã đạt 1NF. </w:t>
+      </w:r>
+    </w:p>
+    <w:p>
+      <w:pPr>
+        <w:numPr>
+          <w:ilvl w:val="0"/>
+          <w:numId w:val="2"/>
+        </w:numPr>
+        <w:ind w:left="420" w:leftChars="0" w:hanging="420" w:firstLineChars="0"/>
+        <w:rPr>
+          <w:rFonts w:hint="default" w:ascii="Times New Roman" w:hAnsi="Times New Roman" w:cs="Times New Roman"/>
+        </w:rPr>
+      </w:pPr>
+      <w:r>
+        <w:rPr>
+          <w:rFonts w:hint="default" w:ascii="Times New Roman" w:hAnsi="Times New Roman" w:cs="Times New Roman"/>
+        </w:rPr>
+        <w:t xml:space="preserve">Mọi thuộc tính không khóa phải phụ thuộc đầy đủ vào toàn bộ khóa ứng viên. </w:t>
+      </w:r>
+    </w:p>
+    <w:p>
+      <w:pPr>
+        <w:numPr>
+          <w:ilvl w:val="0"/>
+          <w:numId w:val="2"/>
+        </w:numPr>
+        <w:ind w:left="420" w:leftChars="0" w:hanging="420" w:firstLineChars="0"/>
+        <w:rPr>
+          <w:rFonts w:hint="default" w:ascii="Times New Roman" w:hAnsi="Times New Roman" w:cs="Times New Roman"/>
+        </w:rPr>
+      </w:pPr>
+      <w:r>
+        <w:rPr>
+          <w:rFonts w:hint="default" w:ascii="Times New Roman" w:hAnsi="Times New Roman" w:cs="Times New Roman"/>
+        </w:rPr>
+        <w:t>Không tồn tại phụ thuộc bộ phận, tức một thuộc tính không khóa không được phụ thuộc vào một phần thực sự của khóa ứng viên ghép</w:t>
+      </w:r>
+    </w:p>
+    <w:p>
+      <w:pPr>
+        <w:rPr>
+          <w:rFonts w:hint="default" w:ascii="Times New Roman" w:hAnsi="Times New Roman" w:cs="Times New Roman"/>
+        </w:rPr>
+      </w:pPr>
+    </w:p>
+    <w:p>
+      <w:pPr>
+        <w:numPr>
+          <w:ilvl w:val="0"/>
+          <w:numId w:val="3"/>
+        </w:numPr>
+        <w:ind w:left="420" w:leftChars="0" w:hanging="420" w:firstLineChars="0"/>
+        <w:rPr>
+          <w:rFonts w:hint="default" w:ascii="Times New Roman" w:hAnsi="Times New Roman" w:cs="Times New Roman"/>
+        </w:rPr>
+      </w:pPr>
+      <w:r>
+        <w:rPr>
+          <w:rFonts w:hint="default" w:ascii="Times New Roman" w:hAnsi="Times New Roman" w:cs="Times New Roman"/>
+        </w:rPr>
+        <w:t xml:space="preserve">Do phụ thuộc bộ phận chỉ có thể xảy ra đối với các quan hệ có khóa ứng viên ghép, quá trình kiểm tra 2NF tập trung vào hai quan hệ ACCESS_LICENSE và RESOURCE_AUTHOR. Các quan hệ còn lại chỉ có khóa ứng viên đơn nên tự động đạt </w:t>
+      </w:r>
+      <w:r>
+        <w:rPr>
+          <w:rFonts w:hint="default" w:ascii="Times New Roman" w:hAnsi="Times New Roman" w:cs="Times New Roman"/>
+          <w:b/>
+          <w:bCs/>
+        </w:rPr>
+        <w:t>2NF</w:t>
+      </w:r>
+      <w:r>
+        <w:rPr>
+          <w:rFonts w:hint="default" w:ascii="Times New Roman" w:hAnsi="Times New Roman" w:cs="Times New Roman"/>
+        </w:rPr>
+        <w:t>.</w:t>
+      </w:r>
+    </w:p>
+    <w:p>
+      <w:pPr>
+        <w:rPr>
+          <w:rFonts w:hint="default" w:ascii="Times New Roman" w:hAnsi="Times New Roman" w:cs="Times New Roman"/>
+        </w:rPr>
+      </w:pPr>
+    </w:p>
+    <w:p>
+      <w:pPr>
+        <w:rPr>
+          <w:rFonts w:hint="default" w:ascii="Times New Roman" w:hAnsi="Times New Roman" w:cs="Times New Roman"/>
+          <w:b/>
+          <w:bCs/>
+        </w:rPr>
+      </w:pPr>
+      <w:r>
+        <w:rPr>
+          <w:rFonts w:hint="default" w:ascii="Times New Roman" w:hAnsi="Times New Roman" w:cs="Times New Roman"/>
+          <w:b/>
+          <w:bCs/>
+        </w:rPr>
+        <w:t xml:space="preserve">ACCESS_LICENSE </w:t>
+      </w:r>
+    </w:p>
+    <w:p>
+      <w:pPr>
+        <w:numPr>
+          <w:ilvl w:val="0"/>
+          <w:numId w:val="4"/>
+        </w:numPr>
+        <w:ind w:left="420" w:leftChars="0" w:hanging="420" w:firstLineChars="0"/>
+        <w:rPr>
+          <w:rFonts w:hint="default" w:ascii="Times New Roman" w:hAnsi="Times New Roman" w:cs="Times New Roman"/>
+        </w:rPr>
+      </w:pPr>
+      <w:r>
+        <w:rPr>
+          <w:rFonts w:hint="default" w:ascii="Times New Roman" w:hAnsi="Times New Roman" w:cs="Times New Roman"/>
+          <w:lang w:val="en-US"/>
+        </w:rPr>
+        <w:t>Khóa ứng viên</w:t>
+      </w:r>
+      <w:r>
+        <w:rPr>
+          <w:rFonts w:hint="default" w:ascii="Times New Roman" w:hAnsi="Times New Roman" w:cs="Times New Roman"/>
+        </w:rPr>
+        <w:t xml:space="preserve">: {license_id, resource_id} </w:t>
+      </w:r>
+    </w:p>
+    <w:p>
+      <w:pPr>
+        <w:numPr>
+          <w:ilvl w:val="0"/>
+          <w:numId w:val="4"/>
+        </w:numPr>
+        <w:ind w:left="420" w:leftChars="0" w:hanging="420" w:firstLineChars="0"/>
+        <w:rPr>
+          <w:rFonts w:hint="default" w:ascii="Times New Roman" w:hAnsi="Times New Roman" w:cs="Times New Roman"/>
+        </w:rPr>
+      </w:pPr>
+      <w:r>
+        <w:rPr>
+          <w:rFonts w:hint="default" w:ascii="Times New Roman" w:hAnsi="Times New Roman" w:cs="Times New Roman"/>
+        </w:rPr>
+        <w:t>FD:</w:t>
+      </w:r>
+      <w:r>
+        <w:rPr>
+          <w:rFonts w:hint="default" w:ascii="Times New Roman" w:hAnsi="Times New Roman" w:cs="Times New Roman"/>
+        </w:rPr>
+        <w:br w:type="textWrapping"/>
+      </w:r>
+      <w:r>
+        <w:rPr>
+          <w:rFonts w:hint="default" w:ascii="Times New Roman" w:hAnsi="Times New Roman" w:cs="Times New Roman"/>
+        </w:rPr>
+        <w:t xml:space="preserve">(license_id, resource_id) → granted_date </w:t>
+      </w:r>
+    </w:p>
+    <w:p>
+      <w:pPr>
+        <w:numPr>
+          <w:ilvl w:val="0"/>
+          <w:numId w:val="4"/>
+        </w:numPr>
+        <w:ind w:left="420" w:leftChars="0" w:hanging="420" w:firstLineChars="0"/>
+        <w:rPr>
+          <w:rFonts w:hint="default" w:ascii="Times New Roman" w:hAnsi="Times New Roman" w:cs="Times New Roman"/>
+        </w:rPr>
+      </w:pPr>
+      <w:r>
+        <w:rPr>
+          <w:rFonts w:hint="default" w:ascii="Times New Roman" w:hAnsi="Times New Roman" w:cs="Times New Roman"/>
+        </w:rPr>
+        <w:t>Không có:</w:t>
+      </w:r>
+      <w:r>
+        <w:rPr>
+          <w:rFonts w:hint="default" w:ascii="Times New Roman" w:hAnsi="Times New Roman" w:cs="Times New Roman"/>
+        </w:rPr>
+        <w:br w:type="textWrapping"/>
+      </w:r>
+      <w:r>
+        <w:rPr>
+          <w:rFonts w:hint="default" w:ascii="Times New Roman" w:hAnsi="Times New Roman" w:cs="Times New Roman"/>
+        </w:rPr>
+        <w:t xml:space="preserve">license_id → granted_date </w:t>
+      </w:r>
+    </w:p>
+    <w:p>
+      <w:pPr>
+        <w:numPr>
+          <w:ilvl w:val="0"/>
+          <w:numId w:val="4"/>
+        </w:numPr>
+        <w:ind w:left="420" w:leftChars="0" w:hanging="420" w:firstLineChars="0"/>
+        <w:rPr>
+          <w:rFonts w:hint="default" w:ascii="Times New Roman" w:hAnsi="Times New Roman" w:cs="Times New Roman"/>
+        </w:rPr>
+      </w:pPr>
+      <w:r>
+        <w:rPr>
+          <w:rFonts w:hint="default" w:ascii="Times New Roman" w:hAnsi="Times New Roman" w:cs="Times New Roman"/>
+        </w:rPr>
+        <w:t>Không có:</w:t>
+      </w:r>
+      <w:r>
+        <w:rPr>
+          <w:rFonts w:hint="default" w:ascii="Times New Roman" w:hAnsi="Times New Roman" w:cs="Times New Roman"/>
+        </w:rPr>
+        <w:br w:type="textWrapping"/>
+      </w:r>
+      <w:r>
+        <w:rPr>
+          <w:rFonts w:hint="default" w:ascii="Times New Roman" w:hAnsi="Times New Roman" w:cs="Times New Roman"/>
+        </w:rPr>
+        <w:t xml:space="preserve">resource_id → granted_date </w:t>
+      </w:r>
+    </w:p>
+    <w:p>
+      <w:pPr>
+        <w:rPr>
+          <w:rFonts w:hint="default" w:ascii="Times New Roman" w:hAnsi="Times New Roman" w:cs="Times New Roman"/>
+          <w:b/>
+          <w:bCs/>
+        </w:rPr>
+      </w:pPr>
+      <w:r>
+        <w:rPr>
+          <w:rFonts w:hint="default" w:ascii="Times New Roman" w:hAnsi="Times New Roman" w:cs="Times New Roman"/>
+          <w:b/>
+          <w:bCs/>
+        </w:rPr>
+        <w:t xml:space="preserve">→ granted_date phụ thuộc đầy đủ vào toàn bộ khóa ghép. </w:t>
+      </w:r>
+    </w:p>
+    <w:p>
+      <w:pPr>
+        <w:ind w:firstLine="402" w:firstLineChars="200"/>
+        <w:rPr>
+          <w:rFonts w:hint="default" w:ascii="Times New Roman" w:hAnsi="Times New Roman" w:cs="Times New Roman"/>
+          <w:b/>
+          <w:bCs/>
+        </w:rPr>
+      </w:pPr>
+      <w:r>
+        <w:rPr>
+          <w:rFonts w:hint="default" w:ascii="Times New Roman" w:hAnsi="Times New Roman" w:cs="Times New Roman"/>
+          <w:b/>
+          <w:bCs/>
+        </w:rPr>
+        <w:t xml:space="preserve">Đạt 2NF. </w:t>
+      </w:r>
+    </w:p>
+    <w:p>
+      <w:pPr>
+        <w:rPr>
+          <w:rFonts w:hint="default" w:ascii="Times New Roman" w:hAnsi="Times New Roman" w:cs="Times New Roman"/>
+          <w:b/>
+          <w:bCs/>
+        </w:rPr>
+      </w:pPr>
+    </w:p>
+    <w:p>
+      <w:pPr>
+        <w:rPr>
+          <w:rFonts w:hint="default" w:ascii="Times New Roman" w:hAnsi="Times New Roman" w:cs="Times New Roman"/>
+        </w:rPr>
+      </w:pPr>
+      <w:r>
+        <w:rPr>
+          <w:rFonts w:hint="default" w:ascii="Times New Roman" w:hAnsi="Times New Roman" w:cs="Times New Roman"/>
+          <w:b/>
+          <w:bCs/>
+        </w:rPr>
+        <w:t xml:space="preserve">RESOURCE_AUTHOR </w:t>
+      </w:r>
+    </w:p>
+    <w:p>
+      <w:pPr>
+        <w:numPr>
+          <w:ilvl w:val="0"/>
+          <w:numId w:val="4"/>
+        </w:numPr>
+        <w:ind w:left="420" w:leftChars="0" w:hanging="420" w:firstLineChars="0"/>
+        <w:rPr>
+          <w:rFonts w:hint="default" w:ascii="Times New Roman" w:hAnsi="Times New Roman" w:cs="Times New Roman"/>
+        </w:rPr>
+      </w:pPr>
+      <w:r>
+        <w:rPr>
+          <w:rFonts w:hint="default" w:ascii="Times New Roman" w:hAnsi="Times New Roman" w:cs="Times New Roman"/>
+          <w:lang w:val="en-US"/>
+        </w:rPr>
+        <w:t>Khóa ứng viên</w:t>
+      </w:r>
+      <w:r>
+        <w:rPr>
+          <w:rFonts w:hint="default" w:ascii="Times New Roman" w:hAnsi="Times New Roman" w:cs="Times New Roman"/>
+        </w:rPr>
+        <w:t xml:space="preserve">: {author_id, resource_id} </w:t>
+      </w:r>
+    </w:p>
+    <w:p>
+      <w:pPr>
+        <w:numPr>
+          <w:ilvl w:val="0"/>
+          <w:numId w:val="4"/>
+        </w:numPr>
+        <w:ind w:left="420" w:leftChars="0" w:hanging="420" w:firstLineChars="0"/>
+        <w:rPr>
+          <w:rFonts w:hint="default" w:ascii="Times New Roman" w:hAnsi="Times New Roman" w:cs="Times New Roman"/>
+        </w:rPr>
+      </w:pPr>
+      <w:r>
+        <w:rPr>
+          <w:rFonts w:hint="default" w:ascii="Times New Roman" w:hAnsi="Times New Roman" w:cs="Times New Roman"/>
+        </w:rPr>
+        <w:t xml:space="preserve">Không có thuộc tính không khóa. </w:t>
+      </w:r>
+    </w:p>
+    <w:p>
+      <w:pPr>
+        <w:rPr>
+          <w:rFonts w:hint="default" w:ascii="Times New Roman" w:hAnsi="Times New Roman" w:cs="Times New Roman"/>
+          <w:b/>
+          <w:bCs/>
+        </w:rPr>
+      </w:pPr>
+      <w:r>
+        <w:rPr>
+          <w:rFonts w:hint="default" w:ascii="Times New Roman" w:hAnsi="Times New Roman" w:cs="Times New Roman"/>
+          <w:b/>
+          <w:bCs/>
+        </w:rPr>
+        <w:t xml:space="preserve">→ Không thể tồn tại phụ thuộc bộ phận. </w:t>
+      </w:r>
+    </w:p>
+    <w:p>
+      <w:pPr>
+        <w:ind w:firstLine="402" w:firstLineChars="200"/>
+        <w:rPr>
+          <w:rFonts w:hint="default" w:ascii="Times New Roman" w:hAnsi="Times New Roman" w:cs="Times New Roman"/>
+          <w:b/>
+          <w:bCs/>
+        </w:rPr>
+      </w:pPr>
+      <w:r>
+        <w:rPr>
+          <w:rFonts w:hint="default" w:ascii="Times New Roman" w:hAnsi="Times New Roman" w:cs="Times New Roman"/>
+          <w:b/>
+          <w:bCs/>
+        </w:rPr>
+        <w:t>Đạt 2NF.</w:t>
+      </w:r>
+    </w:p>
+    <w:p>
+      <w:pPr>
+        <w:ind w:firstLine="402" w:firstLineChars="200"/>
+        <w:rPr>
+          <w:rFonts w:hint="default" w:ascii="Times New Roman" w:hAnsi="Times New Roman" w:cs="Times New Roman"/>
+          <w:b/>
+          <w:bCs/>
+        </w:rPr>
+      </w:pPr>
+    </w:p>
+    <w:p>
+      <w:pPr>
+        <w:rPr>
+          <w:rFonts w:hint="default" w:ascii="Times New Roman" w:hAnsi="Times New Roman" w:cs="Times New Roman"/>
+          <w:b/>
+          <w:bCs/>
+          <w:lang w:val="en-US"/>
+        </w:rPr>
+      </w:pPr>
+      <w:r>
+        <w:rPr>
+          <w:rFonts w:hint="default" w:ascii="Times New Roman" w:hAnsi="Times New Roman" w:cs="Times New Roman"/>
+          <w:b/>
+          <w:bCs/>
+          <w:lang w:val="en-US"/>
+        </w:rPr>
+        <w:t>2.3.5 Chuẩn hóa 3NF</w:t>
+      </w:r>
+    </w:p>
+    <w:p>
+      <w:pPr>
+        <w:rPr>
+          <w:rFonts w:hint="default" w:ascii="Times New Roman" w:hAnsi="Times New Roman" w:cs="Times New Roman"/>
+        </w:rPr>
+      </w:pPr>
+    </w:p>
+    <w:p>
+      <w:pPr>
+        <w:rPr>
+          <w:rFonts w:hint="default" w:ascii="Times New Roman" w:hAnsi="Times New Roman" w:cs="Times New Roman"/>
+        </w:rPr>
+      </w:pPr>
+      <w:r>
+        <w:rPr>
+          <w:rFonts w:hint="default" w:ascii="Times New Roman" w:hAnsi="Times New Roman" w:cs="Times New Roman"/>
+        </w:rPr>
+        <w:t>Một quan hệ đạt chuẩn 3NF (Third Normal Form - dạng chuẩn thứ ba) khi:</w:t>
+      </w:r>
+    </w:p>
+    <w:p>
+      <w:pPr>
+        <w:numPr>
+          <w:ilvl w:val="0"/>
+          <w:numId w:val="4"/>
+        </w:numPr>
+        <w:ind w:left="420" w:leftChars="0" w:hanging="420" w:firstLineChars="0"/>
+        <w:rPr>
+          <w:rFonts w:hint="default" w:ascii="Times New Roman" w:hAnsi="Times New Roman" w:cs="Times New Roman"/>
+        </w:rPr>
+      </w:pPr>
+      <w:r>
+        <w:rPr>
+          <w:rFonts w:hint="default" w:ascii="Times New Roman" w:hAnsi="Times New Roman" w:cs="Times New Roman"/>
+        </w:rPr>
+        <w:t>Quan hệ đã đạt 2NF.</w:t>
+      </w:r>
+    </w:p>
+    <w:p>
+      <w:pPr>
+        <w:numPr>
+          <w:ilvl w:val="0"/>
+          <w:numId w:val="4"/>
+        </w:numPr>
+        <w:ind w:left="420" w:leftChars="0" w:hanging="420" w:firstLineChars="0"/>
+        <w:rPr>
+          <w:rFonts w:hint="default" w:ascii="Times New Roman" w:hAnsi="Times New Roman" w:cs="Times New Roman"/>
+        </w:rPr>
+      </w:pPr>
+      <w:r>
+        <w:rPr>
+          <w:rFonts w:hint="default" w:ascii="Times New Roman" w:hAnsi="Times New Roman" w:cs="Times New Roman"/>
+        </w:rPr>
+        <w:t>Với mọi phụ thuộc hàm không tầm thường (X -&gt; A), phải thỏa mãn ít nhất một trong hai điều kiện:</w:t>
+      </w:r>
+    </w:p>
+    <w:p>
+      <w:pPr>
+        <w:numPr>
+          <w:ilvl w:val="0"/>
+          <w:numId w:val="4"/>
+        </w:numPr>
+        <w:ind w:left="420" w:leftChars="0" w:hanging="420" w:firstLineChars="0"/>
+        <w:rPr>
+          <w:rFonts w:hint="default" w:ascii="Times New Roman" w:hAnsi="Times New Roman" w:cs="Times New Roman"/>
+        </w:rPr>
+      </w:pPr>
+      <w:r>
+        <w:rPr>
+          <w:rFonts w:hint="default" w:ascii="Times New Roman" w:hAnsi="Times New Roman" w:cs="Times New Roman"/>
+        </w:rPr>
+        <w:t>X là siêu khóa (superkey); hoặc</w:t>
+      </w:r>
+    </w:p>
+    <w:p>
+      <w:pPr>
+        <w:numPr>
+          <w:ilvl w:val="0"/>
+          <w:numId w:val="4"/>
+        </w:numPr>
+        <w:ind w:left="420" w:leftChars="0" w:hanging="420" w:firstLineChars="0"/>
+        <w:rPr>
+          <w:rFonts w:hint="default" w:ascii="Times New Roman" w:hAnsi="Times New Roman" w:cs="Times New Roman"/>
+        </w:rPr>
+      </w:pPr>
+      <w:r>
+        <w:rPr>
+          <w:rFonts w:hint="default" w:ascii="Times New Roman" w:hAnsi="Times New Roman" w:cs="Times New Roman"/>
+        </w:rPr>
+        <w:t>A là thuộc tính khóa (prime attribute).</w:t>
+      </w:r>
+    </w:p>
+    <w:p>
+      <w:pPr>
+        <w:rPr>
+          <w:rFonts w:hint="default" w:ascii="Times New Roman" w:hAnsi="Times New Roman" w:cs="Times New Roman"/>
+        </w:rPr>
+      </w:pPr>
+    </w:p>
+    <w:p>
+      <w:pPr>
+        <w:rPr>
+          <w:rFonts w:hint="default" w:ascii="Times New Roman" w:hAnsi="Times New Roman" w:cs="Times New Roman"/>
+          <w:b/>
+          <w:bCs/>
+          <w:lang w:val="en-US"/>
+        </w:rPr>
+      </w:pPr>
+      <w:r>
+        <w:rPr>
+          <w:rFonts w:hint="default" w:ascii="Times New Roman" w:hAnsi="Times New Roman" w:cs="Times New Roman"/>
+          <w:b/>
+          <w:bCs/>
+          <w:lang w:val="en-US"/>
+        </w:rPr>
+        <w:t>Kiểm tra 3NF:</w:t>
+      </w:r>
+    </w:p>
+    <w:p>
+      <w:pPr>
+        <w:rPr>
+          <w:rFonts w:hint="default" w:ascii="Times New Roman" w:hAnsi="Times New Roman" w:cs="Times New Roman"/>
+          <w:lang w:val="en-US"/>
+        </w:rPr>
+      </w:pPr>
+    </w:p>
+    <w:p>
+      <w:pPr>
+        <w:numPr>
+          <w:ilvl w:val="0"/>
+          <w:numId w:val="4"/>
+        </w:numPr>
+        <w:ind w:left="420" w:leftChars="0" w:hanging="420" w:firstLineChars="0"/>
+        <w:rPr>
+          <w:rFonts w:hint="default" w:ascii="Times New Roman" w:hAnsi="Times New Roman" w:cs="Times New Roman"/>
+        </w:rPr>
+      </w:pPr>
+      <w:r>
+        <w:rPr>
+          <w:rFonts w:hint="default" w:ascii="Times New Roman" w:hAnsi="Times New Roman" w:cs="Times New Roman"/>
+          <w:b/>
+          <w:bCs/>
+        </w:rPr>
+        <w:t>PERSON:</w:t>
+      </w:r>
+    </w:p>
+    <w:p>
+      <w:pPr>
+        <w:numPr>
+          <w:numId w:val="0"/>
+        </w:numPr>
+        <w:ind w:leftChars="0" w:firstLine="400" w:firstLineChars="200"/>
+        <w:rPr>
+          <w:rFonts w:hint="default" w:ascii="Times New Roman" w:hAnsi="Times New Roman" w:cs="Times New Roman"/>
+          <w:b/>
+          <w:bCs/>
+        </w:rPr>
+      </w:pPr>
+      <w:r>
+        <w:rPr>
+          <w:rFonts w:hint="default" w:ascii="Times New Roman" w:hAnsi="Times New Roman" w:cs="Times New Roman"/>
+        </w:rPr>
+        <w:t>person_id -&gt; full_name, email, status</w:t>
+      </w:r>
+    </w:p>
+    <w:p>
+      <w:pPr>
+        <w:numPr>
+          <w:numId w:val="0"/>
+        </w:numPr>
+        <w:ind w:leftChars="0" w:firstLine="400" w:firstLineChars="200"/>
+        <w:rPr>
+          <w:rFonts w:hint="default" w:ascii="Times New Roman" w:hAnsi="Times New Roman" w:cs="Times New Roman"/>
+          <w:b/>
+          <w:bCs/>
+        </w:rPr>
+      </w:pPr>
+      <w:r>
+        <w:rPr>
+          <w:rFonts w:hint="default" w:ascii="Times New Roman" w:hAnsi="Times New Roman" w:cs="Times New Roman"/>
+        </w:rPr>
+        <w:t>email -&gt; person_id, full_name, status</w:t>
+      </w:r>
+    </w:p>
+    <w:p>
+      <w:pPr>
+        <w:numPr>
+          <w:numId w:val="0"/>
+        </w:numPr>
+        <w:ind w:left="400" w:leftChars="200" w:firstLine="0" w:firstLineChars="0"/>
+        <w:rPr>
+          <w:rFonts w:hint="default" w:ascii="Times New Roman" w:hAnsi="Times New Roman" w:cs="Times New Roman"/>
+          <w:b w:val="0"/>
+          <w:bCs w:val="0"/>
+        </w:rPr>
+      </w:pPr>
+      <w:r>
+        <w:rPr>
+          <w:rFonts w:hint="default" w:ascii="Times New Roman" w:hAnsi="Times New Roman" w:cs="Times New Roman"/>
+        </w:rPr>
+        <w:t xml:space="preserve">Trong đó person_id và email đều là khóa ứng viên. Do đó, vế trái của các phụ thuộc hàm đều là siêu khóa -&gt; </w:t>
+      </w:r>
+      <w:r>
+        <w:rPr>
+          <w:rFonts w:hint="default" w:ascii="Times New Roman" w:hAnsi="Times New Roman" w:cs="Times New Roman"/>
+          <w:b w:val="0"/>
+          <w:bCs w:val="0"/>
+        </w:rPr>
+        <w:t>đạt 3NF.</w:t>
+      </w:r>
+    </w:p>
+    <w:p>
+      <w:pPr>
+        <w:rPr>
+          <w:rFonts w:hint="default" w:ascii="Times New Roman" w:hAnsi="Times New Roman" w:cs="Times New Roman"/>
+          <w:b/>
+          <w:bCs/>
+        </w:rPr>
+      </w:pPr>
+    </w:p>
+    <w:p>
+      <w:pPr>
+        <w:numPr>
+          <w:ilvl w:val="0"/>
+          <w:numId w:val="4"/>
+        </w:numPr>
+        <w:ind w:left="420" w:leftChars="0" w:hanging="420" w:firstLineChars="0"/>
+        <w:rPr>
+          <w:rFonts w:hint="default" w:ascii="Times New Roman" w:hAnsi="Times New Roman" w:cs="Times New Roman"/>
+          <w:b/>
+          <w:bCs/>
+        </w:rPr>
+      </w:pPr>
+      <w:r>
+        <w:rPr>
+          <w:rFonts w:hint="default" w:ascii="Times New Roman" w:hAnsi="Times New Roman" w:cs="Times New Roman"/>
+          <w:b/>
+          <w:bCs/>
+        </w:rPr>
+        <w:t>MEMBER:</w:t>
+      </w:r>
+    </w:p>
+    <w:p>
+      <w:pPr>
+        <w:numPr>
+          <w:numId w:val="0"/>
+        </w:numPr>
+        <w:ind w:firstLine="500" w:firstLineChars="250"/>
+        <w:rPr>
+          <w:rFonts w:hint="default" w:ascii="Times New Roman" w:hAnsi="Times New Roman" w:cs="Times New Roman"/>
+        </w:rPr>
+      </w:pPr>
+      <w:r>
+        <w:rPr>
+          <w:rFonts w:hint="default" w:ascii="Times New Roman" w:hAnsi="Times New Roman" w:cs="Times New Roman"/>
+        </w:rPr>
+        <w:t>member_id -&gt; member_type, max_loan_limit</w:t>
+      </w:r>
+    </w:p>
+    <w:p>
+      <w:pPr>
+        <w:numPr>
+          <w:numId w:val="0"/>
+        </w:numPr>
+        <w:ind w:firstLine="500" w:firstLineChars="250"/>
+        <w:rPr>
+          <w:rFonts w:hint="default" w:ascii="Times New Roman" w:hAnsi="Times New Roman" w:cs="Times New Roman"/>
+        </w:rPr>
+      </w:pPr>
+      <w:r>
+        <w:rPr>
+          <w:rFonts w:hint="default" w:ascii="Times New Roman" w:hAnsi="Times New Roman" w:cs="Times New Roman"/>
+        </w:rPr>
+        <w:t>member_id là khóa ứng viên -&gt; đạt 3NF.</w:t>
+      </w:r>
+    </w:p>
+    <w:p>
+      <w:pPr>
+        <w:numPr>
+          <w:numId w:val="0"/>
+        </w:numPr>
+        <w:ind w:leftChars="0"/>
+        <w:rPr>
+          <w:rFonts w:hint="default" w:ascii="Times New Roman" w:hAnsi="Times New Roman" w:cs="Times New Roman"/>
+        </w:rPr>
+      </w:pPr>
+    </w:p>
+    <w:p>
+      <w:pPr>
+        <w:numPr>
+          <w:ilvl w:val="0"/>
+          <w:numId w:val="4"/>
+        </w:numPr>
+        <w:ind w:left="420" w:leftChars="0" w:hanging="420" w:firstLineChars="0"/>
+        <w:rPr>
+          <w:rFonts w:hint="default" w:ascii="Times New Roman" w:hAnsi="Times New Roman" w:cs="Times New Roman"/>
+        </w:rPr>
+      </w:pPr>
+      <w:r>
+        <w:rPr>
+          <w:rFonts w:hint="default" w:ascii="Times New Roman" w:hAnsi="Times New Roman" w:cs="Times New Roman"/>
+          <w:b/>
+          <w:bCs/>
+        </w:rPr>
+        <w:t>AUTHOR:</w:t>
+      </w:r>
+      <w:r>
+        <w:rPr>
+          <w:rFonts w:hint="default" w:ascii="Times New Roman" w:hAnsi="Times New Roman" w:cs="Times New Roman"/>
+        </w:rPr>
+        <w:br w:type="textWrapping"/>
+      </w:r>
+      <w:r>
+        <w:rPr>
+          <w:rFonts w:hint="default" w:ascii="Times New Roman" w:hAnsi="Times New Roman" w:cs="Times New Roman"/>
+        </w:rPr>
+        <w:t>author_id -&gt; affiliation</w:t>
+      </w:r>
+      <w:r>
+        <w:rPr>
+          <w:rFonts w:hint="default" w:ascii="Times New Roman" w:hAnsi="Times New Roman" w:cs="Times New Roman"/>
+        </w:rPr>
+        <w:br w:type="textWrapping"/>
+      </w:r>
+      <w:r>
+        <w:rPr>
+          <w:rFonts w:hint="default" w:ascii="Times New Roman" w:hAnsi="Times New Roman" w:cs="Times New Roman"/>
+        </w:rPr>
+        <w:t>author_id là khóa ứng viên -&gt; đạt 3NF.</w:t>
+      </w:r>
+    </w:p>
+    <w:p>
+      <w:pPr>
+        <w:rPr>
+          <w:rFonts w:hint="default" w:ascii="Times New Roman" w:hAnsi="Times New Roman" w:cs="Times New Roman"/>
+        </w:rPr>
+      </w:pPr>
+    </w:p>
+    <w:p>
+      <w:pPr>
+        <w:numPr>
+          <w:ilvl w:val="0"/>
+          <w:numId w:val="4"/>
+        </w:numPr>
+        <w:ind w:left="420" w:leftChars="0" w:hanging="420" w:firstLineChars="0"/>
+        <w:rPr>
+          <w:rFonts w:hint="default" w:ascii="Times New Roman" w:hAnsi="Times New Roman" w:cs="Times New Roman"/>
+        </w:rPr>
+      </w:pPr>
+      <w:r>
+        <w:rPr>
+          <w:rFonts w:hint="default" w:ascii="Times New Roman" w:hAnsi="Times New Roman" w:cs="Times New Roman"/>
+          <w:b/>
+          <w:bCs/>
+        </w:rPr>
+        <w:t>LIBRARIAN:</w:t>
+      </w:r>
+      <w:r>
+        <w:rPr>
+          <w:rFonts w:hint="default" w:ascii="Times New Roman" w:hAnsi="Times New Roman" w:cs="Times New Roman"/>
+        </w:rPr>
+        <w:br w:type="textWrapping"/>
+      </w:r>
+      <w:r>
+        <w:rPr>
+          <w:rFonts w:hint="default" w:ascii="Times New Roman" w:hAnsi="Times New Roman" w:cs="Times New Roman"/>
+        </w:rPr>
+        <w:t>librarian_id -&gt; hire_date</w:t>
+      </w:r>
+      <w:r>
+        <w:rPr>
+          <w:rFonts w:hint="default" w:ascii="Times New Roman" w:hAnsi="Times New Roman" w:cs="Times New Roman"/>
+        </w:rPr>
+        <w:br w:type="textWrapping"/>
+      </w:r>
+      <w:r>
+        <w:rPr>
+          <w:rFonts w:hint="default" w:ascii="Times New Roman" w:hAnsi="Times New Roman" w:cs="Times New Roman"/>
+        </w:rPr>
+        <w:t>librarian_id là khóa ứng viên -&gt; đạt 3NF.</w:t>
+      </w:r>
+    </w:p>
+    <w:p>
+      <w:pPr>
+        <w:rPr>
+          <w:rFonts w:hint="default" w:ascii="Times New Roman" w:hAnsi="Times New Roman" w:cs="Times New Roman"/>
+        </w:rPr>
+      </w:pPr>
+    </w:p>
+    <w:p>
+      <w:pPr>
+        <w:numPr>
+          <w:ilvl w:val="0"/>
+          <w:numId w:val="4"/>
+        </w:numPr>
+        <w:ind w:left="420" w:leftChars="0" w:hanging="420" w:firstLineChars="0"/>
+        <w:rPr>
+          <w:rFonts w:hint="default" w:ascii="Times New Roman" w:hAnsi="Times New Roman" w:cs="Times New Roman"/>
+        </w:rPr>
+      </w:pPr>
+      <w:r>
+        <w:rPr>
+          <w:rFonts w:hint="default" w:ascii="Times New Roman" w:hAnsi="Times New Roman" w:cs="Times New Roman"/>
+          <w:b/>
+          <w:bCs/>
+        </w:rPr>
+        <w:t>RESOURCE:</w:t>
+      </w:r>
+      <w:r>
+        <w:rPr>
+          <w:rFonts w:hint="default" w:ascii="Times New Roman" w:hAnsi="Times New Roman" w:cs="Times New Roman"/>
+        </w:rPr>
+        <w:br w:type="textWrapping"/>
+      </w:r>
+      <w:r>
+        <w:rPr>
+          <w:rFonts w:hint="default" w:ascii="Times New Roman" w:hAnsi="Times New Roman" w:cs="Times New Roman"/>
+        </w:rPr>
+        <w:t>resource_id -&gt; title, publish_date</w:t>
+      </w:r>
+      <w:r>
+        <w:rPr>
+          <w:rFonts w:hint="default" w:ascii="Times New Roman" w:hAnsi="Times New Roman" w:cs="Times New Roman"/>
+        </w:rPr>
+        <w:br w:type="textWrapping"/>
+      </w:r>
+      <w:r>
+        <w:rPr>
+          <w:rFonts w:hint="default" w:ascii="Times New Roman" w:hAnsi="Times New Roman" w:cs="Times New Roman"/>
+        </w:rPr>
+        <w:t>resource_id là khóa ứng viên -&gt; đạt 3NF.</w:t>
+      </w:r>
+    </w:p>
+    <w:p>
+      <w:pPr>
+        <w:rPr>
+          <w:rFonts w:hint="default" w:ascii="Times New Roman" w:hAnsi="Times New Roman" w:cs="Times New Roman"/>
+        </w:rPr>
+      </w:pPr>
+    </w:p>
+    <w:p>
+      <w:pPr>
+        <w:numPr>
+          <w:ilvl w:val="0"/>
+          <w:numId w:val="4"/>
+        </w:numPr>
+        <w:ind w:left="420" w:leftChars="0" w:hanging="420" w:firstLineChars="0"/>
+        <w:rPr>
+          <w:rFonts w:hint="default" w:ascii="Times New Roman" w:hAnsi="Times New Roman" w:cs="Times New Roman"/>
+        </w:rPr>
+      </w:pPr>
+      <w:r>
+        <w:rPr>
+          <w:rFonts w:hint="default" w:ascii="Times New Roman" w:hAnsi="Times New Roman" w:cs="Times New Roman"/>
+          <w:b/>
+          <w:bCs/>
+        </w:rPr>
+        <w:t>PHYSICAL_BOOK:</w:t>
+      </w:r>
+      <w:r>
+        <w:rPr>
+          <w:rFonts w:hint="default" w:ascii="Times New Roman" w:hAnsi="Times New Roman" w:cs="Times New Roman"/>
+        </w:rPr>
+        <w:br w:type="textWrapping"/>
+      </w:r>
+      <w:r>
+        <w:rPr>
+          <w:rFonts w:hint="default" w:ascii="Times New Roman" w:hAnsi="Times New Roman" w:cs="Times New Roman"/>
+        </w:rPr>
+        <w:t>resource_id -&gt; isbn, genre</w:t>
+      </w:r>
+      <w:r>
+        <w:rPr>
+          <w:rFonts w:hint="default" w:ascii="Times New Roman" w:hAnsi="Times New Roman" w:cs="Times New Roman"/>
+        </w:rPr>
+        <w:br w:type="textWrapping"/>
+      </w:r>
+      <w:r>
+        <w:rPr>
+          <w:rFonts w:hint="default" w:ascii="Times New Roman" w:hAnsi="Times New Roman" w:cs="Times New Roman"/>
+        </w:rPr>
+        <w:t>isbn -&gt; resource_id, genre</w:t>
+      </w:r>
+      <w:r>
+        <w:rPr>
+          <w:rFonts w:hint="default" w:ascii="Times New Roman" w:hAnsi="Times New Roman" w:cs="Times New Roman"/>
+        </w:rPr>
+        <w:br w:type="textWrapping"/>
+      </w:r>
+      <w:r>
+        <w:rPr>
+          <w:rFonts w:hint="default" w:ascii="Times New Roman" w:hAnsi="Times New Roman" w:cs="Times New Roman"/>
+        </w:rPr>
+        <w:t>resource_id và isbn đều là khóa ứng viên -&gt; đạt 3NF.</w:t>
+      </w:r>
+    </w:p>
+    <w:p>
+      <w:pPr>
+        <w:rPr>
+          <w:rFonts w:hint="default" w:ascii="Times New Roman" w:hAnsi="Times New Roman" w:cs="Times New Roman"/>
+        </w:rPr>
+      </w:pPr>
+    </w:p>
+    <w:p>
+      <w:pPr>
+        <w:numPr>
+          <w:ilvl w:val="0"/>
+          <w:numId w:val="4"/>
+        </w:numPr>
+        <w:ind w:left="420" w:leftChars="0" w:hanging="420" w:firstLineChars="0"/>
+        <w:rPr>
+          <w:rFonts w:hint="default" w:ascii="Times New Roman" w:hAnsi="Times New Roman" w:cs="Times New Roman"/>
+        </w:rPr>
+      </w:pPr>
+      <w:r>
+        <w:rPr>
+          <w:rFonts w:hint="default" w:ascii="Times New Roman" w:hAnsi="Times New Roman" w:cs="Times New Roman"/>
+          <w:b/>
+          <w:bCs/>
+        </w:rPr>
+        <w:t>BOOK_COPY:</w:t>
+      </w:r>
+      <w:r>
+        <w:rPr>
+          <w:rFonts w:hint="default" w:ascii="Times New Roman" w:hAnsi="Times New Roman" w:cs="Times New Roman"/>
+        </w:rPr>
+        <w:br w:type="textWrapping"/>
+      </w:r>
+      <w:r>
+        <w:rPr>
+          <w:rFonts w:hint="default" w:ascii="Times New Roman" w:hAnsi="Times New Roman" w:cs="Times New Roman"/>
+        </w:rPr>
+        <w:t>copy_id -&gt; resource_id, status, shelf_location</w:t>
+      </w:r>
+      <w:r>
+        <w:rPr>
+          <w:rFonts w:hint="default" w:ascii="Times New Roman" w:hAnsi="Times New Roman" w:cs="Times New Roman"/>
+        </w:rPr>
+        <w:br w:type="textWrapping"/>
+      </w:r>
+      <w:r>
+        <w:rPr>
+          <w:rFonts w:hint="default" w:ascii="Times New Roman" w:hAnsi="Times New Roman" w:cs="Times New Roman"/>
+        </w:rPr>
+        <w:t>copy_id là khóa ứng viên -&gt; đạt 3NF.</w:t>
+      </w:r>
+    </w:p>
+    <w:p>
+      <w:pPr>
+        <w:rPr>
+          <w:rFonts w:hint="default" w:ascii="Times New Roman" w:hAnsi="Times New Roman" w:cs="Times New Roman"/>
+        </w:rPr>
+      </w:pPr>
+    </w:p>
+    <w:p>
+      <w:pPr>
+        <w:numPr>
+          <w:ilvl w:val="0"/>
+          <w:numId w:val="4"/>
+        </w:numPr>
+        <w:ind w:left="420" w:leftChars="0" w:hanging="420" w:firstLineChars="0"/>
+        <w:rPr>
+          <w:rFonts w:hint="default" w:ascii="Times New Roman" w:hAnsi="Times New Roman" w:cs="Times New Roman"/>
+        </w:rPr>
+      </w:pPr>
+      <w:r>
+        <w:rPr>
+          <w:rFonts w:hint="default" w:ascii="Times New Roman" w:hAnsi="Times New Roman" w:cs="Times New Roman"/>
+          <w:b/>
+          <w:bCs/>
+        </w:rPr>
+        <w:t>JOURNAL:</w:t>
+      </w:r>
+      <w:r>
+        <w:rPr>
+          <w:rFonts w:hint="default" w:ascii="Times New Roman" w:hAnsi="Times New Roman" w:cs="Times New Roman"/>
+        </w:rPr>
+        <w:br w:type="textWrapping"/>
+      </w:r>
+      <w:r>
+        <w:rPr>
+          <w:rFonts w:hint="default" w:ascii="Times New Roman" w:hAnsi="Times New Roman" w:cs="Times New Roman"/>
+        </w:rPr>
+        <w:t>resource_id -&gt; subject_area</w:t>
+      </w:r>
+      <w:r>
+        <w:rPr>
+          <w:rFonts w:hint="default" w:ascii="Times New Roman" w:hAnsi="Times New Roman" w:cs="Times New Roman"/>
+        </w:rPr>
+        <w:br w:type="textWrapping"/>
+      </w:r>
+      <w:r>
+        <w:rPr>
+          <w:rFonts w:hint="default" w:ascii="Times New Roman" w:hAnsi="Times New Roman" w:cs="Times New Roman"/>
+        </w:rPr>
+        <w:t>resource_id là khóa ứng viên -&gt; đạt 3NF.</w:t>
+      </w:r>
+    </w:p>
+    <w:p>
+      <w:pPr>
+        <w:rPr>
+          <w:rFonts w:hint="default" w:ascii="Times New Roman" w:hAnsi="Times New Roman" w:cs="Times New Roman"/>
+        </w:rPr>
+      </w:pPr>
+    </w:p>
+    <w:p>
+      <w:pPr>
+        <w:numPr>
+          <w:ilvl w:val="0"/>
+          <w:numId w:val="4"/>
+        </w:numPr>
+        <w:ind w:left="420" w:leftChars="0" w:hanging="420" w:firstLineChars="0"/>
+        <w:rPr>
+          <w:rFonts w:hint="default" w:ascii="Times New Roman" w:hAnsi="Times New Roman" w:cs="Times New Roman"/>
+        </w:rPr>
+      </w:pPr>
+      <w:r>
+        <w:rPr>
+          <w:rFonts w:hint="default" w:ascii="Times New Roman" w:hAnsi="Times New Roman" w:cs="Times New Roman"/>
+          <w:b/>
+          <w:bCs/>
+        </w:rPr>
+        <w:t>OPEN_ACCESS:</w:t>
+      </w:r>
+      <w:r>
+        <w:rPr>
+          <w:rFonts w:hint="default" w:ascii="Times New Roman" w:hAnsi="Times New Roman" w:cs="Times New Roman"/>
+        </w:rPr>
+        <w:br w:type="textWrapping"/>
+      </w:r>
+      <w:r>
+        <w:rPr>
+          <w:rFonts w:hint="default" w:ascii="Times New Roman" w:hAnsi="Times New Roman" w:cs="Times New Roman"/>
+        </w:rPr>
+        <w:t>resource_id -&gt; doi</w:t>
+      </w:r>
+      <w:r>
+        <w:rPr>
+          <w:rFonts w:hint="default" w:ascii="Times New Roman" w:hAnsi="Times New Roman" w:cs="Times New Roman"/>
+        </w:rPr>
+        <w:br w:type="textWrapping"/>
+      </w:r>
+      <w:r>
+        <w:rPr>
+          <w:rFonts w:hint="default" w:ascii="Times New Roman" w:hAnsi="Times New Roman" w:cs="Times New Roman"/>
+        </w:rPr>
+        <w:t>resource_id là khóa ứng viên -&gt; đạt 3NF.</w:t>
+      </w:r>
+    </w:p>
+    <w:p>
+      <w:pPr>
+        <w:rPr>
+          <w:rFonts w:hint="default" w:ascii="Times New Roman" w:hAnsi="Times New Roman" w:cs="Times New Roman"/>
+        </w:rPr>
+      </w:pPr>
+    </w:p>
+    <w:p>
+      <w:pPr>
+        <w:numPr>
+          <w:ilvl w:val="0"/>
+          <w:numId w:val="4"/>
+        </w:numPr>
+        <w:ind w:left="420" w:leftChars="0" w:hanging="420" w:firstLineChars="0"/>
+        <w:rPr>
+          <w:rFonts w:hint="default" w:ascii="Times New Roman" w:hAnsi="Times New Roman" w:cs="Times New Roman"/>
+        </w:rPr>
+      </w:pPr>
+      <w:r>
+        <w:rPr>
+          <w:rFonts w:hint="default" w:ascii="Times New Roman" w:hAnsi="Times New Roman" w:cs="Times New Roman"/>
+          <w:b/>
+          <w:bCs/>
+        </w:rPr>
+        <w:t>LOAN_RECORD:</w:t>
+      </w:r>
+      <w:r>
+        <w:rPr>
+          <w:rFonts w:hint="default" w:ascii="Times New Roman" w:hAnsi="Times New Roman" w:cs="Times New Roman"/>
+        </w:rPr>
+        <w:br w:type="textWrapping"/>
+      </w:r>
+      <w:r>
+        <w:rPr>
+          <w:rFonts w:hint="default" w:ascii="Times New Roman" w:hAnsi="Times New Roman" w:cs="Times New Roman"/>
+        </w:rPr>
+        <w:t>loan_id -&gt; member_id, librarian_id, loan_date, due_date</w:t>
+      </w:r>
+      <w:r>
+        <w:rPr>
+          <w:rFonts w:hint="default" w:ascii="Times New Roman" w:hAnsi="Times New Roman" w:cs="Times New Roman"/>
+        </w:rPr>
+        <w:br w:type="textWrapping"/>
+      </w:r>
+      <w:r>
+        <w:rPr>
+          <w:rFonts w:hint="default" w:ascii="Times New Roman" w:hAnsi="Times New Roman" w:cs="Times New Roman"/>
+        </w:rPr>
+        <w:t>loan_id là khóa ứng viên -&gt; đạt 3NF.</w:t>
+      </w:r>
+    </w:p>
+    <w:p>
+      <w:pPr>
+        <w:rPr>
+          <w:rFonts w:hint="default" w:ascii="Times New Roman" w:hAnsi="Times New Roman" w:cs="Times New Roman"/>
+        </w:rPr>
+      </w:pPr>
+    </w:p>
+    <w:p>
+      <w:pPr>
+        <w:numPr>
+          <w:ilvl w:val="0"/>
+          <w:numId w:val="4"/>
+        </w:numPr>
+        <w:ind w:left="420" w:leftChars="0" w:hanging="420" w:firstLineChars="0"/>
+        <w:rPr>
+          <w:rFonts w:hint="default" w:ascii="Times New Roman" w:hAnsi="Times New Roman" w:cs="Times New Roman"/>
+        </w:rPr>
+      </w:pPr>
+      <w:r>
+        <w:rPr>
+          <w:rFonts w:hint="default" w:ascii="Times New Roman" w:hAnsi="Times New Roman" w:cs="Times New Roman"/>
+          <w:b/>
+          <w:bCs/>
+        </w:rPr>
+        <w:t>LOANED_COPY:</w:t>
+      </w:r>
+      <w:r>
+        <w:rPr>
+          <w:rFonts w:hint="default" w:ascii="Times New Roman" w:hAnsi="Times New Roman" w:cs="Times New Roman"/>
+        </w:rPr>
+        <w:br w:type="textWrapping"/>
+      </w:r>
+      <w:r>
+        <w:rPr>
+          <w:rFonts w:hint="default" w:ascii="Times New Roman" w:hAnsi="Times New Roman" w:cs="Times New Roman"/>
+        </w:rPr>
+        <w:t>loaned_copy_id -&gt; loan_id, copy_id, return_date</w:t>
+      </w:r>
+      <w:r>
+        <w:rPr>
+          <w:rFonts w:hint="default" w:ascii="Times New Roman" w:hAnsi="Times New Roman" w:cs="Times New Roman"/>
+        </w:rPr>
+        <w:br w:type="textWrapping"/>
+      </w:r>
+      <w:r>
+        <w:rPr>
+          <w:rFonts w:hint="default" w:ascii="Times New Roman" w:hAnsi="Times New Roman" w:cs="Times New Roman"/>
+        </w:rPr>
+        <w:t>loaned_copy_id là khóa ứng viên -&gt; đạt 3NF.</w:t>
+      </w:r>
+    </w:p>
+    <w:p>
+      <w:pPr>
+        <w:rPr>
+          <w:rFonts w:hint="default" w:ascii="Times New Roman" w:hAnsi="Times New Roman" w:cs="Times New Roman"/>
+        </w:rPr>
+      </w:pPr>
+    </w:p>
+    <w:p>
+      <w:pPr>
+        <w:numPr>
+          <w:ilvl w:val="0"/>
+          <w:numId w:val="4"/>
+        </w:numPr>
+        <w:ind w:left="420" w:leftChars="0" w:hanging="420" w:firstLineChars="0"/>
+        <w:rPr>
+          <w:rFonts w:hint="default" w:ascii="Times New Roman" w:hAnsi="Times New Roman" w:cs="Times New Roman"/>
+        </w:rPr>
+      </w:pPr>
+      <w:r>
+        <w:rPr>
+          <w:rFonts w:hint="default" w:ascii="Times New Roman" w:hAnsi="Times New Roman" w:cs="Times New Roman"/>
+          <w:b/>
+          <w:bCs/>
+        </w:rPr>
+        <w:t>FINE:</w:t>
+      </w:r>
+      <w:r>
+        <w:rPr>
+          <w:rFonts w:hint="default" w:ascii="Times New Roman" w:hAnsi="Times New Roman" w:cs="Times New Roman"/>
+        </w:rPr>
+        <w:br w:type="textWrapping"/>
+      </w:r>
+      <w:r>
+        <w:rPr>
+          <w:rFonts w:hint="default" w:ascii="Times New Roman" w:hAnsi="Times New Roman" w:cs="Times New Roman"/>
+        </w:rPr>
+        <w:t>fine_id -&gt; loaned_copy_id, librarian_id, amount, paid_status</w:t>
+      </w:r>
+      <w:r>
+        <w:rPr>
+          <w:rFonts w:hint="default" w:ascii="Times New Roman" w:hAnsi="Times New Roman" w:cs="Times New Roman"/>
+        </w:rPr>
+        <w:br w:type="textWrapping"/>
+      </w:r>
+      <w:r>
+        <w:rPr>
+          <w:rFonts w:hint="default" w:ascii="Times New Roman" w:hAnsi="Times New Roman" w:cs="Times New Roman"/>
+        </w:rPr>
+        <w:t>loaned_copy_id -&gt; fine_id, librarian_id, amount, paid_status</w:t>
+      </w:r>
+      <w:r>
+        <w:rPr>
+          <w:rFonts w:hint="default" w:ascii="Times New Roman" w:hAnsi="Times New Roman" w:cs="Times New Roman"/>
+        </w:rPr>
+        <w:br w:type="textWrapping"/>
+      </w:r>
+      <w:r>
+        <w:rPr>
+          <w:rFonts w:hint="default" w:ascii="Times New Roman" w:hAnsi="Times New Roman" w:cs="Times New Roman"/>
+        </w:rPr>
+        <w:t>fine_id và loaned_copy_id đều là khóa ứng viên -&gt; đạt 3NF.</w:t>
+      </w:r>
+    </w:p>
+    <w:p>
+      <w:pPr>
+        <w:rPr>
+          <w:rFonts w:hint="default" w:ascii="Times New Roman" w:hAnsi="Times New Roman" w:cs="Times New Roman"/>
+        </w:rPr>
+      </w:pPr>
+    </w:p>
+    <w:p>
+      <w:pPr>
+        <w:numPr>
+          <w:ilvl w:val="0"/>
+          <w:numId w:val="4"/>
+        </w:numPr>
+        <w:ind w:left="420" w:leftChars="0" w:hanging="420" w:firstLineChars="0"/>
+        <w:rPr>
+          <w:rFonts w:hint="default" w:ascii="Times New Roman" w:hAnsi="Times New Roman" w:cs="Times New Roman"/>
+        </w:rPr>
+      </w:pPr>
+      <w:r>
+        <w:rPr>
+          <w:rFonts w:hint="default" w:ascii="Times New Roman" w:hAnsi="Times New Roman" w:cs="Times New Roman"/>
+          <w:b/>
+          <w:bCs/>
+        </w:rPr>
+        <w:t>LICENSE:</w:t>
+      </w:r>
+      <w:r>
+        <w:rPr>
+          <w:rFonts w:hint="default" w:ascii="Times New Roman" w:hAnsi="Times New Roman" w:cs="Times New Roman"/>
+        </w:rPr>
+        <w:br w:type="textWrapping"/>
+      </w:r>
+      <w:r>
+        <w:rPr>
+          <w:rFonts w:hint="default" w:ascii="Times New Roman" w:hAnsi="Times New Roman" w:cs="Times New Roman"/>
+        </w:rPr>
+        <w:t>license_id -&gt; license_type, description</w:t>
+      </w:r>
+      <w:r>
+        <w:rPr>
+          <w:rFonts w:hint="default" w:ascii="Times New Roman" w:hAnsi="Times New Roman" w:cs="Times New Roman"/>
+        </w:rPr>
+        <w:br w:type="textWrapping"/>
+      </w:r>
+      <w:r>
+        <w:rPr>
+          <w:rFonts w:hint="default" w:ascii="Times New Roman" w:hAnsi="Times New Roman" w:cs="Times New Roman"/>
+        </w:rPr>
+        <w:t>license_id là khóa ứng viên -&gt; đạt 3NF.</w:t>
+      </w:r>
+    </w:p>
+    <w:p>
+      <w:pPr>
+        <w:numPr>
+          <w:ilvl w:val="0"/>
+          <w:numId w:val="4"/>
+        </w:numPr>
+        <w:ind w:left="420" w:leftChars="0" w:hanging="420" w:firstLineChars="0"/>
+        <w:rPr>
+          <w:rFonts w:hint="default" w:ascii="Times New Roman" w:hAnsi="Times New Roman" w:cs="Times New Roman"/>
+        </w:rPr>
+      </w:pPr>
+      <w:r>
+        <w:rPr>
+          <w:rFonts w:hint="default" w:ascii="Times New Roman" w:hAnsi="Times New Roman" w:cs="Times New Roman"/>
+          <w:b/>
+          <w:bCs/>
+        </w:rPr>
+        <w:t>ACCESS_LICENSE:</w:t>
+      </w:r>
+      <w:r>
+        <w:rPr>
+          <w:rFonts w:hint="default" w:ascii="Times New Roman" w:hAnsi="Times New Roman" w:cs="Times New Roman"/>
+        </w:rPr>
+        <w:br w:type="textWrapping"/>
+      </w:r>
+      <w:r>
+        <w:rPr>
+          <w:rFonts w:hint="default" w:ascii="Times New Roman" w:hAnsi="Times New Roman" w:cs="Times New Roman"/>
+        </w:rPr>
+        <w:t>license_id, resource_id -&gt; granted_date</w:t>
+      </w:r>
+      <w:r>
+        <w:rPr>
+          <w:rFonts w:hint="default" w:ascii="Times New Roman" w:hAnsi="Times New Roman" w:cs="Times New Roman"/>
+        </w:rPr>
+        <w:br w:type="textWrapping"/>
+      </w:r>
+      <w:r>
+        <w:rPr>
+          <w:rFonts w:hint="default" w:ascii="Times New Roman" w:hAnsi="Times New Roman" w:cs="Times New Roman"/>
+        </w:rPr>
+        <w:t>{license_id, resource_id} là khóa ứng viên. Không tồn tại phụ thuộc hàm của một thuộc tính không khóa lên thuộc tính không khóa khác -&gt; đạt 3NF.</w:t>
+      </w:r>
+    </w:p>
+    <w:p>
+      <w:pPr>
+        <w:rPr>
+          <w:rFonts w:hint="default" w:ascii="Times New Roman" w:hAnsi="Times New Roman" w:cs="Times New Roman"/>
+        </w:rPr>
+      </w:pPr>
+    </w:p>
+    <w:p>
+      <w:pPr>
+        <w:numPr>
+          <w:ilvl w:val="0"/>
+          <w:numId w:val="4"/>
+        </w:numPr>
+        <w:ind w:left="420" w:leftChars="0" w:hanging="420" w:firstLineChars="0"/>
+        <w:rPr>
+          <w:rFonts w:hint="default" w:ascii="Times New Roman" w:hAnsi="Times New Roman" w:cs="Times New Roman"/>
+        </w:rPr>
+      </w:pPr>
+      <w:r>
+        <w:rPr>
+          <w:rFonts w:hint="default" w:ascii="Times New Roman" w:hAnsi="Times New Roman" w:cs="Times New Roman"/>
+          <w:b/>
+          <w:bCs/>
+        </w:rPr>
+        <w:t>ACCESS_LOG:</w:t>
+      </w:r>
+      <w:r>
+        <w:rPr>
+          <w:rFonts w:hint="default" w:ascii="Times New Roman" w:hAnsi="Times New Roman" w:cs="Times New Roman"/>
+        </w:rPr>
+        <w:br w:type="textWrapping"/>
+      </w:r>
+      <w:r>
+        <w:rPr>
+          <w:rFonts w:hint="default" w:ascii="Times New Roman" w:hAnsi="Times New Roman" w:cs="Times New Roman"/>
+        </w:rPr>
+        <w:t>access_id -&gt; member_id, resource_id, access_time</w:t>
+      </w:r>
+      <w:r>
+        <w:rPr>
+          <w:rFonts w:hint="default" w:ascii="Times New Roman" w:hAnsi="Times New Roman" w:cs="Times New Roman"/>
+        </w:rPr>
+        <w:br w:type="textWrapping"/>
+      </w:r>
+      <w:r>
+        <w:rPr>
+          <w:rFonts w:hint="default" w:ascii="Times New Roman" w:hAnsi="Times New Roman" w:cs="Times New Roman"/>
+        </w:rPr>
+        <w:t>access_id là khóa ứng viên -&gt; đạt 3NF.</w:t>
+      </w:r>
+    </w:p>
+    <w:p>
+      <w:pPr>
+        <w:rPr>
+          <w:rFonts w:hint="default" w:ascii="Times New Roman" w:hAnsi="Times New Roman" w:cs="Times New Roman"/>
+        </w:rPr>
+      </w:pPr>
+    </w:p>
+    <w:p>
+      <w:pPr>
+        <w:numPr>
+          <w:ilvl w:val="0"/>
+          <w:numId w:val="4"/>
+        </w:numPr>
+        <w:ind w:left="420" w:leftChars="0" w:hanging="420" w:firstLineChars="0"/>
+        <w:rPr>
+          <w:rFonts w:hint="default" w:ascii="Times New Roman" w:hAnsi="Times New Roman" w:cs="Times New Roman"/>
+        </w:rPr>
+      </w:pPr>
+      <w:r>
+        <w:rPr>
+          <w:rFonts w:hint="default" w:ascii="Times New Roman" w:hAnsi="Times New Roman" w:cs="Times New Roman"/>
+          <w:b/>
+          <w:bCs/>
+        </w:rPr>
+        <w:t>RESOURCE_AUTHOR:</w:t>
+      </w:r>
+      <w:r>
+        <w:rPr>
+          <w:rFonts w:hint="default" w:ascii="Times New Roman" w:hAnsi="Times New Roman" w:cs="Times New Roman"/>
+        </w:rPr>
+        <w:br w:type="textWrapping"/>
+      </w:r>
+      <w:r>
+        <w:rPr>
+          <w:rFonts w:hint="default" w:ascii="Times New Roman" w:hAnsi="Times New Roman" w:cs="Times New Roman"/>
+        </w:rPr>
+        <w:t>{author_id, resource_id} là khóa ứng viên và quan hệ không có thuộc tính không khóa. Do đó không tồn tại phụ thuộc hàm cần kiểm tra -&gt; đạt 3NF.</w:t>
+      </w:r>
+    </w:p>
+    <w:p>
+      <w:pPr>
+        <w:rPr>
+          <w:rFonts w:hint="default" w:ascii="Times New Roman" w:hAnsi="Times New Roman" w:cs="Times New Roman"/>
+        </w:rPr>
+      </w:pPr>
+    </w:p>
+    <w:p>
+      <w:pPr>
+        <w:rPr>
+          <w:rFonts w:hint="default" w:ascii="Times New Roman" w:hAnsi="Times New Roman" w:cs="Times New Roman"/>
+          <w:b/>
+          <w:bCs/>
+        </w:rPr>
+      </w:pPr>
+      <w:r>
+        <w:rPr>
+          <w:rFonts w:hint="default" w:ascii="Times New Roman" w:hAnsi="Times New Roman" w:cs="Times New Roman"/>
+          <w:b/>
+          <w:bCs/>
+        </w:rPr>
+        <w:t>2.3.6. Chuẩn hóa BCNF</w:t>
+      </w:r>
+    </w:p>
+    <w:p>
+      <w:pPr>
+        <w:rPr>
+          <w:rFonts w:hint="default" w:ascii="Times New Roman" w:hAnsi="Times New Roman" w:cs="Times New Roman"/>
+          <w:lang w:val="en-US"/>
+        </w:rPr>
+      </w:pPr>
+    </w:p>
+    <w:p>
+      <w:pPr>
+        <w:rPr>
+          <w:rFonts w:hint="default" w:ascii="Times New Roman" w:hAnsi="Times New Roman" w:cs="Times New Roman"/>
+          <w:lang w:val="en-US"/>
+        </w:rPr>
+      </w:pPr>
+      <w:r>
+        <w:rPr>
+          <w:rFonts w:hint="default" w:ascii="Times New Roman" w:hAnsi="Times New Roman" w:cs="Times New Roman"/>
+        </w:rPr>
+        <w:t xml:space="preserve">Một quan hệ đạt BCNF (Boyce-Codd Normal Form - dạng chuẩn Boyce-Codd) </w:t>
+      </w:r>
+      <w:r>
+        <w:rPr>
+          <w:rFonts w:hint="default" w:ascii="Times New Roman" w:hAnsi="Times New Roman" w:cs="Times New Roman"/>
+          <w:lang w:val="en-US"/>
+        </w:rPr>
+        <w:t>khi:</w:t>
+      </w:r>
+    </w:p>
+    <w:p>
+      <w:pPr>
+        <w:numPr>
+          <w:ilvl w:val="0"/>
+          <w:numId w:val="4"/>
+        </w:numPr>
+        <w:ind w:left="420" w:leftChars="0" w:hanging="420" w:firstLineChars="0"/>
+        <w:rPr>
+          <w:rFonts w:hint="default" w:ascii="Times New Roman" w:hAnsi="Times New Roman" w:cs="Times New Roman"/>
+          <w:lang w:val="en-US"/>
+        </w:rPr>
+      </w:pPr>
+      <w:r>
+        <w:rPr>
+          <w:rFonts w:hint="default" w:ascii="Times New Roman" w:hAnsi="Times New Roman" w:cs="Times New Roman"/>
+          <w:lang w:val="en-US"/>
+        </w:rPr>
+        <w:t>Quan hệ đạt 3NF</w:t>
+      </w:r>
+    </w:p>
+    <w:p>
+      <w:pPr>
+        <w:numPr>
+          <w:ilvl w:val="0"/>
+          <w:numId w:val="4"/>
+        </w:numPr>
+        <w:ind w:left="420" w:leftChars="0" w:hanging="420" w:firstLineChars="0"/>
+        <w:rPr>
+          <w:rFonts w:hint="default" w:ascii="Times New Roman" w:hAnsi="Times New Roman" w:cs="Times New Roman"/>
+        </w:rPr>
+      </w:pPr>
+      <w:r>
+        <w:rPr>
+          <w:rFonts w:hint="default" w:ascii="Times New Roman" w:hAnsi="Times New Roman" w:cs="Times New Roman"/>
+          <w:lang w:val="en-US"/>
+        </w:rPr>
+        <w:t>M</w:t>
+      </w:r>
+      <w:r>
+        <w:rPr>
+          <w:rFonts w:hint="default" w:ascii="Times New Roman" w:hAnsi="Times New Roman" w:cs="Times New Roman"/>
+        </w:rPr>
+        <w:t>ọi phụ thuộc hàm không tầm thường X -&gt; A, X phải là siêu khóa.</w:t>
+      </w:r>
+    </w:p>
+    <w:p>
+      <w:pPr>
+        <w:rPr>
+          <w:rFonts w:hint="default" w:ascii="Times New Roman" w:hAnsi="Times New Roman" w:cs="Times New Roman"/>
+        </w:rPr>
+      </w:pPr>
+    </w:p>
+    <w:p>
+      <w:pPr>
+        <w:rPr>
+          <w:rFonts w:hint="default" w:ascii="Times New Roman" w:hAnsi="Times New Roman" w:cs="Times New Roman"/>
+          <w:b/>
+          <w:bCs/>
+        </w:rPr>
+      </w:pPr>
+      <w:r>
+        <w:rPr>
+          <w:rFonts w:hint="default" w:ascii="Times New Roman" w:hAnsi="Times New Roman" w:cs="Times New Roman"/>
+          <w:b/>
+          <w:bCs/>
+        </w:rPr>
+        <w:t>Kiểm tra BCNF</w:t>
+      </w:r>
+    </w:p>
+    <w:p>
+      <w:pPr>
+        <w:rPr>
+          <w:rFonts w:hint="default" w:ascii="Times New Roman" w:hAnsi="Times New Roman" w:cs="Times New Roman"/>
+        </w:rPr>
+      </w:pPr>
+      <w:r>
+        <w:rPr>
+          <w:rFonts w:hint="default" w:ascii="Times New Roman" w:hAnsi="Times New Roman" w:cs="Times New Roman"/>
+        </w:rPr>
+        <w:t>Dựa trên các phụ thuộc hàm đã xác định:</w:t>
+      </w:r>
+    </w:p>
+    <w:p>
+      <w:pPr>
+        <w:rPr>
+          <w:rFonts w:hint="default" w:ascii="Times New Roman" w:hAnsi="Times New Roman" w:cs="Times New Roman"/>
+        </w:rPr>
+      </w:pPr>
+    </w:p>
+    <w:p>
+      <w:pPr>
+        <w:numPr>
+          <w:ilvl w:val="0"/>
+          <w:numId w:val="4"/>
+        </w:numPr>
+        <w:ind w:left="420" w:leftChars="0" w:hanging="420" w:firstLineChars="0"/>
+        <w:rPr>
+          <w:rFonts w:hint="default" w:ascii="Times New Roman" w:hAnsi="Times New Roman" w:cs="Times New Roman"/>
+        </w:rPr>
+      </w:pPr>
+      <w:r>
+        <w:rPr>
+          <w:rFonts w:hint="default" w:ascii="Times New Roman" w:hAnsi="Times New Roman" w:cs="Times New Roman"/>
+          <w:b/>
+          <w:bCs/>
+        </w:rPr>
+        <w:t>PERSON</w:t>
+      </w:r>
+      <w:r>
+        <w:rPr>
+          <w:rFonts w:hint="default" w:ascii="Times New Roman" w:hAnsi="Times New Roman" w:cs="Times New Roman"/>
+        </w:rPr>
+        <w:t>: person_id và email đều là khóa ứng viên.</w:t>
+      </w:r>
+    </w:p>
+    <w:p>
+      <w:pPr>
+        <w:numPr>
+          <w:ilvl w:val="0"/>
+          <w:numId w:val="4"/>
+        </w:numPr>
+        <w:ind w:left="420" w:leftChars="0" w:hanging="420" w:firstLineChars="0"/>
+        <w:rPr>
+          <w:rFonts w:hint="default" w:ascii="Times New Roman" w:hAnsi="Times New Roman" w:cs="Times New Roman"/>
+        </w:rPr>
+      </w:pPr>
+      <w:r>
+        <w:rPr>
+          <w:rFonts w:hint="default" w:ascii="Times New Roman" w:hAnsi="Times New Roman" w:cs="Times New Roman"/>
+          <w:b/>
+          <w:bCs/>
+        </w:rPr>
+        <w:t>PHYSICAL_BOOK</w:t>
+      </w:r>
+      <w:r>
+        <w:rPr>
+          <w:rFonts w:hint="default" w:ascii="Times New Roman" w:hAnsi="Times New Roman" w:cs="Times New Roman"/>
+        </w:rPr>
+        <w:t>: resource_id và isbn đều là khóa ứng viên.</w:t>
+      </w:r>
+    </w:p>
+    <w:p>
+      <w:pPr>
+        <w:numPr>
+          <w:ilvl w:val="0"/>
+          <w:numId w:val="4"/>
+        </w:numPr>
+        <w:ind w:left="420" w:leftChars="0" w:hanging="420" w:firstLineChars="0"/>
+        <w:rPr>
+          <w:rFonts w:hint="default" w:ascii="Times New Roman" w:hAnsi="Times New Roman" w:cs="Times New Roman"/>
+        </w:rPr>
+      </w:pPr>
+      <w:r>
+        <w:rPr>
+          <w:rFonts w:hint="default" w:ascii="Times New Roman" w:hAnsi="Times New Roman" w:cs="Times New Roman"/>
+          <w:b/>
+          <w:bCs/>
+        </w:rPr>
+        <w:t>FINE</w:t>
+      </w:r>
+      <w:r>
+        <w:rPr>
+          <w:rFonts w:hint="default" w:ascii="Times New Roman" w:hAnsi="Times New Roman" w:cs="Times New Roman"/>
+        </w:rPr>
+        <w:t>: fine_id và loaned_copy_id đều là khóa ứng viên.</w:t>
+      </w:r>
+    </w:p>
+    <w:p>
+      <w:pPr>
+        <w:numPr>
+          <w:ilvl w:val="0"/>
+          <w:numId w:val="4"/>
+        </w:numPr>
+        <w:ind w:left="420" w:leftChars="0" w:hanging="420" w:firstLineChars="0"/>
+        <w:rPr>
+          <w:rFonts w:hint="default" w:ascii="Times New Roman" w:hAnsi="Times New Roman" w:cs="Times New Roman"/>
+        </w:rPr>
+      </w:pPr>
+      <w:r>
+        <w:rPr>
+          <w:rFonts w:hint="default" w:ascii="Times New Roman" w:hAnsi="Times New Roman" w:cs="Times New Roman"/>
+        </w:rPr>
+        <w:t>Các quan hệ còn lại có vế trái của phụ thuộc hàm là khóa ứng viên.</w:t>
+      </w:r>
+    </w:p>
+    <w:p>
+      <w:pPr>
+        <w:numPr>
+          <w:ilvl w:val="0"/>
+          <w:numId w:val="4"/>
+        </w:numPr>
+        <w:ind w:left="420" w:leftChars="0" w:hanging="420" w:firstLineChars="0"/>
+        <w:rPr>
+          <w:rFonts w:hint="default" w:ascii="Times New Roman" w:hAnsi="Times New Roman" w:cs="Times New Roman"/>
+        </w:rPr>
+      </w:pPr>
+      <w:r>
+        <w:rPr>
+          <w:rFonts w:hint="default" w:ascii="Times New Roman" w:hAnsi="Times New Roman" w:cs="Times New Roman"/>
+          <w:b/>
+          <w:bCs/>
+        </w:rPr>
+        <w:t>ACCESS_LICENSE</w:t>
+      </w:r>
+      <w:r>
+        <w:rPr>
+          <w:rFonts w:hint="default" w:ascii="Times New Roman" w:hAnsi="Times New Roman" w:cs="Times New Roman"/>
+        </w:rPr>
+        <w:t xml:space="preserve"> có phụ thuộc (license_id, resource_id) -&gt; granted_date, trong đó (license_id, resource_id) là khóa ứng viên.</w:t>
+      </w:r>
+    </w:p>
+    <w:p>
+      <w:pPr>
+        <w:numPr>
+          <w:ilvl w:val="0"/>
+          <w:numId w:val="4"/>
+        </w:numPr>
+        <w:ind w:left="420" w:leftChars="0" w:hanging="420" w:firstLineChars="0"/>
+        <w:rPr>
+          <w:rFonts w:hint="default" w:ascii="Times New Roman" w:hAnsi="Times New Roman" w:cs="Times New Roman"/>
+        </w:rPr>
+      </w:pPr>
+      <w:r>
+        <w:rPr>
+          <w:rFonts w:hint="default" w:ascii="Times New Roman" w:hAnsi="Times New Roman" w:cs="Times New Roman"/>
+          <w:b/>
+          <w:bCs/>
+        </w:rPr>
+        <w:t>RESOURCE_AUTHOR</w:t>
+      </w:r>
+      <w:r>
+        <w:rPr>
+          <w:rFonts w:hint="default" w:ascii="Times New Roman" w:hAnsi="Times New Roman" w:cs="Times New Roman"/>
+        </w:rPr>
+        <w:t xml:space="preserve"> không có phụ thuộc hàm không tầm thường.</w:t>
+      </w:r>
+    </w:p>
+    <w:p>
+      <w:pPr>
+        <w:numPr>
+          <w:ilvl w:val="0"/>
+          <w:numId w:val="4"/>
+        </w:numPr>
+        <w:ind w:left="420" w:leftChars="0" w:hanging="420" w:firstLineChars="0"/>
+        <w:rPr>
+          <w:rFonts w:hint="default" w:ascii="Times New Roman" w:hAnsi="Times New Roman" w:cs="Times New Roman"/>
+        </w:rPr>
+      </w:pPr>
+      <w:r>
+        <w:rPr>
+          <w:rFonts w:hint="default" w:ascii="Times New Roman" w:hAnsi="Times New Roman" w:cs="Times New Roman"/>
+        </w:rPr>
+        <w:t>Do đó, trong tất cả các phụ thuộc hàm không tầm thường, vế trái đều là siêu khóa.</w:t>
+      </w:r>
+    </w:p>
+    <w:p>
+      <w:pPr>
+        <w:rPr>
+          <w:rFonts w:hint="default" w:ascii="Times New Roman" w:hAnsi="Times New Roman" w:cs="Times New Roman"/>
+        </w:rPr>
+      </w:pPr>
+    </w:p>
+    <w:p>
+      <w:pPr>
+        <w:rPr>
+          <w:rFonts w:hint="default" w:ascii="Times New Roman" w:hAnsi="Times New Roman" w:cs="Times New Roman"/>
+        </w:rPr>
+      </w:pPr>
+      <w:r>
+        <w:rPr>
+          <w:rFonts w:hint="default" w:ascii="Times New Roman" w:hAnsi="Times New Roman" w:cs="Times New Roman"/>
+        </w:rPr>
+        <w:t>Kết luận</w:t>
+      </w:r>
+    </w:p>
+    <w:p>
+      <w:pPr>
+        <w:rPr>
+          <w:rFonts w:hint="default" w:ascii="Times New Roman" w:hAnsi="Times New Roman" w:cs="Times New Roman"/>
+        </w:rPr>
+      </w:pPr>
+      <w:r>
+        <w:rPr>
+          <w:rFonts w:hint="default" w:ascii="Times New Roman" w:hAnsi="Times New Roman" w:cs="Times New Roman"/>
+        </w:rPr>
+        <w:t>Tất cả các quan hệ trong cơ sở dữ liệu đều đạt BCNF. Vì BCNF là dạng chuẩn cao hơn 3NF, cơ sở dữ liệu đồng thời đạt 3NF và BCNF mà không cần phân rã thêm.</w:t>
+      </w:r>
+    </w:p>
+    <w:p>
+      <w:pPr>
+        <w:rPr>
+          <w:rFonts w:hint="default" w:ascii="Times New Roman" w:hAnsi="Times New Roman" w:cs="Times New Roman"/>
+        </w:rPr>
+      </w:pPr>
     </w:p>
     <w:sectPr>
       <w:pgSz w:w="11906" w:h="16838"/>
@@ -153,6 +8154,101 @@
     </w:sectPr>
   </w:body>
 </w:document>
+</file>
+
+<file path=word/numbering.xml><?xml version="1.0" encoding="utf-8"?>
+<w:numbering xmlns:wpc="http://schemas.microsoft.com/office/word/2010/wordprocessingCanvas" xmlns:mc="http://schemas.openxmlformats.org/markup-compatibility/2006" xmlns:o="urn:schemas-microsoft-com:office:office" xmlns:r="http://schemas.openxmlformats.org/officeDocument/2006/relationships" xmlns:m="http://schemas.openxmlformats.org/officeDocument/2006/math" xmlns:v="urn:schemas-microsoft-com:vml" xmlns:wp14="http://schemas.microsoft.com/office/word/2010/wordprocessingDrawing" xmlns:wp="http://schemas.openxmlformats.org/drawingml/2006/wordprocessingDrawing" xmlns:w10="urn:schemas-microsoft-com:office:word" xmlns:w="http://schemas.openxmlformats.org/wordprocessingml/2006/main" xmlns:w14="http://schemas.microsoft.com/office/word/2010/wordml" xmlns:wpg="http://schemas.microsoft.com/office/word/2010/wordprocessingGroup" xmlns:wpi="http://schemas.microsoft.com/office/word/2010/wordprocessingInk" xmlns:wne="http://schemas.microsoft.com/office/word/2006/wordml" xmlns:wps="http://schemas.microsoft.com/office/word/2010/wordprocessingShape" xmlns:wpsCustomData="http://www.wps.cn/officeDocument/2013/wpsCustomData" mc:Ignorable="w14 wp14">
+  <w:abstractNum w:abstractNumId="0">
+    <w:nsid w:val="ECC915ED"/>
+    <w:multiLevelType w:val="singleLevel"/>
+    <w:tmpl w:val="ECC915ED"/>
+    <w:lvl w:ilvl="0" w:tentative="0">
+      <w:start w:val="1"/>
+      <w:numFmt w:val="bullet"/>
+      <w:suff w:val="space"/>
+      <w:lvlText w:val=""/>
+      <w:lvlJc w:val="left"/>
+      <w:pPr>
+        <w:ind w:left="420" w:leftChars="0" w:hanging="420" w:firstLineChars="0"/>
+      </w:pPr>
+      <w:rPr>
+        <w:rFonts w:hint="default" w:ascii="Wingdings" w:hAnsi="Wingdings"/>
+      </w:rPr>
+    </w:lvl>
+  </w:abstractNum>
+  <w:abstractNum w:abstractNumId="1">
+    <w:nsid w:val="1B4290D6"/>
+    <w:multiLevelType w:val="singleLevel"/>
+    <w:tmpl w:val="1B4290D6"/>
+    <w:lvl w:ilvl="0" w:tentative="0">
+      <w:start w:val="1"/>
+      <w:numFmt w:val="bullet"/>
+      <w:suff w:val="space"/>
+      <w:lvlText w:val=""/>
+      <w:lvlJc w:val="left"/>
+      <w:pPr>
+        <w:ind w:left="420" w:leftChars="0" w:hanging="420" w:firstLineChars="0"/>
+      </w:pPr>
+      <w:rPr>
+        <w:rFonts w:hint="default" w:ascii="Wingdings" w:hAnsi="Wingdings"/>
+        <w:sz w:val="15"/>
+        <w:szCs w:val="15"/>
+      </w:rPr>
+    </w:lvl>
+  </w:abstractNum>
+  <w:abstractNum w:abstractNumId="2">
+    <w:nsid w:val="1BA7EC6B"/>
+    <w:multiLevelType w:val="singleLevel"/>
+    <w:tmpl w:val="1BA7EC6B"/>
+    <w:lvl w:ilvl="0" w:tentative="0">
+      <w:start w:val="1"/>
+      <w:numFmt w:val="bullet"/>
+      <w:suff w:val="space"/>
+      <w:lvlText w:val=""/>
+      <w:lvlJc w:val="left"/>
+      <w:pPr>
+        <w:ind w:left="420" w:leftChars="0" w:hanging="420" w:firstLineChars="0"/>
+      </w:pPr>
+      <w:rPr>
+        <w:rFonts w:hint="default" w:ascii="Wingdings" w:hAnsi="Wingdings"/>
+        <w:sz w:val="15"/>
+        <w:szCs w:val="15"/>
+      </w:rPr>
+    </w:lvl>
+  </w:abstractNum>
+  <w:abstractNum w:abstractNumId="3">
+    <w:nsid w:val="267BC166"/>
+    <w:multiLevelType w:val="singleLevel"/>
+    <w:tmpl w:val="267BC166"/>
+    <w:lvl w:ilvl="0" w:tentative="0">
+      <w:start w:val="1"/>
+      <w:numFmt w:val="bullet"/>
+      <w:suff w:val="space"/>
+      <w:lvlText w:val=""/>
+      <w:lvlJc w:val="left"/>
+      <w:pPr>
+        <w:ind w:left="840" w:leftChars="0" w:hanging="420" w:firstLineChars="0"/>
+      </w:pPr>
+      <w:rPr>
+        <w:rFonts w:hint="default" w:ascii="Wingdings" w:hAnsi="Wingdings"/>
+        <w:sz w:val="15"/>
+        <w:szCs w:val="15"/>
+      </w:rPr>
+    </w:lvl>
+  </w:abstractNum>
+  <w:num w:numId="1">
+    <w:abstractNumId w:val="3"/>
+  </w:num>
+  <w:num w:numId="2">
+    <w:abstractNumId w:val="2"/>
+  </w:num>
+  <w:num w:numId="3">
+    <w:abstractNumId w:val="0"/>
+  </w:num>
+  <w:num w:numId="4">
+    <w:abstractNumId w:val="1"/>
+  </w:num>
+</w:numbering>
 </file>
 
 <file path=word/styles.xml><?xml version="1.0" encoding="utf-8"?>
@@ -231,7 +8327,7 @@
     <w:lsdException w:qFormat="1" w:unhideWhenUsed="0" w:uiPriority="0" w:semiHidden="0" w:name="Title"/>
     <w:lsdException w:unhideWhenUsed="0" w:uiPriority="0" w:semiHidden="0" w:name="Closing"/>
     <w:lsdException w:unhideWhenUsed="0" w:uiPriority="0" w:semiHidden="0" w:name="Signature"/>
-    <w:lsdException w:unhideWhenUsed="0" w:uiPriority="0" w:name="Default Paragraph Font"/>
+    <w:lsdException w:qFormat="1" w:unhideWhenUsed="0" w:uiPriority="0" w:name="Default Paragraph Font"/>
     <w:lsdException w:unhideWhenUsed="0" w:uiPriority="0" w:semiHidden="0" w:name="Body Text"/>
     <w:lsdException w:unhideWhenUsed="0" w:uiPriority="0" w:semiHidden="0" w:name="Body Text Indent"/>
     <w:lsdException w:unhideWhenUsed="0" w:uiPriority="0" w:semiHidden="0" w:name="List Continue"/>
@@ -258,14 +8354,14 @@
     <w:lsdException w:unhideWhenUsed="0" w:uiPriority="0" w:semiHidden="0" w:name="Document Map"/>
     <w:lsdException w:unhideWhenUsed="0" w:uiPriority="0" w:semiHidden="0" w:name="Plain Text"/>
     <w:lsdException w:unhideWhenUsed="0" w:uiPriority="0" w:semiHidden="0" w:name="E-mail Signature"/>
-    <w:lsdException w:unhideWhenUsed="0" w:uiPriority="0" w:semiHidden="0" w:name="Normal (Web)"/>
+    <w:lsdException w:qFormat="1" w:unhideWhenUsed="0" w:uiPriority="0" w:semiHidden="0" w:name="Normal (Web)"/>
     <w:lsdException w:unhideWhenUsed="0" w:uiPriority="0" w:semiHidden="0" w:name="HTML Acronym"/>
     <w:lsdException w:unhideWhenUsed="0" w:uiPriority="0" w:semiHidden="0" w:name="HTML Address"/>
     <w:lsdException w:unhideWhenUsed="0" w:uiPriority="0" w:semiHidden="0" w:name="HTML Cite"/>
-    <w:lsdException w:unhideWhenUsed="0" w:uiPriority="0" w:semiHidden="0" w:name="HTML Code"/>
+    <w:lsdException w:qFormat="1" w:unhideWhenUsed="0" w:uiPriority="0" w:semiHidden="0" w:name="HTML Code"/>
     <w:lsdException w:unhideWhenUsed="0" w:uiPriority="0" w:semiHidden="0" w:name="HTML Definition"/>
     <w:lsdException w:unhideWhenUsed="0" w:uiPriority="0" w:semiHidden="0" w:name="HTML Keyboard"/>
-    <w:lsdException w:unhideWhenUsed="0" w:uiPriority="0" w:semiHidden="0" w:name="HTML Preformatted"/>
+    <w:lsdException w:qFormat="1" w:unhideWhenUsed="0" w:uiPriority="0" w:semiHidden="0" w:name="HTML Preformatted"/>
     <w:lsdException w:unhideWhenUsed="0" w:uiPriority="0" w:semiHidden="0" w:name="HTML Sample"/>
     <w:lsdException w:unhideWhenUsed="0" w:uiPriority="0" w:semiHidden="0" w:name="HTML Typewriter"/>
     <w:lsdException w:unhideWhenUsed="0" w:uiPriority="0" w:semiHidden="0" w:name="HTML Variable"/>
@@ -314,7 +8410,7 @@
     <w:lsdException w:unhideWhenUsed="0" w:uiPriority="0" w:semiHidden="0" w:name="Table Web 2"/>
     <w:lsdException w:unhideWhenUsed="0" w:uiPriority="0" w:semiHidden="0" w:name="Table Web 3"/>
     <w:lsdException w:unhideWhenUsed="0" w:uiPriority="0" w:semiHidden="0" w:name="Balloon Text"/>
-    <w:lsdException w:unhideWhenUsed="0" w:uiPriority="0" w:semiHidden="0" w:name="Table Grid"/>
+    <w:lsdException w:qFormat="1" w:unhideWhenUsed="0" w:uiPriority="59" w:semiHidden="0" w:name="Table Grid"/>
     <w:lsdException w:unhideWhenUsed="0" w:uiPriority="0" w:semiHidden="0" w:name="Table Theme"/>
     <w:lsdException w:unhideWhenUsed="0" w:uiPriority="60" w:semiHidden="0" w:name="Light Shading"/>
     <w:lsdException w:unhideWhenUsed="0" w:uiPriority="61" w:semiHidden="0" w:name="Light List"/>
@@ -485,12 +8581,34 @@
       <w:lang w:val="en-US" w:eastAsia="zh-CN" w:bidi="ar"/>
     </w:rPr>
   </w:style>
-  <w:style w:type="character" w:default="1" w:styleId="5">
+  <w:style w:type="paragraph" w:styleId="5">
+    <w:name w:val="heading 4"/>
+    <w:next w:val="1"/>
+    <w:semiHidden/>
+    <w:unhideWhenUsed/>
+    <w:qFormat/>
+    <w:uiPriority w:val="0"/>
+    <w:pPr>
+      <w:spacing w:before="0" w:beforeAutospacing="1" w:after="0" w:afterAutospacing="1"/>
+      <w:jc w:val="left"/>
+    </w:pPr>
+    <w:rPr>
+      <w:rFonts w:hint="eastAsia" w:ascii="SimSun" w:hAnsi="SimSun" w:eastAsia="SimSun" w:cs="SimSun"/>
+      <w:b/>
+      <w:bCs/>
+      <w:kern w:val="0"/>
+      <w:sz w:val="24"/>
+      <w:szCs w:val="24"/>
+      <w:lang w:val="en-US" w:eastAsia="zh-CN" w:bidi="ar"/>
+    </w:rPr>
+  </w:style>
+  <w:style w:type="character" w:default="1" w:styleId="6">
     <w:name w:val="Default Paragraph Font"/>
     <w:semiHidden/>
+    <w:qFormat/>
     <w:uiPriority w:val="0"/>
   </w:style>
-  <w:style w:type="table" w:default="1" w:styleId="6">
+  <w:style w:type="table" w:default="1" w:styleId="7">
     <w:name w:val="Normal Table"/>
     <w:semiHidden/>
     <w:qFormat/>
@@ -504,9 +8622,10 @@
       </w:tblCellMar>
     </w:tblPr>
   </w:style>
-  <w:style w:type="character" w:styleId="7">
+  <w:style w:type="character" w:styleId="8">
     <w:name w:val="HTML Code"/>
-    <w:basedOn w:val="5"/>
+    <w:basedOn w:val="6"/>
+    <w:qFormat/>
     <w:uiPriority w:val="0"/>
     <w:rPr>
       <w:rFonts w:ascii="Courier New" w:hAnsi="Courier New" w:cs="Courier New"/>
@@ -514,8 +8633,9 @@
       <w:szCs w:val="20"/>
     </w:rPr>
   </w:style>
-  <w:style w:type="paragraph" w:styleId="8">
+  <w:style w:type="paragraph" w:styleId="9">
     <w:name w:val="HTML Preformatted"/>
+    <w:qFormat/>
     <w:uiPriority w:val="0"/>
     <w:pPr>
       <w:tabs>
@@ -546,8 +8666,9 @@
       <w:lang w:val="en-US" w:eastAsia="zh-CN" w:bidi="ar"/>
     </w:rPr>
   </w:style>
-  <w:style w:type="paragraph" w:styleId="9">
+  <w:style w:type="paragraph" w:styleId="10">
     <w:name w:val="Normal (Web)"/>
+    <w:qFormat/>
     <w:uiPriority w:val="0"/>
     <w:pPr>
       <w:spacing w:before="0" w:beforeAutospacing="1" w:after="0" w:afterAutospacing="1"/>
@@ -555,21 +8676,42 @@
       <w:jc w:val="left"/>
     </w:pPr>
     <w:rPr>
+      <w:rFonts w:ascii="Times New Roman" w:hAnsi="Times New Roman" w:eastAsia="SimSun" w:cs="Times New Roman"/>
       <w:kern w:val="0"/>
       <w:sz w:val="24"/>
       <w:szCs w:val="24"/>
       <w:lang w:val="en-US" w:eastAsia="zh-CN" w:bidi="ar"/>
     </w:rPr>
   </w:style>
-  <w:style w:type="character" w:styleId="10">
+  <w:style w:type="character" w:styleId="11">
     <w:name w:val="Strong"/>
-    <w:basedOn w:val="5"/>
+    <w:basedOn w:val="6"/>
     <w:qFormat/>
     <w:uiPriority w:val="0"/>
     <w:rPr>
       <w:b/>
       <w:bCs/>
     </w:rPr>
+  </w:style>
+  <w:style w:type="table" w:styleId="12">
+    <w:name w:val="Table Grid"/>
+    <w:basedOn w:val="7"/>
+    <w:qFormat/>
+    <w:uiPriority w:val="59"/>
+    <w:pPr>
+      <w:widowControl w:val="0"/>
+      <w:jc w:val="both"/>
+    </w:pPr>
+    <w:tblPr>
+      <w:tblBorders>
+        <w:top w:val="single" w:color="auto" w:sz="4" w:space="0"/>
+        <w:left w:val="single" w:color="auto" w:sz="4" w:space="0"/>
+        <w:bottom w:val="single" w:color="auto" w:sz="4" w:space="0"/>
+        <w:right w:val="single" w:color="auto" w:sz="4" w:space="0"/>
+        <w:insideH w:val="single" w:color="auto" w:sz="4" w:space="0"/>
+        <w:insideV w:val="single" w:color="auto" w:sz="4" w:space="0"/>
+      </w:tblBorders>
+    </w:tblPr>
   </w:style>
 </w:styles>
 </file>
